--- a/docs/KAK-DESAIN-DB-ARSITEKTUR-SIMTAMAN.docx
+++ b/docs/KAK-DESAIN-DB-ARSITEKTUR-SIMTAMAN.docx
@@ -1,81 +1,131 @@
 
 <file path=word/document.xml><?xml version="1.0" encoding="utf-8"?>
-<w:document xmlns:w="http://schemas.openxmlformats.org/wordprocessingml/2006/main">
+<w:document xmlns:wpc="http://schemas.microsoft.com/office/word/2010/wordprocessingCanvas" xmlns:cx="http://schemas.microsoft.com/office/drawing/2014/chartex" xmlns:cx1="http://schemas.microsoft.com/office/drawing/2015/9/8/chartex" xmlns:cx2="http://schemas.microsoft.com/office/drawing/2015/10/21/chartex" xmlns:cx3="http://schemas.microsoft.com/office/drawing/2016/5/9/chartex" xmlns:cx4="http://schemas.microsoft.com/office/drawing/2016/5/10/chartex" xmlns:cx5="http://schemas.microsoft.com/office/drawing/2016/5/11/chartex" xmlns:cx6="http://schemas.microsoft.com/office/drawing/2016/5/12/chartex" xmlns:cx7="http://schemas.microsoft.com/office/drawing/2016/5/13/chartex" xmlns:cx8="http://schemas.microsoft.com/office/drawing/2016/5/14/chartex" xmlns:mc="http://schemas.openxmlformats.org/markup-compatibility/2006" xmlns:aink="http://schemas.microsoft.com/office/drawing/2016/ink" xmlns:am3d="http://schemas.microsoft.com/office/drawing/2017/model3d" xmlns:o="urn:schemas-microsoft-com:office:office" xmlns:r="http://schemas.openxmlformats.org/officeDocument/2006/relationships" xmlns:m="http://schemas.openxmlformats.org/officeDocument/2006/math" xmlns:v="urn:schemas-microsoft-com:vml" xmlns:wp14="http://schemas.microsoft.com/office/word/2010/wordprocessingDrawing" xmlns:wp="http://schemas.openxmlformats.org/drawingml/2006/wordprocessingDrawing" xmlns:w10="urn:schemas-microsoft-com:office:word" xmlns:w="http://schemas.openxmlformats.org/wordprocessingml/2006/main" xmlns:w14="http://schemas.microsoft.com/office/word/2010/wordml" xmlns:w15="http://schemas.microsoft.com/office/word/2012/wordml" xmlns:w16cid="http://schemas.microsoft.com/office/word/2016/wordml/cid" xmlns:w16se="http://schemas.microsoft.com/office/word/2015/wordml/symex" xmlns:wpg="http://schemas.microsoft.com/office/word/2010/wordprocessingGroup" xmlns:wpi="http://schemas.microsoft.com/office/word/2010/wordprocessingInk" xmlns:wne="http://schemas.microsoft.com/office/word/2006/wordml" xmlns:wps="http://schemas.microsoft.com/office/word/2010/wordprocessingShape" mc:Ignorable="w14 w15 w16se w16cid wp14">
   <w:body>
     <w:p>
       <w:pPr>
+        <w:spacing w:after="200"/>
         <w:jc w:val="center"/>
-        <w:spacing w:after="200"/>
-      </w:pPr>
-      <w:r>
-        <w:rPr>
-          <w:b/>
+      </w:pPr>
+      <w:r>
+        <w:rPr>
+          <w:b/>
+          <w:color w:val="1B4332"/>
           <w:sz w:val="36"/>
+          <w:lang w:val="id-ID"/>
+        </w:rPr>
+        <w:t xml:space="preserve">SPESIFIKASI </w:t>
+      </w:r>
+      <w:bookmarkStart w:id="0" w:name="_GoBack"/>
+      <w:bookmarkEnd w:id="0"/>
+      <w:proofErr w:type="spellStart"/>
+      <w:r>
+        <w:rPr>
+          <w:b/>
           <w:color w:val="1B4332"/>
-        </w:rPr>
-        <w:t>Dokumentasi SIMTAMAN</w:t>
-      </w:r>
-    </w:p>
-    <w:p>
-      <w:pPr>
-        <w:jc w:val="center"/>
-        <w:spacing w:after="120"/>
-      </w:pPr>
-      <w:r>
-        <w:rPr>
-          <w:sz w:val="24"/>
-          <w:color w:val="40916C"/>
-        </w:rPr>
-        <w:t>Kerangka Acuan Kerja · Desain Basis Data · Arsitektur Sistem</w:t>
-      </w:r>
-    </w:p>
-    <w:p>
-      <w:pPr>
-        <w:jc w:val="center"/>
-        <w:spacing w:after="60"/>
-      </w:pPr>
-      <w:r>
-        <w:rPr>
-          <w:i/>
-          <w:sz w:val="20"/>
-          <w:color w:val="666666"/>
-        </w:rPr>
-        <w:t>Sistem Informasi Manajemen Pertamanan — Disperakimtan Kota Batam</w:t>
-      </w:r>
-    </w:p>
-    <w:p>
-      <w:pPr>
-        <w:jc w:val="center"/>
-        <w:spacing w:after="60"/>
-      </w:pPr>
-      <w:r>
-        <w:rPr>
-          <w:i/>
-          <w:sz w:val="20"/>
-          <w:color w:val="666666"/>
-        </w:rPr>
-        <w:t>Versi 1.0 · September 2026 · Laravel 12 / PHP 8.2+</w:t>
-      </w:r>
-    </w:p>
-    <w:p>
-      <w:r>
-        <w:t/>
-      </w:r>
-    </w:p>
-    <w:p>
-      <w:pPr>
-        <w:spacing w:before="360" w:after="120"/>
+          <w:sz w:val="36"/>
+        </w:rPr>
+        <w:t>SIMTAMAN</w:t>
+      </w:r>
+      <w:proofErr w:type="spellEnd"/>
+    </w:p>
+    <w:p/>
+    <w:p>
+      <w:pPr>
         <w:pBdr>
           <w:bottom w:val="single" w:sz="6" w:space="1" w:color="40916C"/>
         </w:pBdr>
-      </w:pPr>
-      <w:r>
-        <w:rPr>
-          <w:b/>
+        <w:spacing w:before="360" w:after="120"/>
+      </w:pPr>
+      <w:proofErr w:type="spellStart"/>
+      <w:r>
+        <w:rPr>
+          <w:b/>
+          <w:color w:val="1B4332"/>
           <w:sz w:val="28"/>
+        </w:rPr>
+        <w:t>BAGIAN</w:t>
+      </w:r>
+      <w:proofErr w:type="spellEnd"/>
+      <w:r>
+        <w:rPr>
+          <w:b/>
           <w:color w:val="1B4332"/>
-        </w:rPr>
-        <w:t>BAGIAN A — KERANGKA ACUAN KERJA (KAK)</w:t>
+          <w:sz w:val="28"/>
+        </w:rPr>
+        <w:t xml:space="preserve"> A — </w:t>
+      </w:r>
+      <w:proofErr w:type="spellStart"/>
+      <w:r>
+        <w:rPr>
+          <w:b/>
+          <w:color w:val="1B4332"/>
+          <w:sz w:val="28"/>
+        </w:rPr>
+        <w:t>KERANGKA</w:t>
+      </w:r>
+      <w:proofErr w:type="spellEnd"/>
+      <w:r>
+        <w:rPr>
+          <w:b/>
+          <w:color w:val="1B4332"/>
+          <w:sz w:val="28"/>
+        </w:rPr>
+        <w:t xml:space="preserve"> </w:t>
+      </w:r>
+      <w:proofErr w:type="spellStart"/>
+      <w:r>
+        <w:rPr>
+          <w:b/>
+          <w:color w:val="1B4332"/>
+          <w:sz w:val="28"/>
+        </w:rPr>
+        <w:t>ACUAN</w:t>
+      </w:r>
+      <w:proofErr w:type="spellEnd"/>
+      <w:r>
+        <w:rPr>
+          <w:b/>
+          <w:color w:val="1B4332"/>
+          <w:sz w:val="28"/>
+        </w:rPr>
+        <w:t xml:space="preserve"> </w:t>
+      </w:r>
+      <w:proofErr w:type="spellStart"/>
+      <w:r>
+        <w:rPr>
+          <w:b/>
+          <w:color w:val="1B4332"/>
+          <w:sz w:val="28"/>
+        </w:rPr>
+        <w:t>KERJA</w:t>
+      </w:r>
+      <w:proofErr w:type="spellEnd"/>
+      <w:r>
+        <w:rPr>
+          <w:b/>
+          <w:color w:val="1B4332"/>
+          <w:sz w:val="28"/>
+        </w:rPr>
+        <w:t xml:space="preserve"> (</w:t>
+      </w:r>
+      <w:proofErr w:type="spellStart"/>
+      <w:r>
+        <w:rPr>
+          <w:b/>
+          <w:color w:val="1B4332"/>
+          <w:sz w:val="28"/>
+        </w:rPr>
+        <w:t>KAK</w:t>
+      </w:r>
+      <w:proofErr w:type="spellEnd"/>
+      <w:r>
+        <w:rPr>
+          <w:b/>
+          <w:color w:val="1B4332"/>
+          <w:sz w:val="28"/>
+        </w:rPr>
+        <w:t>)</w:t>
       </w:r>
     </w:p>
     <w:p>
@@ -85,24 +135,275 @@
       <w:r>
         <w:rPr>
           <w:b/>
+          <w:color w:val="2D6A4F"/>
           <w:sz w:val="24"/>
+        </w:rPr>
+        <w:t xml:space="preserve">A.1 </w:t>
+      </w:r>
+      <w:proofErr w:type="spellStart"/>
+      <w:r>
+        <w:rPr>
+          <w:b/>
           <w:color w:val="2D6A4F"/>
-        </w:rPr>
-        <w:t>A.1 Latar Belakang</w:t>
-      </w:r>
+          <w:sz w:val="24"/>
+        </w:rPr>
+        <w:t>Latar</w:t>
+      </w:r>
+      <w:proofErr w:type="spellEnd"/>
+      <w:r>
+        <w:rPr>
+          <w:b/>
+          <w:color w:val="2D6A4F"/>
+          <w:sz w:val="24"/>
+        </w:rPr>
+        <w:t xml:space="preserve"> </w:t>
+      </w:r>
+      <w:proofErr w:type="spellStart"/>
+      <w:r>
+        <w:rPr>
+          <w:b/>
+          <w:color w:val="2D6A4F"/>
+          <w:sz w:val="24"/>
+        </w:rPr>
+        <w:t>Belakang</w:t>
+      </w:r>
+      <w:proofErr w:type="spellEnd"/>
     </w:p>
     <w:p>
       <w:pPr>
         <w:spacing w:after="120"/>
         <w:jc w:val="both"/>
       </w:pPr>
-      <w:r>
-        <w:rPr>
-          <w:sz w:val="22"/>
-        </w:rPr>
-        <w:t>Disperakimtan Kota Batam bertanggung jawab atas pengelolaan Ruang Terbuka Hijau (RTH) meliputi pembangunan, pemeliharaan, pelayanan permohonan masyarakat, pengelolaan bibit, dan pelaporan kinerja. SIMTAMAN dikembangkan sebagai platform web terintegrasi untuk mendigitalisasi seluruh siklus tersebut.</w:t>
-      </w:r>
-    </w:p>
+      <w:bookmarkStart w:id="1" w:name="_Hlk241475719"/>
+      <w:proofErr w:type="spellStart"/>
+      <w:r>
+        <w:t>Disperakimtan</w:t>
+      </w:r>
+      <w:proofErr w:type="spellEnd"/>
+      <w:r>
+        <w:t xml:space="preserve"> Kota </w:t>
+      </w:r>
+      <w:proofErr w:type="spellStart"/>
+      <w:r>
+        <w:t>Batam</w:t>
+      </w:r>
+      <w:proofErr w:type="spellEnd"/>
+      <w:r>
+        <w:t xml:space="preserve"> </w:t>
+      </w:r>
+      <w:proofErr w:type="spellStart"/>
+      <w:r>
+        <w:t>bertanggung</w:t>
+      </w:r>
+      <w:proofErr w:type="spellEnd"/>
+      <w:r>
+        <w:t xml:space="preserve"> </w:t>
+      </w:r>
+      <w:proofErr w:type="spellStart"/>
+      <w:r>
+        <w:t>jawab</w:t>
+      </w:r>
+      <w:proofErr w:type="spellEnd"/>
+      <w:r>
+        <w:t xml:space="preserve"> </w:t>
+      </w:r>
+      <w:proofErr w:type="spellStart"/>
+      <w:r>
+        <w:t>atas</w:t>
+      </w:r>
+      <w:proofErr w:type="spellEnd"/>
+      <w:r>
+        <w:t xml:space="preserve"> </w:t>
+      </w:r>
+      <w:proofErr w:type="spellStart"/>
+      <w:r>
+        <w:t>pengelolaan</w:t>
+      </w:r>
+      <w:proofErr w:type="spellEnd"/>
+      <w:r>
+        <w:t xml:space="preserve"> </w:t>
+      </w:r>
+      <w:proofErr w:type="spellStart"/>
+      <w:r>
+        <w:t>Ruang</w:t>
+      </w:r>
+      <w:proofErr w:type="spellEnd"/>
+      <w:r>
+        <w:t xml:space="preserve"> Terbuka </w:t>
+      </w:r>
+      <w:proofErr w:type="spellStart"/>
+      <w:r>
+        <w:t>Hijau</w:t>
+      </w:r>
+      <w:proofErr w:type="spellEnd"/>
+      <w:r>
+        <w:t xml:space="preserve"> (</w:t>
+      </w:r>
+      <w:proofErr w:type="spellStart"/>
+      <w:r>
+        <w:t>RTH</w:t>
+      </w:r>
+      <w:proofErr w:type="spellEnd"/>
+      <w:r>
+        <w:t xml:space="preserve">) </w:t>
+      </w:r>
+      <w:proofErr w:type="spellStart"/>
+      <w:r>
+        <w:t>meliputi</w:t>
+      </w:r>
+      <w:proofErr w:type="spellEnd"/>
+      <w:r>
+        <w:t xml:space="preserve"> </w:t>
+      </w:r>
+      <w:proofErr w:type="spellStart"/>
+      <w:r>
+        <w:t>pembangunan</w:t>
+      </w:r>
+      <w:proofErr w:type="spellEnd"/>
+      <w:r>
+        <w:t xml:space="preserve">, </w:t>
+      </w:r>
+      <w:proofErr w:type="spellStart"/>
+      <w:r>
+        <w:t>pemeliharaan</w:t>
+      </w:r>
+      <w:proofErr w:type="spellEnd"/>
+      <w:r>
+        <w:t xml:space="preserve">, </w:t>
+      </w:r>
+      <w:proofErr w:type="spellStart"/>
+      <w:r>
+        <w:t>pelayanan</w:t>
+      </w:r>
+      <w:proofErr w:type="spellEnd"/>
+      <w:r>
+        <w:t xml:space="preserve"> </w:t>
+      </w:r>
+      <w:proofErr w:type="spellStart"/>
+      <w:r>
+        <w:t>permohonan</w:t>
+      </w:r>
+      <w:proofErr w:type="spellEnd"/>
+      <w:r>
+        <w:t xml:space="preserve"> </w:t>
+      </w:r>
+      <w:proofErr w:type="spellStart"/>
+      <w:r>
+        <w:t>masyarakat</w:t>
+      </w:r>
+      <w:proofErr w:type="spellEnd"/>
+      <w:r>
+        <w:t xml:space="preserve">, </w:t>
+      </w:r>
+      <w:proofErr w:type="spellStart"/>
+      <w:r>
+        <w:t>pengelolaan</w:t>
+      </w:r>
+      <w:proofErr w:type="spellEnd"/>
+      <w:r>
+        <w:t xml:space="preserve"> </w:t>
+      </w:r>
+      <w:proofErr w:type="spellStart"/>
+      <w:r>
+        <w:t>bibit</w:t>
+      </w:r>
+      <w:proofErr w:type="spellEnd"/>
+      <w:r>
+        <w:t xml:space="preserve">, dan </w:t>
+      </w:r>
+      <w:proofErr w:type="spellStart"/>
+      <w:r>
+        <w:t>pelaporan</w:t>
+      </w:r>
+      <w:proofErr w:type="spellEnd"/>
+      <w:r>
+        <w:t xml:space="preserve"> </w:t>
+      </w:r>
+      <w:proofErr w:type="spellStart"/>
+      <w:r>
+        <w:t>kinerja</w:t>
+      </w:r>
+      <w:proofErr w:type="spellEnd"/>
+      <w:r>
+        <w:t xml:space="preserve">. </w:t>
+      </w:r>
+      <w:proofErr w:type="spellStart"/>
+      <w:r>
+        <w:t>SIMTAMAN</w:t>
+      </w:r>
+      <w:proofErr w:type="spellEnd"/>
+      <w:r>
+        <w:t xml:space="preserve"> </w:t>
+      </w:r>
+      <w:proofErr w:type="spellStart"/>
+      <w:r>
+        <w:t>dikembangkan</w:t>
+      </w:r>
+      <w:proofErr w:type="spellEnd"/>
+      <w:r>
+        <w:t xml:space="preserve"> </w:t>
+      </w:r>
+      <w:proofErr w:type="spellStart"/>
+      <w:r>
+        <w:t>sebagai</w:t>
+      </w:r>
+      <w:proofErr w:type="spellEnd"/>
+      <w:r>
+        <w:t xml:space="preserve"> platform web </w:t>
+      </w:r>
+      <w:proofErr w:type="spellStart"/>
+      <w:r>
+        <w:t>terintegrasi</w:t>
+      </w:r>
+      <w:proofErr w:type="spellEnd"/>
+      <w:r>
+        <w:t xml:space="preserve"> </w:t>
+      </w:r>
+      <w:proofErr w:type="spellStart"/>
+      <w:r>
+        <w:t>un</w:t>
+      </w:r>
+      <w:r>
+        <w:t>tuk</w:t>
+      </w:r>
+      <w:proofErr w:type="spellEnd"/>
+      <w:r>
+        <w:t xml:space="preserve"> </w:t>
+      </w:r>
+      <w:proofErr w:type="spellStart"/>
+      <w:r>
+        <w:t>mendigitalisasi</w:t>
+      </w:r>
+      <w:proofErr w:type="spellEnd"/>
+      <w:r>
+        <w:t xml:space="preserve"> </w:t>
+      </w:r>
+      <w:proofErr w:type="spellStart"/>
+      <w:r>
+        <w:t>seluruh</w:t>
+      </w:r>
+      <w:proofErr w:type="spellEnd"/>
+      <w:r>
+        <w:t xml:space="preserve"> </w:t>
+      </w:r>
+      <w:proofErr w:type="spellStart"/>
+      <w:r>
+        <w:t>siklus</w:t>
+      </w:r>
+      <w:proofErr w:type="spellEnd"/>
+      <w:r>
+        <w:t xml:space="preserve"> </w:t>
+      </w:r>
+      <w:proofErr w:type="spellStart"/>
+      <w:r>
+        <w:t>tersebut</w:t>
+      </w:r>
+      <w:proofErr w:type="spellEnd"/>
+      <w:r>
+        <w:t>.</w:t>
+      </w:r>
+    </w:p>
+    <w:bookmarkEnd w:id="1"/>
     <w:p>
       <w:pPr>
         <w:spacing w:before="240" w:after="80"/>
@@ -110,11 +411,21 @@
       <w:r>
         <w:rPr>
           <w:b/>
+          <w:color w:val="2D6A4F"/>
           <w:sz w:val="24"/>
+        </w:rPr>
+        <w:t xml:space="preserve">A.2 </w:t>
+      </w:r>
+      <w:proofErr w:type="spellStart"/>
+      <w:r>
+        <w:rPr>
+          <w:b/>
           <w:color w:val="2D6A4F"/>
-        </w:rPr>
-        <w:t>A.2 Tujuan</w:t>
-      </w:r>
+          <w:sz w:val="24"/>
+        </w:rPr>
+        <w:t>Tujuan</w:t>
+      </w:r>
+      <w:proofErr w:type="spellEnd"/>
     </w:p>
     <w:p>
       <w:pPr>
@@ -124,11 +435,57 @@
         </w:numPr>
         <w:spacing w:after="60"/>
       </w:pPr>
-      <w:r>
-        <w:rPr>
-          <w:sz w:val="22"/>
-        </w:rPr>
-        <w:t>Basis data RTH lengkap, akurat, dan dapat diakses publik.</w:t>
+      <w:bookmarkStart w:id="2" w:name="_Hlk241475799"/>
+      <w:r>
+        <w:t xml:space="preserve">Basis data </w:t>
+      </w:r>
+      <w:proofErr w:type="spellStart"/>
+      <w:r>
+        <w:t>RTH</w:t>
+      </w:r>
+      <w:proofErr w:type="spellEnd"/>
+      <w:r>
+        <w:t xml:space="preserve"> </w:t>
+      </w:r>
+      <w:proofErr w:type="spellStart"/>
+      <w:r>
+        <w:t>lengkap</w:t>
+      </w:r>
+      <w:proofErr w:type="spellEnd"/>
+      <w:r>
+        <w:t xml:space="preserve">, </w:t>
+      </w:r>
+      <w:proofErr w:type="spellStart"/>
+      <w:r>
+        <w:t>akurat</w:t>
+      </w:r>
+      <w:proofErr w:type="spellEnd"/>
+      <w:r>
+        <w:t xml:space="preserve">, dan </w:t>
+      </w:r>
+      <w:proofErr w:type="spellStart"/>
+      <w:r>
+        <w:t>dapat</w:t>
+      </w:r>
+      <w:proofErr w:type="spellEnd"/>
+      <w:r>
+        <w:t xml:space="preserve"> </w:t>
+      </w:r>
+      <w:proofErr w:type="spellStart"/>
+      <w:r>
+        <w:t>diakses</w:t>
+      </w:r>
+      <w:proofErr w:type="spellEnd"/>
+      <w:r>
+        <w:t xml:space="preserve"> </w:t>
+      </w:r>
+      <w:proofErr w:type="spellStart"/>
+      <w:r>
+        <w:t>publik</w:t>
+      </w:r>
+      <w:proofErr w:type="spellEnd"/>
+      <w:r>
+        <w:t>.</w:t>
       </w:r>
     </w:p>
     <w:p>
@@ -139,11 +496,53 @@
         </w:numPr>
         <w:spacing w:after="60"/>
       </w:pPr>
-      <w:r>
-        <w:rPr>
-          <w:sz w:val="22"/>
-        </w:rPr>
-        <w:t>Dokumentasi operasional pemeliharaan dan permohonan layanan secara real-time.</w:t>
+      <w:proofErr w:type="spellStart"/>
+      <w:r>
+        <w:t>Dokumentasi</w:t>
+      </w:r>
+      <w:proofErr w:type="spellEnd"/>
+      <w:r>
+        <w:t xml:space="preserve"> </w:t>
+      </w:r>
+      <w:proofErr w:type="spellStart"/>
+      <w:r>
+        <w:t>operasional</w:t>
+      </w:r>
+      <w:proofErr w:type="spellEnd"/>
+      <w:r>
+        <w:t xml:space="preserve"> </w:t>
+      </w:r>
+      <w:proofErr w:type="spellStart"/>
+      <w:r>
+        <w:t>pemeliharaan</w:t>
+      </w:r>
+      <w:proofErr w:type="spellEnd"/>
+      <w:r>
+        <w:t xml:space="preserve"> dan </w:t>
+      </w:r>
+      <w:proofErr w:type="spellStart"/>
+      <w:r>
+        <w:t>permohonan</w:t>
+      </w:r>
+      <w:proofErr w:type="spellEnd"/>
+      <w:r>
+        <w:t xml:space="preserve"> </w:t>
+      </w:r>
+      <w:proofErr w:type="spellStart"/>
+      <w:r>
+        <w:t>layanan</w:t>
+      </w:r>
+      <w:proofErr w:type="spellEnd"/>
+      <w:r>
+        <w:t xml:space="preserve"> </w:t>
+      </w:r>
+      <w:proofErr w:type="spellStart"/>
+      <w:r>
+        <w:t>secara</w:t>
+      </w:r>
+      <w:proofErr w:type="spellEnd"/>
+      <w:r>
+        <w:t xml:space="preserve"> real-time.</w:t>
       </w:r>
     </w:p>
     <w:p>
@@ -154,11 +553,32 @@
         </w:numPr>
         <w:spacing w:after="60"/>
       </w:pPr>
-      <w:r>
-        <w:rPr>
-          <w:sz w:val="22"/>
-        </w:rPr>
-        <w:t>Laporan evaluasi RAP (8 modul + konsolidasi) per periode.</w:t>
+      <w:proofErr w:type="spellStart"/>
+      <w:r>
+        <w:t>Laporan</w:t>
+      </w:r>
+      <w:proofErr w:type="spellEnd"/>
+      <w:r>
+        <w:t xml:space="preserve"> </w:t>
+      </w:r>
+      <w:proofErr w:type="spellStart"/>
+      <w:r>
+        <w:t>evaluasi</w:t>
+      </w:r>
+      <w:proofErr w:type="spellEnd"/>
+      <w:r>
+        <w:t xml:space="preserve"> </w:t>
+      </w:r>
+      <w:r>
+        <w:t xml:space="preserve">per </w:t>
+      </w:r>
+      <w:proofErr w:type="spellStart"/>
+      <w:r>
+        <w:t>periode</w:t>
+      </w:r>
+      <w:proofErr w:type="spellEnd"/>
+      <w:r>
+        <w:t>.</w:t>
       </w:r>
     </w:p>
     <w:p>
@@ -169,13 +589,51 @@
         </w:numPr>
         <w:spacing w:after="60"/>
       </w:pPr>
-      <w:r>
-        <w:rPr>
-          <w:sz w:val="22"/>
-        </w:rPr>
-        <w:t>Partisipasi masyarakat melalui aduan dan survey kepuasan.</w:t>
-      </w:r>
-    </w:p>
+      <w:proofErr w:type="spellStart"/>
+      <w:r>
+        <w:t>Partis</w:t>
+      </w:r>
+      <w:r>
+        <w:t>ipasi</w:t>
+      </w:r>
+      <w:proofErr w:type="spellEnd"/>
+      <w:r>
+        <w:t xml:space="preserve"> </w:t>
+      </w:r>
+      <w:proofErr w:type="spellStart"/>
+      <w:r>
+        <w:t>masyarakat</w:t>
+      </w:r>
+      <w:proofErr w:type="spellEnd"/>
+      <w:r>
+        <w:t xml:space="preserve"> </w:t>
+      </w:r>
+      <w:proofErr w:type="spellStart"/>
+      <w:r>
+        <w:t>melalui</w:t>
+      </w:r>
+      <w:proofErr w:type="spellEnd"/>
+      <w:r>
+        <w:t xml:space="preserve"> </w:t>
+      </w:r>
+      <w:proofErr w:type="spellStart"/>
+      <w:r>
+        <w:t>aduan</w:t>
+      </w:r>
+      <w:proofErr w:type="spellEnd"/>
+      <w:r>
+        <w:t xml:space="preserve"> dan survey </w:t>
+      </w:r>
+      <w:proofErr w:type="spellStart"/>
+      <w:r>
+        <w:t>kepuasan</w:t>
+      </w:r>
+      <w:proofErr w:type="spellEnd"/>
+      <w:r>
+        <w:t>.</w:t>
+      </w:r>
+    </w:p>
+    <w:bookmarkEnd w:id="2"/>
     <w:p>
       <w:pPr>
         <w:numPr>
@@ -185,10 +643,47 @@
         <w:spacing w:after="60"/>
       </w:pPr>
       <w:r>
-        <w:rPr>
-          <w:sz w:val="22"/>
-        </w:rPr>
-        <w:t>Input lapangan efisien via portal /lapangan (PIN atau akun operator).</w:t>
+        <w:t xml:space="preserve">Input </w:t>
+      </w:r>
+      <w:proofErr w:type="spellStart"/>
+      <w:r>
+        <w:t>lapangan</w:t>
+      </w:r>
+      <w:proofErr w:type="spellEnd"/>
+      <w:r>
+        <w:t xml:space="preserve"> </w:t>
+      </w:r>
+      <w:proofErr w:type="spellStart"/>
+      <w:r>
+        <w:t>efisien</w:t>
+      </w:r>
+      <w:proofErr w:type="spellEnd"/>
+      <w:r>
+        <w:t xml:space="preserve"> via portal /</w:t>
+      </w:r>
+      <w:proofErr w:type="spellStart"/>
+      <w:r>
+        <w:t>lapangan</w:t>
+      </w:r>
+      <w:proofErr w:type="spellEnd"/>
+      <w:r>
+        <w:t xml:space="preserve"> (PIN </w:t>
+      </w:r>
+      <w:proofErr w:type="spellStart"/>
+      <w:r>
+        <w:t>atau</w:t>
+      </w:r>
+      <w:proofErr w:type="spellEnd"/>
+      <w:r>
+        <w:t xml:space="preserve"> </w:t>
+      </w:r>
+      <w:proofErr w:type="spellStart"/>
+      <w:r>
+        <w:t>akun</w:t>
+      </w:r>
+      <w:proofErr w:type="spellEnd"/>
+      <w:r>
+        <w:t xml:space="preserve"> operator).</w:t>
       </w:r>
     </w:p>
     <w:p>
@@ -198,15 +693,44 @@
       <w:r>
         <w:rPr>
           <w:b/>
+          <w:color w:val="2D6A4F"/>
           <w:sz w:val="24"/>
+        </w:rPr>
+        <w:t xml:space="preserve">A.3 </w:t>
+      </w:r>
+      <w:proofErr w:type="spellStart"/>
+      <w:r>
+        <w:rPr>
+          <w:b/>
           <w:color w:val="2D6A4F"/>
-        </w:rPr>
-        <w:t>A.3 Ruang Lingkup</w:t>
-      </w:r>
+          <w:sz w:val="24"/>
+        </w:rPr>
+        <w:t>Ruang</w:t>
+      </w:r>
+      <w:proofErr w:type="spellEnd"/>
+      <w:r>
+        <w:rPr>
+          <w:b/>
+          <w:color w:val="2D6A4F"/>
+          <w:sz w:val="24"/>
+        </w:rPr>
+        <w:t xml:space="preserve"> </w:t>
+      </w:r>
+      <w:proofErr w:type="spellStart"/>
+      <w:r>
+        <w:rPr>
+          <w:b/>
+          <w:color w:val="2D6A4F"/>
+          <w:sz w:val="24"/>
+        </w:rPr>
+        <w:t>Lingkup</w:t>
+      </w:r>
+      <w:proofErr w:type="spellEnd"/>
     </w:p>
     <w:tbl>
       <w:tblPr>
         <w:tblW w:w="0" w:type="auto"/>
+        <w:tblInd w:w="10" w:type="dxa"/>
         <w:tblBorders>
           <w:top w:val="single" w:sz="4" w:space="0" w:color="40916C"/>
           <w:left w:val="single" w:sz="4" w:space="0" w:color="40916C"/>
@@ -215,18 +739,30 @@
           <w:insideH w:val="single" w:sz="4" w:space="0" w:color="CCCCCC"/>
           <w:insideV w:val="single" w:sz="4" w:space="0" w:color="CCCCCC"/>
         </w:tblBorders>
+        <w:tblCellMar>
+          <w:left w:w="10" w:type="dxa"/>
+          <w:right w:w="10" w:type="dxa"/>
+        </w:tblCellMar>
+        <w:tblLook w:val="0000" w:firstRow="0" w:lastRow="0" w:firstColumn="0" w:lastColumn="0" w:noHBand="0" w:noVBand="0"/>
       </w:tblPr>
       <w:tblGrid>
-        <w:gridCol w:w="3500"/>
-        <w:gridCol w:w="4500"/>
-        <w:gridCol w:w="2000"/>
+        <w:gridCol w:w="2268"/>
+        <w:gridCol w:w="6379"/>
       </w:tblGrid>
       <w:tr>
+        <w:tblPrEx>
+          <w:tblCellMar>
+            <w:top w:w="0" w:type="dxa"/>
+            <w:bottom w:w="0" w:type="dxa"/>
+          </w:tblCellMar>
+        </w:tblPrEx>
         <w:tc>
           <w:tcPr>
-            <w:tcW w:w="3000" w:type="dxa"/>
+            <w:tcW w:w="2268" w:type="dxa"/>
           </w:tcPr>
           <w:p>
+            <w:bookmarkStart w:id="3" w:name="_Hlk241479458"/>
+            <w:proofErr w:type="spellStart"/>
             <w:r>
               <w:rPr>
                 <w:b/>
@@ -235,11 +771,12 @@
               </w:rPr>
               <w:t>Kanal</w:t>
             </w:r>
+            <w:proofErr w:type="spellEnd"/>
           </w:p>
         </w:tc>
         <w:tc>
           <w:tcPr>
-            <w:tcW w:w="3000" w:type="dxa"/>
+            <w:tcW w:w="6379" w:type="dxa"/>
           </w:tcPr>
           <w:p>
             <w:r>
@@ -254,90 +791,393 @@
         </w:tc>
       </w:tr>
       <w:tr>
+        <w:tblPrEx>
+          <w:tblCellMar>
+            <w:top w:w="0" w:type="dxa"/>
+            <w:bottom w:w="0" w:type="dxa"/>
+          </w:tblCellMar>
+        </w:tblPrEx>
         <w:tc>
           <w:tcPr>
-            <w:tcW w:w="3000" w:type="dxa"/>
+            <w:tcW w:w="2268" w:type="dxa"/>
           </w:tcPr>
           <w:p>
             <w:r>
               <w:rPr>
                 <w:sz w:val="20"/>
               </w:rPr>
-              <w:t>Portal Publik</w:t>
-            </w:r>
+              <w:t xml:space="preserve">Portal </w:t>
+            </w:r>
+            <w:proofErr w:type="spellStart"/>
+            <w:r>
+              <w:rPr>
+                <w:sz w:val="20"/>
+              </w:rPr>
+              <w:t>Publik</w:t>
+            </w:r>
+            <w:proofErr w:type="spellEnd"/>
           </w:p>
         </w:tc>
         <w:tc>
           <w:tcPr>
-            <w:tcW w:w="3000" w:type="dxa"/>
+            <w:tcW w:w="6379" w:type="dxa"/>
           </w:tcPr>
           <w:p>
-            <w:r>
-              <w:rPr>
-                <w:sz w:val="20"/>
-              </w:rPr>
-              <w:t>Beranda, RTH Kota Batam, taman/peta, WebAR, ensiklopedia, aduan, survey</w:t>
+            <w:proofErr w:type="spellStart"/>
+            <w:r>
+              <w:rPr>
+                <w:sz w:val="20"/>
+              </w:rPr>
+              <w:t>Beranda</w:t>
+            </w:r>
+            <w:proofErr w:type="spellEnd"/>
+            <w:r>
+              <w:rPr>
+                <w:sz w:val="20"/>
+              </w:rPr>
+              <w:t xml:space="preserve">, </w:t>
+            </w:r>
+            <w:proofErr w:type="spellStart"/>
+            <w:r>
+              <w:rPr>
+                <w:sz w:val="20"/>
+              </w:rPr>
+              <w:t>RTH</w:t>
+            </w:r>
+            <w:proofErr w:type="spellEnd"/>
+            <w:r>
+              <w:rPr>
+                <w:sz w:val="20"/>
+              </w:rPr>
+              <w:t xml:space="preserve"> Kota </w:t>
+            </w:r>
+            <w:proofErr w:type="spellStart"/>
+            <w:r>
+              <w:rPr>
+                <w:sz w:val="20"/>
+              </w:rPr>
+              <w:t>Batam</w:t>
+            </w:r>
+            <w:proofErr w:type="spellEnd"/>
+            <w:r>
+              <w:rPr>
+                <w:sz w:val="20"/>
+              </w:rPr>
+              <w:t xml:space="preserve">, </w:t>
+            </w:r>
+            <w:proofErr w:type="spellStart"/>
+            <w:r>
+              <w:rPr>
+                <w:sz w:val="20"/>
+              </w:rPr>
+              <w:t>taman</w:t>
+            </w:r>
+            <w:proofErr w:type="spellEnd"/>
+            <w:r>
+              <w:rPr>
+                <w:sz w:val="20"/>
+              </w:rPr>
+              <w:t xml:space="preserve">/peta, </w:t>
+            </w:r>
+            <w:proofErr w:type="spellStart"/>
+            <w:r>
+              <w:rPr>
+                <w:sz w:val="20"/>
+              </w:rPr>
+              <w:t>WebAR</w:t>
+            </w:r>
+            <w:proofErr w:type="spellEnd"/>
+            <w:r>
+              <w:rPr>
+                <w:sz w:val="20"/>
+              </w:rPr>
+              <w:t xml:space="preserve">, </w:t>
+            </w:r>
+            <w:proofErr w:type="spellStart"/>
+            <w:r>
+              <w:rPr>
+                <w:sz w:val="20"/>
+              </w:rPr>
+              <w:t>ensiklopedia</w:t>
+            </w:r>
+            <w:proofErr w:type="spellEnd"/>
+            <w:r>
+              <w:rPr>
+                <w:sz w:val="20"/>
+              </w:rPr>
+              <w:t xml:space="preserve">, </w:t>
+            </w:r>
+            <w:proofErr w:type="spellStart"/>
+            <w:r>
+              <w:rPr>
+                <w:sz w:val="20"/>
+              </w:rPr>
+              <w:t>aduan</w:t>
+            </w:r>
+            <w:proofErr w:type="spellEnd"/>
+            <w:r>
+              <w:rPr>
+                <w:sz w:val="20"/>
+              </w:rPr>
+              <w:t>, survey</w:t>
             </w:r>
           </w:p>
         </w:tc>
       </w:tr>
       <w:tr>
+        <w:tblPrEx>
+          <w:tblCellMar>
+            <w:top w:w="0" w:type="dxa"/>
+            <w:bottom w:w="0" w:type="dxa"/>
+          </w:tblCellMar>
+        </w:tblPrEx>
         <w:tc>
           <w:tcPr>
-            <w:tcW w:w="3000" w:type="dxa"/>
+            <w:tcW w:w="2268" w:type="dxa"/>
           </w:tcPr>
           <w:p>
             <w:r>
               <w:rPr>
                 <w:sz w:val="20"/>
               </w:rPr>
-              <w:t>Admin Back-Office</w:t>
+              <w:t xml:space="preserve">Admin </w:t>
+            </w:r>
+            <w:r>
+              <w:rPr>
+                <w:sz w:val="20"/>
+              </w:rPr>
+              <w:t>Back-Office</w:t>
             </w:r>
           </w:p>
         </w:tc>
         <w:tc>
           <w:tcPr>
-            <w:tcW w:w="3000" w:type="dxa"/>
+            <w:tcW w:w="6379" w:type="dxa"/>
           </w:tcPr>
           <w:p>
             <w:r>
               <w:rPr>
                 <w:sz w:val="20"/>
               </w:rPr>
-              <w:t>Dashboard, taman, bibit, operasional, evaluasi RAP, masukan, tim/petugas, DPA, users</w:t>
+              <w:t xml:space="preserve">Dashboard, </w:t>
+            </w:r>
+            <w:proofErr w:type="spellStart"/>
+            <w:r>
+              <w:rPr>
+                <w:sz w:val="20"/>
+              </w:rPr>
+              <w:t>taman</w:t>
+            </w:r>
+            <w:proofErr w:type="spellEnd"/>
+            <w:r>
+              <w:rPr>
+                <w:sz w:val="20"/>
+              </w:rPr>
+              <w:t xml:space="preserve">, </w:t>
+            </w:r>
+            <w:proofErr w:type="spellStart"/>
+            <w:r>
+              <w:rPr>
+                <w:sz w:val="20"/>
+              </w:rPr>
+              <w:t>bibit</w:t>
+            </w:r>
+            <w:proofErr w:type="spellEnd"/>
+            <w:r>
+              <w:rPr>
+                <w:sz w:val="20"/>
+              </w:rPr>
+              <w:t xml:space="preserve">, </w:t>
+            </w:r>
+            <w:proofErr w:type="spellStart"/>
+            <w:r>
+              <w:rPr>
+                <w:sz w:val="20"/>
+              </w:rPr>
+              <w:t>operasional</w:t>
+            </w:r>
+            <w:proofErr w:type="spellEnd"/>
+            <w:r>
+              <w:rPr>
+                <w:sz w:val="20"/>
+              </w:rPr>
+              <w:t xml:space="preserve">, </w:t>
+            </w:r>
+            <w:proofErr w:type="spellStart"/>
+            <w:r>
+              <w:rPr>
+                <w:sz w:val="20"/>
+              </w:rPr>
+              <w:t>evaluasi</w:t>
+            </w:r>
+            <w:proofErr w:type="spellEnd"/>
+            <w:r>
+              <w:rPr>
+                <w:sz w:val="20"/>
+              </w:rPr>
+              <w:t xml:space="preserve"> RAP, </w:t>
+            </w:r>
+            <w:proofErr w:type="spellStart"/>
+            <w:r>
+              <w:rPr>
+                <w:sz w:val="20"/>
+              </w:rPr>
+              <w:t>masukan</w:t>
+            </w:r>
+            <w:proofErr w:type="spellEnd"/>
+            <w:r>
+              <w:rPr>
+                <w:sz w:val="20"/>
+              </w:rPr>
+              <w:t xml:space="preserve">, </w:t>
+            </w:r>
+            <w:proofErr w:type="spellStart"/>
+            <w:r>
+              <w:rPr>
+                <w:sz w:val="20"/>
+              </w:rPr>
+              <w:t>tim</w:t>
+            </w:r>
+            <w:proofErr w:type="spellEnd"/>
+            <w:r>
+              <w:rPr>
+                <w:sz w:val="20"/>
+              </w:rPr>
+              <w:t>/</w:t>
+            </w:r>
+            <w:proofErr w:type="spellStart"/>
+            <w:r>
+              <w:rPr>
+                <w:sz w:val="20"/>
+              </w:rPr>
+              <w:t>petugas</w:t>
+            </w:r>
+            <w:proofErr w:type="spellEnd"/>
+            <w:r>
+              <w:rPr>
+                <w:sz w:val="20"/>
+              </w:rPr>
+              <w:t xml:space="preserve">, </w:t>
+            </w:r>
+            <w:proofErr w:type="spellStart"/>
+            <w:r>
+              <w:rPr>
+                <w:sz w:val="20"/>
+              </w:rPr>
+              <w:t>DPA</w:t>
+            </w:r>
+            <w:proofErr w:type="spellEnd"/>
+            <w:r>
+              <w:rPr>
+                <w:sz w:val="20"/>
+              </w:rPr>
+              <w:t>, users</w:t>
             </w:r>
           </w:p>
         </w:tc>
       </w:tr>
       <w:tr>
+        <w:tblPrEx>
+          <w:tblCellMar>
+            <w:top w:w="0" w:type="dxa"/>
+            <w:bottom w:w="0" w:type="dxa"/>
+          </w:tblCellMar>
+        </w:tblPrEx>
         <w:tc>
           <w:tcPr>
-            <w:tcW w:w="3000" w:type="dxa"/>
+            <w:tcW w:w="2268" w:type="dxa"/>
           </w:tcPr>
           <w:p>
             <w:r>
               <w:rPr>
                 <w:sz w:val="20"/>
               </w:rPr>
-              <w:t>Input Lapangan</w:t>
-            </w:r>
+              <w:t xml:space="preserve">Input </w:t>
+            </w:r>
+            <w:proofErr w:type="spellStart"/>
+            <w:r>
+              <w:rPr>
+                <w:sz w:val="20"/>
+              </w:rPr>
+              <w:t>Lapangan</w:t>
+            </w:r>
+            <w:proofErr w:type="spellEnd"/>
           </w:p>
         </w:tc>
         <w:tc>
           <w:tcPr>
-            <w:tcW w:w="3000" w:type="dxa"/>
+            <w:tcW w:w="6379" w:type="dxa"/>
           </w:tcPr>
           <w:p>
-            <w:r>
-              <w:rPr>
-                <w:sz w:val="20"/>
-              </w:rPr>
-              <w:t>Pemeliharaan rutin, progres permohonan, PDF progres</w:t>
-            </w:r>
+            <w:proofErr w:type="spellStart"/>
+            <w:r>
+              <w:rPr>
+                <w:sz w:val="20"/>
+              </w:rPr>
+              <w:t>Pemeliharaan</w:t>
+            </w:r>
+            <w:proofErr w:type="spellEnd"/>
+            <w:r>
+              <w:rPr>
+                <w:sz w:val="20"/>
+              </w:rPr>
+              <w:t xml:space="preserve"> </w:t>
+            </w:r>
+            <w:proofErr w:type="spellStart"/>
+            <w:r>
+              <w:rPr>
+                <w:sz w:val="20"/>
+              </w:rPr>
+              <w:t>rutin</w:t>
+            </w:r>
+            <w:proofErr w:type="spellEnd"/>
+            <w:r>
+              <w:rPr>
+                <w:sz w:val="20"/>
+              </w:rPr>
+              <w:t xml:space="preserve">, </w:t>
+            </w:r>
+            <w:proofErr w:type="spellStart"/>
+            <w:r>
+              <w:rPr>
+                <w:sz w:val="20"/>
+              </w:rPr>
+              <w:t>progres</w:t>
+            </w:r>
+            <w:proofErr w:type="spellEnd"/>
+            <w:r>
+              <w:rPr>
+                <w:sz w:val="20"/>
+              </w:rPr>
+              <w:t xml:space="preserve"> </w:t>
+            </w:r>
+            <w:proofErr w:type="spellStart"/>
+            <w:r>
+              <w:rPr>
+                <w:sz w:val="20"/>
+              </w:rPr>
+              <w:t>permohonan</w:t>
+            </w:r>
+            <w:proofErr w:type="spellEnd"/>
+            <w:r>
+              <w:rPr>
+                <w:sz w:val="20"/>
+              </w:rPr>
+              <w:t xml:space="preserve">, PDF </w:t>
+            </w:r>
+            <w:proofErr w:type="spellStart"/>
+            <w:r>
+              <w:rPr>
+                <w:sz w:val="20"/>
+              </w:rPr>
+              <w:t>progres</w:t>
+            </w:r>
+            <w:proofErr w:type="spellEnd"/>
           </w:p>
         </w:tc>
       </w:tr>
     </w:tbl>
+    <w:bookmarkEnd w:id="3"/>
     <w:p>
       <w:pPr>
         <w:spacing w:before="240" w:after="80"/>
@@ -345,11 +1185,21 @@
       <w:r>
         <w:rPr>
           <w:b/>
+          <w:color w:val="2D6A4F"/>
           <w:sz w:val="24"/>
+        </w:rPr>
+        <w:t xml:space="preserve">A.4 </w:t>
+      </w:r>
+      <w:proofErr w:type="spellStart"/>
+      <w:r>
+        <w:rPr>
+          <w:b/>
           <w:color w:val="2D6A4F"/>
-        </w:rPr>
-        <w:t>A.4 Keluaran</w:t>
-      </w:r>
+          <w:sz w:val="24"/>
+        </w:rPr>
+        <w:t>Keluaran</w:t>
+      </w:r>
+      <w:proofErr w:type="spellEnd"/>
     </w:p>
     <w:p>
       <w:pPr>
@@ -359,11 +1209,45 @@
         </w:numPr>
         <w:spacing w:after="80"/>
       </w:pPr>
-      <w:r>
-        <w:rPr>
-          <w:sz w:val="22"/>
-        </w:rPr>
-        <w:t>Aplikasi web SIMTAMAN versi produksi (HTTPS, domain .go.id).</w:t>
+      <w:proofErr w:type="spellStart"/>
+      <w:r>
+        <w:t>Aplikasi</w:t>
+      </w:r>
+      <w:proofErr w:type="spellEnd"/>
+      <w:r>
+        <w:t xml:space="preserve"> web </w:t>
+      </w:r>
+      <w:proofErr w:type="spellStart"/>
+      <w:r>
+        <w:t>SIMTAMAN</w:t>
+      </w:r>
+      <w:proofErr w:type="spellEnd"/>
+      <w:r>
+        <w:t xml:space="preserve"> </w:t>
+      </w:r>
+      <w:proofErr w:type="spellStart"/>
+      <w:r>
+        <w:t>versi</w:t>
+      </w:r>
+      <w:proofErr w:type="spellEnd"/>
+      <w:r>
+        <w:t xml:space="preserve"> </w:t>
+      </w:r>
+      <w:proofErr w:type="spellStart"/>
+      <w:r>
+        <w:t>produksi</w:t>
+      </w:r>
+      <w:proofErr w:type="spellEnd"/>
+      <w:r>
+        <w:t xml:space="preserve"> (HTTPS, </w:t>
+      </w:r>
+      <w:proofErr w:type="gramStart"/>
+      <w:r>
+        <w:t>domain .</w:t>
+      </w:r>
+      <w:proofErr w:type="gramEnd"/>
+      <w:r>
+        <w:t>go.id).</w:t>
       </w:r>
     </w:p>
     <w:p>
@@ -375,10 +1259,34 @@
         <w:spacing w:after="80"/>
       </w:pPr>
       <w:r>
-        <w:rPr>
-          <w:sz w:val="22"/>
-        </w:rPr>
-        <w:t>Basis data MySQL terstruktur + seeder wilayah Batam.</w:t>
+        <w:t>Basis data MySQL</w:t>
+      </w:r>
+      <w:r>
+        <w:t xml:space="preserve"> </w:t>
+      </w:r>
+      <w:proofErr w:type="spellStart"/>
+      <w:r>
+        <w:t>terstruktur</w:t>
+      </w:r>
+      <w:proofErr w:type="spellEnd"/>
+      <w:r>
+        <w:t xml:space="preserve"> + seeder </w:t>
+      </w:r>
+      <w:proofErr w:type="spellStart"/>
+      <w:r>
+        <w:t>wilayah</w:t>
+      </w:r>
+      <w:proofErr w:type="spellEnd"/>
+      <w:r>
+        <w:t xml:space="preserve"> </w:t>
+      </w:r>
+      <w:proofErr w:type="spellStart"/>
+      <w:r>
+        <w:t>Batam</w:t>
+      </w:r>
+      <w:proofErr w:type="spellEnd"/>
+      <w:r>
+        <w:t>.</w:t>
       </w:r>
     </w:p>
     <w:p>
@@ -389,11 +1297,37 @@
         </w:numPr>
         <w:spacing w:after="80"/>
       </w:pPr>
-      <w:r>
-        <w:rPr>
-          <w:sz w:val="22"/>
-        </w:rPr>
-        <w:t>Dokumentasi teknis (KAK, DB, arsitektur, deploy).</w:t>
+      <w:proofErr w:type="spellStart"/>
+      <w:r>
+        <w:t>Dokumentasi</w:t>
+      </w:r>
+      <w:proofErr w:type="spellEnd"/>
+      <w:r>
+        <w:t xml:space="preserve"> </w:t>
+      </w:r>
+      <w:proofErr w:type="spellStart"/>
+      <w:r>
+        <w:t>teknis</w:t>
+      </w:r>
+      <w:proofErr w:type="spellEnd"/>
+      <w:r>
+        <w:t xml:space="preserve"> (</w:t>
+      </w:r>
+      <w:proofErr w:type="spellStart"/>
+      <w:r>
+        <w:t>KAK</w:t>
+      </w:r>
+      <w:proofErr w:type="spellEnd"/>
+      <w:r>
+        <w:t xml:space="preserve">, DB, </w:t>
+      </w:r>
+      <w:proofErr w:type="spellStart"/>
+      <w:r>
+        <w:t>arsitektur</w:t>
+      </w:r>
+      <w:proofErr w:type="spellEnd"/>
+      <w:r>
+        <w:t>, deploy).</w:t>
       </w:r>
     </w:p>
     <w:p>
@@ -405,10 +1339,15 @@
         <w:spacing w:after="80"/>
       </w:pPr>
       <w:r>
-        <w:rPr>
-          <w:sz w:val="22"/>
-        </w:rPr>
-        <w:t>Source code repository + test suite PHPUnit.</w:t>
+        <w:t xml:space="preserve">Source code repository + test suite </w:t>
+      </w:r>
+      <w:proofErr w:type="spellStart"/>
+      <w:r>
+        <w:t>PHPUnit</w:t>
+      </w:r>
+      <w:proofErr w:type="spellEnd"/>
+      <w:r>
+        <w:t>.</w:t>
       </w:r>
     </w:p>
     <w:p>
@@ -418,11 +1357,57 @@
       <w:r>
         <w:rPr>
           <w:b/>
+          <w:color w:val="2D6A4F"/>
           <w:sz w:val="24"/>
+        </w:rPr>
+        <w:t xml:space="preserve">A.5 </w:t>
+      </w:r>
+      <w:proofErr w:type="spellStart"/>
+      <w:r>
+        <w:rPr>
+          <w:b/>
           <w:color w:val="2D6A4F"/>
-        </w:rPr>
-        <w:t>A.5 Spesifikasi Teknis Singkat</w:t>
-      </w:r>
+          <w:sz w:val="24"/>
+        </w:rPr>
+        <w:t>Spesifikasi</w:t>
+      </w:r>
+      <w:proofErr w:type="spellEnd"/>
+      <w:r>
+        <w:rPr>
+          <w:b/>
+          <w:color w:val="2D6A4F"/>
+          <w:sz w:val="24"/>
+        </w:rPr>
+        <w:t xml:space="preserve"> </w:t>
+      </w:r>
+      <w:proofErr w:type="spellStart"/>
+      <w:r>
+        <w:rPr>
+          <w:b/>
+          <w:color w:val="2D6A4F"/>
+          <w:sz w:val="24"/>
+        </w:rPr>
+        <w:t>Teknis</w:t>
+      </w:r>
+      <w:proofErr w:type="spellEnd"/>
+      <w:r>
+        <w:rPr>
+          <w:b/>
+          <w:color w:val="2D6A4F"/>
+          <w:sz w:val="24"/>
+        </w:rPr>
+        <w:t xml:space="preserve"> </w:t>
+      </w:r>
+      <w:proofErr w:type="spellStart"/>
+      <w:r>
+        <w:rPr>
+          <w:b/>
+          <w:color w:val="2D6A4F"/>
+          <w:sz w:val="24"/>
+        </w:rPr>
+        <w:t>Singkat</w:t>
+      </w:r>
+      <w:proofErr w:type="spellEnd"/>
     </w:p>
     <w:p>
       <w:pPr>
@@ -433,10 +1418,23 @@
         <w:spacing w:after="60"/>
       </w:pPr>
       <w:r>
-        <w:rPr>
-          <w:sz w:val="22"/>
-        </w:rPr>
-        <w:t>Stack: PHP 8.2+, Laravel 12, Blade, Tailwind 4, Vite 7, DomPDF.</w:t>
+        <w:t xml:space="preserve">Stack: PHP 8.2+, Laravel 12, Blade, Tailwind 4, </w:t>
+      </w:r>
+      <w:proofErr w:type="spellStart"/>
+      <w:r>
+        <w:t>Vite</w:t>
+      </w:r>
+      <w:proofErr w:type="spellEnd"/>
+      <w:r>
+        <w:t xml:space="preserve"> 7, </w:t>
+      </w:r>
+      <w:proofErr w:type="spellStart"/>
+      <w:r>
+        <w:t>DomPDF</w:t>
+      </w:r>
+      <w:proofErr w:type="spellEnd"/>
+      <w:r>
+        <w:t>.</w:t>
       </w:r>
     </w:p>
     <w:p>
@@ -448,10 +1446,18 @@
         <w:spacing w:after="60"/>
       </w:pPr>
       <w:r>
-        <w:rPr>
-          <w:sz w:val="22"/>
-        </w:rPr>
-        <w:t>Server: Nginx + PHP-FPM, Ubuntu LTS, minimum 2 vCPU / 2 GB RAM.</w:t>
+        <w:t xml:space="preserve">Server: Nginx + PHP-FPM, </w:t>
+      </w:r>
+      <w:r>
+        <w:t xml:space="preserve">Ubuntu </w:t>
+      </w:r>
+      <w:proofErr w:type="spellStart"/>
+      <w:r>
+        <w:t>LTS</w:t>
+      </w:r>
+      <w:proofErr w:type="spellEnd"/>
+      <w:r>
+        <w:t>, minimum 2 vCPU / 2 GB RAM.</w:t>
       </w:r>
     </w:p>
     <w:p>
@@ -462,27 +1468,65 @@
         </w:numPr>
         <w:spacing w:after="60"/>
       </w:pPr>
-      <w:r>
-        <w:rPr>
-          <w:sz w:val="22"/>
-        </w:rPr>
-        <w:t>Keamanan: RBAC (admin/operator/viewer), audit trail, rate limiting, HTTPS.</w:t>
-      </w:r>
-    </w:p>
-    <w:p>
-      <w:pPr>
-        <w:spacing w:before="360" w:after="120"/>
+      <w:proofErr w:type="spellStart"/>
+      <w:r>
+        <w:t>Keamanan</w:t>
+      </w:r>
+      <w:proofErr w:type="spellEnd"/>
+      <w:r>
+        <w:t xml:space="preserve">: </w:t>
+      </w:r>
+      <w:proofErr w:type="spellStart"/>
+      <w:r>
+        <w:t>RBAC</w:t>
+      </w:r>
+      <w:proofErr w:type="spellEnd"/>
+      <w:r>
+        <w:t xml:space="preserve"> (admin/operator/viewer), audit trail, rate limiting, HTTPS.</w:t>
+      </w:r>
+    </w:p>
+    <w:p>
+      <w:pPr>
         <w:pBdr>
           <w:bottom w:val="single" w:sz="6" w:space="1" w:color="40916C"/>
         </w:pBdr>
-      </w:pPr>
-      <w:r>
-        <w:rPr>
-          <w:b/>
+        <w:spacing w:before="360" w:after="120"/>
+      </w:pPr>
+      <w:proofErr w:type="spellStart"/>
+      <w:r>
+        <w:rPr>
+          <w:b/>
+          <w:color w:val="1B4332"/>
           <w:sz w:val="28"/>
+        </w:rPr>
+        <w:t>BAGIAN</w:t>
+      </w:r>
+      <w:proofErr w:type="spellEnd"/>
+      <w:r>
+        <w:rPr>
+          <w:b/>
           <w:color w:val="1B4332"/>
-        </w:rPr>
-        <w:t>BAGIAN B — DESAIN BASIS DATA</w:t>
+          <w:sz w:val="28"/>
+        </w:rPr>
+        <w:t xml:space="preserve"> B — </w:t>
+      </w:r>
+      <w:proofErr w:type="spellStart"/>
+      <w:r>
+        <w:rPr>
+          <w:b/>
+          <w:color w:val="1B4332"/>
+          <w:sz w:val="28"/>
+        </w:rPr>
+        <w:t>DESAIN</w:t>
+      </w:r>
+      <w:proofErr w:type="spellEnd"/>
+      <w:r>
+        <w:rPr>
+          <w:b/>
+          <w:color w:val="1B4332"/>
+          <w:sz w:val="28"/>
+        </w:rPr>
+        <w:t xml:space="preserve"> BASIS DATA</w:t>
       </w:r>
     </w:p>
     <w:p>
@@ -492,11 +1536,21 @@
       <w:r>
         <w:rPr>
           <w:b/>
+          <w:color w:val="2D6A4F"/>
           <w:sz w:val="24"/>
+        </w:rPr>
+        <w:t xml:space="preserve">B.1 </w:t>
+      </w:r>
+      <w:proofErr w:type="spellStart"/>
+      <w:r>
+        <w:rPr>
+          <w:b/>
           <w:color w:val="2D6A4F"/>
-        </w:rPr>
-        <w:t>B.1 Prinsip</w:t>
-      </w:r>
+          <w:sz w:val="24"/>
+        </w:rPr>
+        <w:t>Prinsip</w:t>
+      </w:r>
+      <w:proofErr w:type="spellEnd"/>
     </w:p>
     <w:p>
       <w:pPr>
@@ -504,10 +1558,91 @@
         <w:jc w:val="both"/>
       </w:pPr>
       <w:r>
-        <w:rPr>
-          <w:sz w:val="22"/>
-        </w:rPr>
-        <w:t>Basis data dirancang relasional normalisasi (3NF), dengan Eloquent ORM Laravel. Konvensi penamaan snake_case plural. Primary key BIGINT id. Foreign key {model}_id. Produksi: MySQL/MariaDB; development: SQLite.</w:t>
+        <w:lastRenderedPageBreak/>
+        <w:t xml:space="preserve">Basis data </w:t>
+      </w:r>
+      <w:proofErr w:type="spellStart"/>
+      <w:r>
+        <w:t>dirancang</w:t>
+      </w:r>
+      <w:proofErr w:type="spellEnd"/>
+      <w:r>
+        <w:t xml:space="preserve"> </w:t>
+      </w:r>
+      <w:proofErr w:type="spellStart"/>
+      <w:r>
+        <w:t>relasional</w:t>
+      </w:r>
+      <w:proofErr w:type="spellEnd"/>
+      <w:r>
+        <w:t xml:space="preserve"> </w:t>
+      </w:r>
+      <w:proofErr w:type="spellStart"/>
+      <w:r>
+        <w:t>normalisasi</w:t>
+      </w:r>
+      <w:proofErr w:type="spellEnd"/>
+      <w:r>
+        <w:t xml:space="preserve"> (3NF), </w:t>
+      </w:r>
+      <w:proofErr w:type="spellStart"/>
+      <w:r>
+        <w:t>dengan</w:t>
+      </w:r>
+      <w:proofErr w:type="spellEnd"/>
+      <w:r>
+        <w:t xml:space="preserve"> Eloquent </w:t>
+      </w:r>
+      <w:proofErr w:type="spellStart"/>
+      <w:r>
+        <w:t>ORM</w:t>
+      </w:r>
+      <w:proofErr w:type="spellEnd"/>
+      <w:r>
+        <w:t xml:space="preserve"> Laravel. </w:t>
+      </w:r>
+      <w:proofErr w:type="spellStart"/>
+      <w:r>
+        <w:t>Konvensi</w:t>
+      </w:r>
+      <w:proofErr w:type="spellEnd"/>
+      <w:r>
+        <w:t xml:space="preserve"> </w:t>
+      </w:r>
+      <w:proofErr w:type="spellStart"/>
+      <w:r>
+        <w:t>penamaan</w:t>
+      </w:r>
+      <w:proofErr w:type="spellEnd"/>
+      <w:r>
+        <w:t xml:space="preserve"> </w:t>
+      </w:r>
+      <w:proofErr w:type="spellStart"/>
+      <w:r>
+        <w:t>sna</w:t>
+      </w:r>
+      <w:r>
+        <w:t>ke_case</w:t>
+      </w:r>
+      <w:proofErr w:type="spellEnd"/>
+      <w:r>
+        <w:t xml:space="preserve"> plural. Primary key </w:t>
+      </w:r>
+      <w:proofErr w:type="spellStart"/>
+      <w:r>
+        <w:t>BIGINT</w:t>
+      </w:r>
+      <w:proofErr w:type="spellEnd"/>
+      <w:r>
+        <w:t xml:space="preserve"> id. Foreign key {model}_id. </w:t>
+      </w:r>
+      <w:proofErr w:type="spellStart"/>
+      <w:r>
+        <w:t>Produksi</w:t>
+      </w:r>
+      <w:proofErr w:type="spellEnd"/>
+      <w:r>
+        <w:t>: MySQL/MariaDB; development: SQLite.</w:t>
       </w:r>
     </w:p>
     <w:p>
@@ -517,8 +1652,8 @@
       <w:r>
         <w:rPr>
           <w:b/>
+          <w:color w:val="2D6A4F"/>
           <w:sz w:val="24"/>
-          <w:color w:val="2D6A4F"/>
         </w:rPr>
         <w:t>B.2 Domain Data</w:t>
       </w:r>
@@ -526,6 +1661,7 @@
     <w:tbl>
       <w:tblPr>
         <w:tblW w:w="0" w:type="auto"/>
+        <w:tblInd w:w="10" w:type="dxa"/>
         <w:tblBorders>
           <w:top w:val="single" w:sz="4" w:space="0" w:color="40916C"/>
           <w:left w:val="single" w:sz="4" w:space="0" w:color="40916C"/>
@@ -534,13 +1670,24 @@
           <w:insideH w:val="single" w:sz="4" w:space="0" w:color="CCCCCC"/>
           <w:insideV w:val="single" w:sz="4" w:space="0" w:color="CCCCCC"/>
         </w:tblBorders>
+        <w:tblCellMar>
+          <w:left w:w="10" w:type="dxa"/>
+          <w:right w:w="10" w:type="dxa"/>
+        </w:tblCellMar>
+        <w:tblLook w:val="0000" w:firstRow="0" w:lastRow="0" w:firstColumn="0" w:lastColumn="0" w:noHBand="0" w:noVBand="0"/>
       </w:tblPr>
       <w:tblGrid>
-        <w:gridCol w:w="3500"/>
-        <w:gridCol w:w="4500"/>
-        <w:gridCol w:w="2000"/>
+        <w:gridCol w:w="3000"/>
+        <w:gridCol w:w="3000"/>
+        <w:gridCol w:w="3000"/>
       </w:tblGrid>
       <w:tr>
+        <w:tblPrEx>
+          <w:tblCellMar>
+            <w:top w:w="0" w:type="dxa"/>
+            <w:bottom w:w="0" w:type="dxa"/>
+          </w:tblCellMar>
+        </w:tblPrEx>
         <w:tc>
           <w:tcPr>
             <w:tcW w:w="3000" w:type="dxa"/>
@@ -561,13 +1708,23 @@
             <w:tcW w:w="3000" w:type="dxa"/>
           </w:tcPr>
           <w:p>
+            <w:proofErr w:type="spellStart"/>
             <w:r>
               <w:rPr>
                 <w:b/>
                 <w:color w:val="FFFFFF"/>
                 <w:sz w:val="20"/>
               </w:rPr>
-              <w:t>Tabel Utama</w:t>
+              <w:t>Tabel</w:t>
+            </w:r>
+            <w:proofErr w:type="spellEnd"/>
+            <w:r>
+              <w:rPr>
+                <w:b/>
+                <w:color w:val="FFFFFF"/>
+                <w:sz w:val="20"/>
+              </w:rPr>
+              <w:t xml:space="preserve"> Utama</w:t>
             </w:r>
           </w:p>
         </w:tc>
@@ -576,6 +1733,7 @@
             <w:tcW w:w="3000" w:type="dxa"/>
           </w:tcPr>
           <w:p>
+            <w:proofErr w:type="spellStart"/>
             <w:r>
               <w:rPr>
                 <w:b/>
@@ -584,10 +1742,17 @@
               </w:rPr>
               <w:t>Fungsi</w:t>
             </w:r>
+            <w:proofErr w:type="spellEnd"/>
           </w:p>
         </w:tc>
       </w:tr>
       <w:tr>
+        <w:tblPrEx>
+          <w:tblCellMar>
+            <w:top w:w="0" w:type="dxa"/>
+            <w:bottom w:w="0" w:type="dxa"/>
+          </w:tblCellMar>
+        </w:tblPrEx>
         <w:tc>
           <w:tcPr>
             <w:tcW w:w="3000" w:type="dxa"/>
@@ -597,8 +1762,16 @@
               <w:rPr>
                 <w:sz w:val="20"/>
               </w:rPr>
-              <w:t>Wilayah &amp; Organisasi</w:t>
-            </w:r>
+              <w:t xml:space="preserve">Wilayah &amp; </w:t>
+            </w:r>
+            <w:proofErr w:type="spellStart"/>
+            <w:r>
+              <w:rPr>
+                <w:sz w:val="20"/>
+              </w:rPr>
+              <w:t>Organisasi</w:t>
+            </w:r>
+            <w:proofErr w:type="spellEnd"/>
           </w:p>
         </w:tc>
         <w:tc>
@@ -606,11 +1779,61 @@
             <w:tcW w:w="3000" w:type="dxa"/>
           </w:tcPr>
           <w:p>
-            <w:r>
-              <w:rPr>
-                <w:sz w:val="20"/>
-              </w:rPr>
-              <w:t>kecamatans, kelurahans, tim_pelaksanas, petugas, users</w:t>
+            <w:proofErr w:type="spellStart"/>
+            <w:r>
+              <w:rPr>
+                <w:sz w:val="20"/>
+              </w:rPr>
+              <w:t>kecamatans</w:t>
+            </w:r>
+            <w:proofErr w:type="spellEnd"/>
+            <w:r>
+              <w:rPr>
+                <w:sz w:val="20"/>
+              </w:rPr>
+              <w:t xml:space="preserve">, </w:t>
+            </w:r>
+            <w:proofErr w:type="spellStart"/>
+            <w:r>
+              <w:rPr>
+                <w:sz w:val="20"/>
+              </w:rPr>
+              <w:t>kelurahans</w:t>
+            </w:r>
+            <w:proofErr w:type="spellEnd"/>
+            <w:r>
+              <w:rPr>
+                <w:sz w:val="20"/>
+              </w:rPr>
+              <w:t xml:space="preserve">, </w:t>
+            </w:r>
+            <w:proofErr w:type="spellStart"/>
+            <w:r>
+              <w:rPr>
+                <w:sz w:val="20"/>
+              </w:rPr>
+              <w:t>tim_pelaksanas</w:t>
+            </w:r>
+            <w:proofErr w:type="spellEnd"/>
+            <w:r>
+              <w:rPr>
+                <w:sz w:val="20"/>
+              </w:rPr>
+              <w:t xml:space="preserve">, </w:t>
+            </w:r>
+            <w:proofErr w:type="spellStart"/>
+            <w:r>
+              <w:rPr>
+                <w:sz w:val="20"/>
+              </w:rPr>
+              <w:t>petugas</w:t>
+            </w:r>
+            <w:proofErr w:type="spellEnd"/>
+            <w:r>
+              <w:rPr>
+                <w:sz w:val="20"/>
+              </w:rPr>
+              <w:t>, users</w:t>
             </w:r>
           </w:p>
         </w:tc>
@@ -619,16 +1842,108 @@
             <w:tcW w:w="3000" w:type="dxa"/>
           </w:tcPr>
           <w:p>
-            <w:r>
-              <w:rPr>
-                <w:sz w:val="20"/>
-              </w:rPr>
-              <w:t>Referensi wilayah Batam, tim pelaksana, roster petugas, RBAC</w:t>
-            </w:r>
+            <w:proofErr w:type="spellStart"/>
+            <w:r>
+              <w:rPr>
+                <w:sz w:val="20"/>
+              </w:rPr>
+              <w:t>Referensi</w:t>
+            </w:r>
+            <w:proofErr w:type="spellEnd"/>
+            <w:r>
+              <w:rPr>
+                <w:sz w:val="20"/>
+              </w:rPr>
+              <w:t xml:space="preserve"> </w:t>
+            </w:r>
+            <w:proofErr w:type="spellStart"/>
+            <w:r>
+              <w:rPr>
+                <w:sz w:val="20"/>
+              </w:rPr>
+              <w:t>wilayah</w:t>
+            </w:r>
+            <w:proofErr w:type="spellEnd"/>
+            <w:r>
+              <w:rPr>
+                <w:sz w:val="20"/>
+              </w:rPr>
+              <w:t xml:space="preserve"> </w:t>
+            </w:r>
+            <w:proofErr w:type="spellStart"/>
+            <w:r>
+              <w:rPr>
+                <w:sz w:val="20"/>
+              </w:rPr>
+              <w:t>Batam</w:t>
+            </w:r>
+            <w:proofErr w:type="spellEnd"/>
+            <w:r>
+              <w:rPr>
+                <w:sz w:val="20"/>
+              </w:rPr>
+              <w:t xml:space="preserve">, </w:t>
+            </w:r>
+            <w:proofErr w:type="spellStart"/>
+            <w:r>
+              <w:rPr>
+                <w:sz w:val="20"/>
+              </w:rPr>
+              <w:t>tim</w:t>
+            </w:r>
+            <w:proofErr w:type="spellEnd"/>
+            <w:r>
+              <w:rPr>
+                <w:sz w:val="20"/>
+              </w:rPr>
+              <w:t xml:space="preserve"> </w:t>
+            </w:r>
+            <w:proofErr w:type="spellStart"/>
+            <w:r>
+              <w:rPr>
+                <w:sz w:val="20"/>
+              </w:rPr>
+              <w:t>pelaksana</w:t>
+            </w:r>
+            <w:proofErr w:type="spellEnd"/>
+            <w:r>
+              <w:rPr>
+                <w:sz w:val="20"/>
+              </w:rPr>
+              <w:t xml:space="preserve">, roster </w:t>
+            </w:r>
+            <w:proofErr w:type="spellStart"/>
+            <w:r>
+              <w:rPr>
+                <w:sz w:val="20"/>
+              </w:rPr>
+              <w:t>petugas</w:t>
+            </w:r>
+            <w:proofErr w:type="spellEnd"/>
+            <w:r>
+              <w:rPr>
+                <w:sz w:val="20"/>
+              </w:rPr>
+              <w:t xml:space="preserve">, </w:t>
+            </w:r>
+            <w:proofErr w:type="spellStart"/>
+            <w:r>
+              <w:rPr>
+                <w:sz w:val="20"/>
+              </w:rPr>
+              <w:t>RBAC</w:t>
+            </w:r>
+            <w:proofErr w:type="spellEnd"/>
           </w:p>
         </w:tc>
       </w:tr>
       <w:tr>
+        <w:tblPrEx>
+          <w:tblCellMar>
+            <w:top w:w="0" w:type="dxa"/>
+            <w:bottom w:w="0" w:type="dxa"/>
+          </w:tblCellMar>
+        </w:tblPrEx>
         <w:tc>
           <w:tcPr>
             <w:tcW w:w="3000" w:type="dxa"/>
@@ -638,8 +1953,16 @@
               <w:rPr>
                 <w:sz w:val="20"/>
               </w:rPr>
-              <w:t>Master RTH</w:t>
-            </w:r>
+              <w:t xml:space="preserve">Master </w:t>
+            </w:r>
+            <w:proofErr w:type="spellStart"/>
+            <w:r>
+              <w:rPr>
+                <w:sz w:val="20"/>
+              </w:rPr>
+              <w:t>RTH</w:t>
+            </w:r>
+            <w:proofErr w:type="spellEnd"/>
           </w:p>
         </w:tc>
         <w:tc>
@@ -647,12 +1970,42 @@
             <w:tcW w:w="3000" w:type="dxa"/>
           </w:tcPr>
           <w:p>
-            <w:r>
-              <w:rPr>
-                <w:sz w:val="20"/>
-              </w:rPr>
-              <w:t>tamans, taman_images, rth_kategoris</w:t>
-            </w:r>
+            <w:proofErr w:type="spellStart"/>
+            <w:r>
+              <w:rPr>
+                <w:sz w:val="20"/>
+              </w:rPr>
+              <w:t>tamans</w:t>
+            </w:r>
+            <w:proofErr w:type="spellEnd"/>
+            <w:r>
+              <w:rPr>
+                <w:sz w:val="20"/>
+              </w:rPr>
+              <w:t xml:space="preserve">, </w:t>
+            </w:r>
+            <w:proofErr w:type="spellStart"/>
+            <w:r>
+              <w:rPr>
+                <w:sz w:val="20"/>
+              </w:rPr>
+              <w:t>taman_images</w:t>
+            </w:r>
+            <w:proofErr w:type="spellEnd"/>
+            <w:r>
+              <w:rPr>
+                <w:sz w:val="20"/>
+              </w:rPr>
+              <w:t xml:space="preserve">, </w:t>
+            </w:r>
+            <w:proofErr w:type="spellStart"/>
+            <w:r>
+              <w:rPr>
+                <w:sz w:val="20"/>
+              </w:rPr>
+              <w:t>rth_kategoris</w:t>
+            </w:r>
+            <w:proofErr w:type="spellEnd"/>
           </w:p>
         </w:tc>
         <w:tc>
@@ -660,27 +2013,107 @@
             <w:tcW w:w="3000" w:type="dxa"/>
           </w:tcPr>
           <w:p>
-            <w:r>
-              <w:rPr>
-                <w:sz w:val="20"/>
-              </w:rPr>
-              <w:t>Profil taman, galeri, kategori RTH publik</w:t>
-            </w:r>
+            <w:proofErr w:type="spellStart"/>
+            <w:r>
+              <w:rPr>
+                <w:sz w:val="20"/>
+              </w:rPr>
+              <w:t>Profil</w:t>
+            </w:r>
+            <w:proofErr w:type="spellEnd"/>
+            <w:r>
+              <w:rPr>
+                <w:sz w:val="20"/>
+              </w:rPr>
+              <w:t xml:space="preserve"> </w:t>
+            </w:r>
+            <w:proofErr w:type="spellStart"/>
+            <w:r>
+              <w:rPr>
+                <w:sz w:val="20"/>
+              </w:rPr>
+              <w:t>taman</w:t>
+            </w:r>
+            <w:proofErr w:type="spellEnd"/>
+            <w:r>
+              <w:rPr>
+                <w:sz w:val="20"/>
+              </w:rPr>
+              <w:t xml:space="preserve">, </w:t>
+            </w:r>
+            <w:proofErr w:type="spellStart"/>
+            <w:r>
+              <w:rPr>
+                <w:sz w:val="20"/>
+              </w:rPr>
+              <w:t>galeri</w:t>
+            </w:r>
+            <w:proofErr w:type="spellEnd"/>
+            <w:r>
+              <w:rPr>
+                <w:sz w:val="20"/>
+              </w:rPr>
+              <w:t xml:space="preserve">, </w:t>
+            </w:r>
+            <w:proofErr w:type="spellStart"/>
+            <w:r>
+              <w:rPr>
+                <w:sz w:val="20"/>
+              </w:rPr>
+              <w:t>kategori</w:t>
+            </w:r>
+            <w:proofErr w:type="spellEnd"/>
+            <w:r>
+              <w:rPr>
+                <w:sz w:val="20"/>
+              </w:rPr>
+              <w:t xml:space="preserve"> </w:t>
+            </w:r>
+            <w:proofErr w:type="spellStart"/>
+            <w:r>
+              <w:rPr>
+                <w:sz w:val="20"/>
+              </w:rPr>
+              <w:t>RTH</w:t>
+            </w:r>
+            <w:proofErr w:type="spellEnd"/>
+            <w:r>
+              <w:rPr>
+                <w:sz w:val="20"/>
+              </w:rPr>
+              <w:t xml:space="preserve"> </w:t>
+            </w:r>
+            <w:proofErr w:type="spellStart"/>
+            <w:r>
+              <w:rPr>
+                <w:sz w:val="20"/>
+              </w:rPr>
+              <w:t>publik</w:t>
+            </w:r>
+            <w:proofErr w:type="spellEnd"/>
           </w:p>
         </w:tc>
       </w:tr>
       <w:tr>
+        <w:tblPrEx>
+          <w:tblCellMar>
+            <w:top w:w="0" w:type="dxa"/>
+            <w:bottom w:w="0" w:type="dxa"/>
+          </w:tblCellMar>
+        </w:tblPrEx>
         <w:tc>
           <w:tcPr>
             <w:tcW w:w="3000" w:type="dxa"/>
           </w:tcPr>
           <w:p>
+            <w:proofErr w:type="spellStart"/>
             <w:r>
               <w:rPr>
                 <w:sz w:val="20"/>
               </w:rPr>
               <w:t>Operasional</w:t>
             </w:r>
+            <w:proofErr w:type="spellEnd"/>
           </w:p>
         </w:tc>
         <w:tc>
@@ -688,12 +2121,56 @@
             <w:tcW w:w="3000" w:type="dxa"/>
           </w:tcPr>
           <w:p>
-            <w:r>
-              <w:rPr>
-                <w:sz w:val="20"/>
-              </w:rPr>
-              <w:t>pemeliharaan_tamans, pemangkasans, pemangkasan_progres, alat_sarana_operasionals</w:t>
-            </w:r>
+            <w:proofErr w:type="spellStart"/>
+            <w:r>
+              <w:rPr>
+                <w:sz w:val="20"/>
+              </w:rPr>
+              <w:t>pemeliharaan_tamans</w:t>
+            </w:r>
+            <w:proofErr w:type="spellEnd"/>
+            <w:r>
+              <w:rPr>
+                <w:sz w:val="20"/>
+              </w:rPr>
+              <w:t xml:space="preserve">, </w:t>
+            </w:r>
+            <w:proofErr w:type="spellStart"/>
+            <w:r>
+              <w:rPr>
+                <w:sz w:val="20"/>
+              </w:rPr>
+              <w:t>pemangkasans</w:t>
+            </w:r>
+            <w:proofErr w:type="spellEnd"/>
+            <w:r>
+              <w:rPr>
+                <w:sz w:val="20"/>
+              </w:rPr>
+              <w:t xml:space="preserve">, </w:t>
+            </w:r>
+            <w:proofErr w:type="spellStart"/>
+            <w:r>
+              <w:rPr>
+                <w:sz w:val="20"/>
+              </w:rPr>
+              <w:t>pemangkasan_progres</w:t>
+            </w:r>
+            <w:proofErr w:type="spellEnd"/>
+            <w:r>
+              <w:rPr>
+                <w:sz w:val="20"/>
+              </w:rPr>
+              <w:t xml:space="preserve">, </w:t>
+            </w:r>
+            <w:proofErr w:type="spellStart"/>
+            <w:r>
+              <w:rPr>
+                <w:sz w:val="20"/>
+              </w:rPr>
+              <w:t>alat_sarana_operasionals</w:t>
+            </w:r>
+            <w:proofErr w:type="spellEnd"/>
           </w:p>
         </w:tc>
         <w:tc>
@@ -701,26 +2178,138 @@
             <w:tcW w:w="3000" w:type="dxa"/>
           </w:tcPr>
           <w:p>
-            <w:r>
-              <w:rPr>
-                <w:sz w:val="20"/>
-              </w:rPr>
-              <w:t>Pemeliharaan rutin, permohonan layanan, progres harian, inventaris armada</w:t>
+            <w:proofErr w:type="spellStart"/>
+            <w:r>
+              <w:rPr>
+                <w:sz w:val="20"/>
+              </w:rPr>
+              <w:t>Pemeliharaan</w:t>
+            </w:r>
+            <w:proofErr w:type="spellEnd"/>
+            <w:r>
+              <w:rPr>
+                <w:sz w:val="20"/>
+              </w:rPr>
+              <w:t xml:space="preserve"> </w:t>
+            </w:r>
+            <w:proofErr w:type="spellStart"/>
+            <w:r>
+              <w:rPr>
+                <w:sz w:val="20"/>
+              </w:rPr>
+              <w:t>rutin</w:t>
+            </w:r>
+            <w:proofErr w:type="spellEnd"/>
+            <w:r>
+              <w:rPr>
+                <w:sz w:val="20"/>
+              </w:rPr>
+              <w:t xml:space="preserve">, </w:t>
+            </w:r>
+            <w:proofErr w:type="spellStart"/>
+            <w:r>
+              <w:rPr>
+                <w:sz w:val="20"/>
+              </w:rPr>
+              <w:t>permohonan</w:t>
+            </w:r>
+            <w:proofErr w:type="spellEnd"/>
+            <w:r>
+              <w:rPr>
+                <w:sz w:val="20"/>
+              </w:rPr>
+              <w:t xml:space="preserve"> </w:t>
+            </w:r>
+            <w:proofErr w:type="spellStart"/>
+            <w:r>
+              <w:rPr>
+                <w:sz w:val="20"/>
+              </w:rPr>
+              <w:t>layanan</w:t>
+            </w:r>
+            <w:proofErr w:type="spellEnd"/>
+            <w:r>
+              <w:rPr>
+                <w:sz w:val="20"/>
+              </w:rPr>
+              <w:t>,</w:t>
+            </w:r>
+            <w:r>
+              <w:rPr>
+                <w:sz w:val="20"/>
+              </w:rPr>
+              <w:t xml:space="preserve"> </w:t>
+            </w:r>
+            <w:proofErr w:type="spellStart"/>
+            <w:r>
+              <w:rPr>
+                <w:sz w:val="20"/>
+              </w:rPr>
+              <w:t>progres</w:t>
+            </w:r>
+            <w:proofErr w:type="spellEnd"/>
+            <w:r>
+              <w:rPr>
+                <w:sz w:val="20"/>
+              </w:rPr>
+              <w:t xml:space="preserve"> </w:t>
+            </w:r>
+            <w:proofErr w:type="spellStart"/>
+            <w:r>
+              <w:rPr>
+                <w:sz w:val="20"/>
+              </w:rPr>
+              <w:t>harian</w:t>
+            </w:r>
+            <w:proofErr w:type="spellEnd"/>
+            <w:r>
+              <w:rPr>
+                <w:sz w:val="20"/>
+              </w:rPr>
+              <w:t xml:space="preserve">, </w:t>
+            </w:r>
+            <w:proofErr w:type="spellStart"/>
+            <w:r>
+              <w:rPr>
+                <w:sz w:val="20"/>
+              </w:rPr>
+              <w:t>inventaris</w:t>
+            </w:r>
+            <w:proofErr w:type="spellEnd"/>
+            <w:r>
+              <w:rPr>
+                <w:sz w:val="20"/>
+              </w:rPr>
+              <w:t xml:space="preserve"> armada</w:t>
             </w:r>
           </w:p>
         </w:tc>
       </w:tr>
       <w:tr>
+        <w:tblPrEx>
+          <w:tblCellMar>
+            <w:top w:w="0" w:type="dxa"/>
+            <w:bottom w:w="0" w:type="dxa"/>
+          </w:tblCellMar>
+        </w:tblPrEx>
         <w:tc>
           <w:tcPr>
             <w:tcW w:w="3000" w:type="dxa"/>
           </w:tcPr>
           <w:p>
-            <w:r>
-              <w:rPr>
-                <w:sz w:val="20"/>
-              </w:rPr>
-              <w:t>Petugas (pivot)</w:t>
+            <w:proofErr w:type="spellStart"/>
+            <w:r>
+              <w:rPr>
+                <w:sz w:val="20"/>
+              </w:rPr>
+              <w:t>Petugas</w:t>
+            </w:r>
+            <w:proofErr w:type="spellEnd"/>
+            <w:r>
+              <w:rPr>
+                <w:sz w:val="20"/>
+              </w:rPr>
+              <w:t xml:space="preserve"> (pivot)</w:t>
             </w:r>
           </w:p>
         </w:tc>
@@ -729,12 +2318,28 @@
             <w:tcW w:w="3000" w:type="dxa"/>
           </w:tcPr>
           <w:p>
-            <w:r>
-              <w:rPr>
-                <w:sz w:val="20"/>
-              </w:rPr>
-              <w:t>pemeliharaan_taman_petugas, pemangkasan_progres_petugas</w:t>
-            </w:r>
+            <w:proofErr w:type="spellStart"/>
+            <w:r>
+              <w:rPr>
+                <w:sz w:val="20"/>
+              </w:rPr>
+              <w:t>pemeliharaan_taman_petugas</w:t>
+            </w:r>
+            <w:proofErr w:type="spellEnd"/>
+            <w:r>
+              <w:rPr>
+                <w:sz w:val="20"/>
+              </w:rPr>
+              <w:t xml:space="preserve">, </w:t>
+            </w:r>
+            <w:proofErr w:type="spellStart"/>
+            <w:r>
+              <w:rPr>
+                <w:sz w:val="20"/>
+              </w:rPr>
+              <w:t>pemangkasan_progres_petugas</w:t>
+            </w:r>
+            <w:proofErr w:type="spellEnd"/>
           </w:p>
         </w:tc>
         <w:tc>
@@ -746,23 +2351,67 @@
               <w:rPr>
                 <w:sz w:val="20"/>
               </w:rPr>
-              <w:t>Assignment petugas lapangan per kegiatan</w:t>
-            </w:r>
+              <w:t xml:space="preserve">Assignment </w:t>
+            </w:r>
+            <w:proofErr w:type="spellStart"/>
+            <w:r>
+              <w:rPr>
+                <w:sz w:val="20"/>
+              </w:rPr>
+              <w:t>petugas</w:t>
+            </w:r>
+            <w:proofErr w:type="spellEnd"/>
+            <w:r>
+              <w:rPr>
+                <w:sz w:val="20"/>
+              </w:rPr>
+              <w:t xml:space="preserve"> </w:t>
+            </w:r>
+            <w:proofErr w:type="spellStart"/>
+            <w:r>
+              <w:rPr>
+                <w:sz w:val="20"/>
+              </w:rPr>
+              <w:t>lapangan</w:t>
+            </w:r>
+            <w:proofErr w:type="spellEnd"/>
+            <w:r>
+              <w:rPr>
+                <w:sz w:val="20"/>
+              </w:rPr>
+              <w:t xml:space="preserve"> per </w:t>
+            </w:r>
+            <w:proofErr w:type="spellStart"/>
+            <w:r>
+              <w:rPr>
+                <w:sz w:val="20"/>
+              </w:rPr>
+              <w:t>kegiatan</w:t>
+            </w:r>
+            <w:proofErr w:type="spellEnd"/>
           </w:p>
         </w:tc>
       </w:tr>
       <w:tr>
+        <w:tblPrEx>
+          <w:tblCellMar>
+            <w:top w:w="0" w:type="dxa"/>
+            <w:bottom w:w="0" w:type="dxa"/>
+          </w:tblCellMar>
+        </w:tblPrEx>
         <w:tc>
           <w:tcPr>
             <w:tcW w:w="3000" w:type="dxa"/>
           </w:tcPr>
           <w:p>
+            <w:proofErr w:type="spellStart"/>
             <w:r>
               <w:rPr>
                 <w:sz w:val="20"/>
               </w:rPr>
               <w:t>Bibit</w:t>
             </w:r>
+            <w:proofErr w:type="spellEnd"/>
           </w:p>
         </w:tc>
         <w:tc>
@@ -770,12 +2419,42 @@
             <w:tcW w:w="3000" w:type="dxa"/>
           </w:tcPr>
           <w:p>
-            <w:r>
-              <w:rPr>
-                <w:sz w:val="20"/>
-              </w:rPr>
-              <w:t>bibits, bibit_masuks, bibit_keluars</w:t>
-            </w:r>
+            <w:proofErr w:type="spellStart"/>
+            <w:r>
+              <w:rPr>
+                <w:sz w:val="20"/>
+              </w:rPr>
+              <w:t>bibits</w:t>
+            </w:r>
+            <w:proofErr w:type="spellEnd"/>
+            <w:r>
+              <w:rPr>
+                <w:sz w:val="20"/>
+              </w:rPr>
+              <w:t xml:space="preserve">, </w:t>
+            </w:r>
+            <w:proofErr w:type="spellStart"/>
+            <w:r>
+              <w:rPr>
+                <w:sz w:val="20"/>
+              </w:rPr>
+              <w:t>bibit_masuks</w:t>
+            </w:r>
+            <w:proofErr w:type="spellEnd"/>
+            <w:r>
+              <w:rPr>
+                <w:sz w:val="20"/>
+              </w:rPr>
+              <w:t xml:space="preserve">, </w:t>
+            </w:r>
+            <w:proofErr w:type="spellStart"/>
+            <w:r>
+              <w:rPr>
+                <w:sz w:val="20"/>
+              </w:rPr>
+              <w:t>bibit_keluars</w:t>
+            </w:r>
+            <w:proofErr w:type="spellEnd"/>
           </w:p>
         </w:tc>
         <w:tc>
@@ -787,12 +2466,54 @@
               <w:rPr>
                 <w:sz w:val="20"/>
               </w:rPr>
-              <w:t>Stok pembibitan masuk/keluar</w:t>
-            </w:r>
+              <w:t xml:space="preserve">Stok </w:t>
+            </w:r>
+            <w:proofErr w:type="spellStart"/>
+            <w:r>
+              <w:rPr>
+                <w:sz w:val="20"/>
+              </w:rPr>
+              <w:t>pembibitan</w:t>
+            </w:r>
+            <w:proofErr w:type="spellEnd"/>
+            <w:r>
+              <w:rPr>
+                <w:sz w:val="20"/>
+              </w:rPr>
+              <w:t xml:space="preserve"> </w:t>
+            </w:r>
+            <w:proofErr w:type="spellStart"/>
+            <w:r>
+              <w:rPr>
+                <w:sz w:val="20"/>
+              </w:rPr>
+              <w:t>masuk</w:t>
+            </w:r>
+            <w:proofErr w:type="spellEnd"/>
+            <w:r>
+              <w:rPr>
+                <w:sz w:val="20"/>
+              </w:rPr>
+              <w:t>/</w:t>
+            </w:r>
+            <w:proofErr w:type="spellStart"/>
+            <w:r>
+              <w:rPr>
+                <w:sz w:val="20"/>
+              </w:rPr>
+              <w:t>keluar</w:t>
+            </w:r>
+            <w:proofErr w:type="spellEnd"/>
           </w:p>
         </w:tc>
       </w:tr>
       <w:tr>
+        <w:tblPrEx>
+          <w:tblCellMar>
+            <w:top w:w="0" w:type="dxa"/>
+            <w:bottom w:w="0" w:type="dxa"/>
+          </w:tblCellMar>
+        </w:tblPrEx>
         <w:tc>
           <w:tcPr>
             <w:tcW w:w="3000" w:type="dxa"/>
@@ -811,12 +2532,34 @@
             <w:tcW w:w="3000" w:type="dxa"/>
           </w:tcPr>
           <w:p>
-            <w:r>
-              <w:rPr>
-                <w:sz w:val="20"/>
-              </w:rPr>
-              <w:t>aduan_masyarakats, survey_kepuasans</w:t>
-            </w:r>
+            <w:proofErr w:type="spellStart"/>
+            <w:r>
+              <w:rPr>
+                <w:sz w:val="20"/>
+              </w:rPr>
+              <w:t>aduan_masyarakats</w:t>
+            </w:r>
+            <w:proofErr w:type="spellEnd"/>
+            <w:r>
+              <w:rPr>
+                <w:sz w:val="20"/>
+              </w:rPr>
+              <w:t xml:space="preserve">, </w:t>
+            </w:r>
+            <w:proofErr w:type="spellStart"/>
+            <w:r>
+              <w:rPr>
+                <w:sz w:val="20"/>
+              </w:rPr>
+              <w:t>surv</w:t>
+            </w:r>
+            <w:r>
+              <w:rPr>
+                <w:sz w:val="20"/>
+              </w:rPr>
+              <w:t>ey_kepuasans</w:t>
+            </w:r>
+            <w:proofErr w:type="spellEnd"/>
           </w:p>
         </w:tc>
         <w:tc>
@@ -824,27 +2567,65 @@
             <w:tcW w:w="3000" w:type="dxa"/>
           </w:tcPr>
           <w:p>
-            <w:r>
-              <w:rPr>
-                <w:sz w:val="20"/>
-              </w:rPr>
-              <w:t>Aduan publik dan survey kepuasan</w:t>
-            </w:r>
+            <w:proofErr w:type="spellStart"/>
+            <w:r>
+              <w:rPr>
+                <w:sz w:val="20"/>
+              </w:rPr>
+              <w:t>Aduan</w:t>
+            </w:r>
+            <w:proofErr w:type="spellEnd"/>
+            <w:r>
+              <w:rPr>
+                <w:sz w:val="20"/>
+              </w:rPr>
+              <w:t xml:space="preserve"> </w:t>
+            </w:r>
+            <w:proofErr w:type="spellStart"/>
+            <w:r>
+              <w:rPr>
+                <w:sz w:val="20"/>
+              </w:rPr>
+              <w:t>publik</w:t>
+            </w:r>
+            <w:proofErr w:type="spellEnd"/>
+            <w:r>
+              <w:rPr>
+                <w:sz w:val="20"/>
+              </w:rPr>
+              <w:t xml:space="preserve"> dan survey </w:t>
+            </w:r>
+            <w:proofErr w:type="spellStart"/>
+            <w:r>
+              <w:rPr>
+                <w:sz w:val="20"/>
+              </w:rPr>
+              <w:t>kepuasan</w:t>
+            </w:r>
+            <w:proofErr w:type="spellEnd"/>
           </w:p>
         </w:tc>
       </w:tr>
       <w:tr>
+        <w:tblPrEx>
+          <w:tblCellMar>
+            <w:top w:w="0" w:type="dxa"/>
+            <w:bottom w:w="0" w:type="dxa"/>
+          </w:tblCellMar>
+        </w:tblPrEx>
         <w:tc>
           <w:tcPr>
             <w:tcW w:w="3000" w:type="dxa"/>
           </w:tcPr>
           <w:p>
+            <w:proofErr w:type="spellStart"/>
             <w:r>
               <w:rPr>
                 <w:sz w:val="20"/>
               </w:rPr>
               <w:t>DPA</w:t>
             </w:r>
+            <w:proofErr w:type="spellEnd"/>
           </w:p>
         </w:tc>
         <w:tc>
@@ -852,11 +2633,47 @@
             <w:tcW w:w="3000" w:type="dxa"/>
           </w:tcPr>
           <w:p>
-            <w:r>
-              <w:rPr>
-                <w:sz w:val="20"/>
-              </w:rPr>
-              <w:t>dpa_tahun_anggarans, dpas, dpa_paket_pekerjaans, ...</w:t>
+            <w:proofErr w:type="spellStart"/>
+            <w:r>
+              <w:rPr>
+                <w:sz w:val="20"/>
+              </w:rPr>
+              <w:t>dpa_tahun_anggarans</w:t>
+            </w:r>
+            <w:proofErr w:type="spellEnd"/>
+            <w:r>
+              <w:rPr>
+                <w:sz w:val="20"/>
+              </w:rPr>
+              <w:t xml:space="preserve">, </w:t>
+            </w:r>
+            <w:proofErr w:type="spellStart"/>
+            <w:r>
+              <w:rPr>
+                <w:sz w:val="20"/>
+              </w:rPr>
+              <w:t>dpas</w:t>
+            </w:r>
+            <w:proofErr w:type="spellEnd"/>
+            <w:r>
+              <w:rPr>
+                <w:sz w:val="20"/>
+              </w:rPr>
+              <w:t xml:space="preserve">, </w:t>
+            </w:r>
+            <w:proofErr w:type="spellStart"/>
+            <w:r>
+              <w:rPr>
+                <w:sz w:val="20"/>
+              </w:rPr>
+              <w:t>dpa_paket_pekerjaans</w:t>
+            </w:r>
+            <w:proofErr w:type="spellEnd"/>
+            <w:r>
+              <w:rPr>
+                <w:sz w:val="20"/>
+              </w:rPr>
+              <w:t>, ...</w:t>
             </w:r>
           </w:p>
         </w:tc>
@@ -869,22 +2686,58 @@
               <w:rPr>
                 <w:sz w:val="20"/>
               </w:rPr>
-              <w:t>Monitoring anggaran pengadaan</w:t>
-            </w:r>
+              <w:t xml:space="preserve">Monitoring </w:t>
+            </w:r>
+            <w:proofErr w:type="spellStart"/>
+            <w:r>
+              <w:rPr>
+                <w:sz w:val="20"/>
+              </w:rPr>
+              <w:t>anggaran</w:t>
+            </w:r>
+            <w:proofErr w:type="spellEnd"/>
+            <w:r>
+              <w:rPr>
+                <w:sz w:val="20"/>
+              </w:rPr>
+              <w:t xml:space="preserve"> </w:t>
+            </w:r>
+            <w:proofErr w:type="spellStart"/>
+            <w:r>
+              <w:rPr>
+                <w:sz w:val="20"/>
+              </w:rPr>
+              <w:t>pengadaan</w:t>
+            </w:r>
+            <w:proofErr w:type="spellEnd"/>
           </w:p>
         </w:tc>
       </w:tr>
       <w:tr>
+        <w:tblPrEx>
+          <w:tblCellMar>
+            <w:top w:w="0" w:type="dxa"/>
+            <w:bottom w:w="0" w:type="dxa"/>
+          </w:tblCellMar>
+        </w:tblPrEx>
         <w:tc>
           <w:tcPr>
             <w:tcW w:w="3000" w:type="dxa"/>
           </w:tcPr>
           <w:p>
-            <w:r>
-              <w:rPr>
-                <w:sz w:val="20"/>
-              </w:rPr>
-              <w:t>Konten &amp; Audit</w:t>
+            <w:proofErr w:type="spellStart"/>
+            <w:r>
+              <w:rPr>
+                <w:sz w:val="20"/>
+              </w:rPr>
+              <w:t>Konten</w:t>
+            </w:r>
+            <w:proofErr w:type="spellEnd"/>
+            <w:r>
+              <w:rPr>
+                <w:sz w:val="20"/>
+              </w:rPr>
+              <w:t xml:space="preserve"> &amp; Audit</w:t>
             </w:r>
           </w:p>
         </w:tc>
@@ -893,11 +2746,33 @@
             <w:tcW w:w="3000" w:type="dxa"/>
           </w:tcPr>
           <w:p>
-            <w:r>
-              <w:rPr>
-                <w:sz w:val="20"/>
-              </w:rPr>
-              <w:t>ensiklopedia_*, activity_logs, notifications</w:t>
+            <w:proofErr w:type="spellStart"/>
+            <w:r>
+              <w:rPr>
+                <w:sz w:val="20"/>
+              </w:rPr>
+              <w:t>ensiklopedia</w:t>
+            </w:r>
+            <w:proofErr w:type="spellEnd"/>
+            <w:r>
+              <w:rPr>
+                <w:sz w:val="20"/>
+              </w:rPr>
+              <w:t xml:space="preserve">_*, </w:t>
+            </w:r>
+            <w:proofErr w:type="spellStart"/>
+            <w:r>
+              <w:rPr>
+                <w:sz w:val="20"/>
+              </w:rPr>
+              <w:t>activity_logs</w:t>
+            </w:r>
+            <w:proofErr w:type="spellEnd"/>
+            <w:r>
+              <w:rPr>
+                <w:sz w:val="20"/>
+              </w:rPr>
+              <w:t>, notifications</w:t>
             </w:r>
           </w:p>
         </w:tc>
@@ -910,8 +2785,30 @@
               <w:rPr>
                 <w:sz w:val="20"/>
               </w:rPr>
-              <w:t>CMS edukasi, audit trail, notifikasi</w:t>
-            </w:r>
+              <w:t xml:space="preserve">CMS </w:t>
+            </w:r>
+            <w:proofErr w:type="spellStart"/>
+            <w:r>
+              <w:rPr>
+                <w:sz w:val="20"/>
+              </w:rPr>
+              <w:t>edukasi</w:t>
+            </w:r>
+            <w:proofErr w:type="spellEnd"/>
+            <w:r>
+              <w:rPr>
+                <w:sz w:val="20"/>
+              </w:rPr>
+              <w:t xml:space="preserve">, audit trail, </w:t>
+            </w:r>
+            <w:proofErr w:type="spellStart"/>
+            <w:r>
+              <w:rPr>
+                <w:sz w:val="20"/>
+              </w:rPr>
+              <w:t>notifikasi</w:t>
+            </w:r>
+            <w:proofErr w:type="spellEnd"/>
           </w:p>
         </w:tc>
       </w:tr>
@@ -923,11 +2820,39 @@
       <w:r>
         <w:rPr>
           <w:b/>
+          <w:color w:val="2D6A4F"/>
           <w:sz w:val="24"/>
+        </w:rPr>
+        <w:t xml:space="preserve">B.3 </w:t>
+      </w:r>
+      <w:proofErr w:type="spellStart"/>
+      <w:r>
+        <w:rPr>
+          <w:b/>
           <w:color w:val="2D6A4F"/>
-        </w:rPr>
-        <w:t>B.3 Relasi Kunci</w:t>
-      </w:r>
+          <w:sz w:val="24"/>
+        </w:rPr>
+        <w:t>Relasi</w:t>
+      </w:r>
+      <w:proofErr w:type="spellEnd"/>
+      <w:r>
+        <w:rPr>
+          <w:b/>
+          <w:color w:val="2D6A4F"/>
+          <w:sz w:val="24"/>
+        </w:rPr>
+        <w:t xml:space="preserve"> </w:t>
+      </w:r>
+      <w:proofErr w:type="spellStart"/>
+      <w:r>
+        <w:rPr>
+          <w:b/>
+          <w:color w:val="2D6A4F"/>
+          <w:sz w:val="24"/>
+        </w:rPr>
+        <w:t>Kunci</w:t>
+      </w:r>
+      <w:proofErr w:type="spellEnd"/>
     </w:p>
     <w:p>
       <w:pPr>
@@ -937,11 +2862,37 @@
         </w:numPr>
         <w:spacing w:after="60"/>
       </w:pPr>
-      <w:r>
-        <w:rPr>
-          <w:sz w:val="22"/>
-        </w:rPr>
-        <w:t>kelurahan → tim_pelaksana (N:1 via kelurahan_tim_pelaksana, unique per kelurahan).</w:t>
+      <w:proofErr w:type="spellStart"/>
+      <w:r>
+        <w:t>kelurahan</w:t>
+      </w:r>
+      <w:proofErr w:type="spellEnd"/>
+      <w:r>
+        <w:t xml:space="preserve"> → </w:t>
+      </w:r>
+      <w:proofErr w:type="spellStart"/>
+      <w:r>
+        <w:t>tim_pelaksana</w:t>
+      </w:r>
+      <w:proofErr w:type="spellEnd"/>
+      <w:r>
+        <w:t xml:space="preserve"> (N:1 via </w:t>
+      </w:r>
+      <w:proofErr w:type="spellStart"/>
+      <w:r>
+        <w:t>kelurahan_tim_pelaksana</w:t>
+      </w:r>
+      <w:proofErr w:type="spellEnd"/>
+      <w:r>
+        <w:t xml:space="preserve">, unique per </w:t>
+      </w:r>
+      <w:proofErr w:type="spellStart"/>
+      <w:r>
+        <w:t>kelurahan</w:t>
+      </w:r>
+      <w:proofErr w:type="spellEnd"/>
+      <w:r>
+        <w:t>).</w:t>
       </w:r>
     </w:p>
     <w:p>
@@ -952,11 +2903,53 @@
         </w:numPr>
         <w:spacing w:after="60"/>
       </w:pPr>
-      <w:r>
-        <w:rPr>
-          <w:sz w:val="22"/>
-        </w:rPr>
-        <w:t>taman → kelurahan (N:1); pemeliharaan → taman (N:1, nullable untuk lokasi manual).</w:t>
+      <w:proofErr w:type="spellStart"/>
+      <w:r>
+        <w:t>taman</w:t>
+      </w:r>
+      <w:proofErr w:type="spellEnd"/>
+      <w:r>
+        <w:t xml:space="preserve"> → </w:t>
+      </w:r>
+      <w:proofErr w:type="spellStart"/>
+      <w:r>
+        <w:t>kelurahan</w:t>
+      </w:r>
+      <w:proofErr w:type="spellEnd"/>
+      <w:r>
+        <w:t xml:space="preserve"> (N:1); </w:t>
+      </w:r>
+      <w:proofErr w:type="spellStart"/>
+      <w:r>
+        <w:t>pemeliharaan</w:t>
+      </w:r>
+      <w:proofErr w:type="spellEnd"/>
+      <w:r>
+        <w:t xml:space="preserve"> → </w:t>
+      </w:r>
+      <w:proofErr w:type="spellStart"/>
+      <w:r>
+        <w:t>taman</w:t>
+      </w:r>
+      <w:proofErr w:type="spellEnd"/>
+      <w:r>
+        <w:t xml:space="preserve"> (N:1, nullable </w:t>
+      </w:r>
+      <w:proofErr w:type="spellStart"/>
+      <w:r>
+        <w:t>untuk</w:t>
+      </w:r>
+      <w:proofErr w:type="spellEnd"/>
+      <w:r>
+        <w:t xml:space="preserve"> </w:t>
+      </w:r>
+      <w:proofErr w:type="spellStart"/>
+      <w:r>
+        <w:t>lokasi</w:t>
+      </w:r>
+      <w:proofErr w:type="spellEnd"/>
+      <w:r>
+        <w:t xml:space="preserve"> manual).</w:t>
       </w:r>
     </w:p>
     <w:p>
@@ -967,11 +2960,77 @@
         </w:numPr>
         <w:spacing w:after="60"/>
       </w:pPr>
-      <w:r>
-        <w:rPr>
-          <w:sz w:val="22"/>
-        </w:rPr>
-        <w:t>pemeliharaan ↔ petugas (N:M); pemangkasan → progres (1:N); progres ↔ petugas (N:M).</w:t>
+      <w:proofErr w:type="spellStart"/>
+      <w:r>
+        <w:t>pemeliharaan</w:t>
+      </w:r>
+      <w:proofErr w:type="spellEnd"/>
+      <w:r>
+        <w:t xml:space="preserve"> ↔ </w:t>
+      </w:r>
+      <w:proofErr w:type="spellStart"/>
+      <w:r>
+        <w:t>petugas</w:t>
+      </w:r>
+      <w:proofErr w:type="spellEnd"/>
+      <w:r>
+        <w:t xml:space="preserve"> (</w:t>
+      </w:r>
+      <w:proofErr w:type="spellStart"/>
+      <w:r>
+        <w:t>N:M</w:t>
+      </w:r>
+      <w:proofErr w:type="spellEnd"/>
+      <w:r>
+        <w:t xml:space="preserve">); </w:t>
+      </w:r>
+      <w:proofErr w:type="spellStart"/>
+      <w:r>
+        <w:t>pemangkasan</w:t>
+      </w:r>
+      <w:proofErr w:type="spellEnd"/>
+      <w:r>
+        <w:t xml:space="preserve"> → </w:t>
+      </w:r>
+      <w:proofErr w:type="spellStart"/>
+      <w:r>
+        <w:t>progres</w:t>
+      </w:r>
+      <w:proofErr w:type="spellEnd"/>
+      <w:r>
+        <w:t xml:space="preserve"> (</w:t>
+      </w:r>
+      <w:proofErr w:type="gramStart"/>
+      <w:r>
+        <w:t>1:N</w:t>
+      </w:r>
+      <w:proofErr w:type="gramEnd"/>
+      <w:r>
+        <w:t xml:space="preserve">); </w:t>
+      </w:r>
+      <w:proofErr w:type="spellStart"/>
+      <w:r>
+        <w:t>progres</w:t>
+      </w:r>
+      <w:proofErr w:type="spellEnd"/>
+      <w:r>
+        <w:t xml:space="preserve"> ↔ </w:t>
+      </w:r>
+      <w:proofErr w:type="spellStart"/>
+      <w:r>
+        <w:t>petugas</w:t>
+      </w:r>
+      <w:proofErr w:type="spellEnd"/>
+      <w:r>
+        <w:t xml:space="preserve"> (</w:t>
+      </w:r>
+      <w:proofErr w:type="spellStart"/>
+      <w:r>
+        <w:t>N:M</w:t>
+      </w:r>
+      <w:proofErr w:type="spellEnd"/>
+      <w:r>
+        <w:t>).</w:t>
       </w:r>
     </w:p>
     <w:p>
@@ -983,10 +3042,50 @@
         <w:spacing w:after="60"/>
       </w:pPr>
       <w:r>
-        <w:rPr>
-          <w:sz w:val="22"/>
-        </w:rPr>
-        <w:t>user ↔ tim_pelaksana (N:M) untuk scope operator wilayah kerja.</w:t>
+        <w:t>user ↔</w:t>
+      </w:r>
+      <w:r>
+        <w:t xml:space="preserve"> </w:t>
+      </w:r>
+      <w:proofErr w:type="spellStart"/>
+      <w:r>
+        <w:t>tim_pelaksana</w:t>
+      </w:r>
+      <w:proofErr w:type="spellEnd"/>
+      <w:r>
+        <w:t xml:space="preserve"> (</w:t>
+      </w:r>
+      <w:proofErr w:type="spellStart"/>
+      <w:r>
+        <w:t>N:M</w:t>
+      </w:r>
+      <w:proofErr w:type="spellEnd"/>
+      <w:r>
+        <w:t xml:space="preserve">) </w:t>
+      </w:r>
+      <w:proofErr w:type="spellStart"/>
+      <w:r>
+        <w:t>untuk</w:t>
+      </w:r>
+      <w:proofErr w:type="spellEnd"/>
+      <w:r>
+        <w:t xml:space="preserve"> scope operator </w:t>
+      </w:r>
+      <w:proofErr w:type="spellStart"/>
+      <w:r>
+        <w:t>wilayah</w:t>
+      </w:r>
+      <w:proofErr w:type="spellEnd"/>
+      <w:r>
+        <w:t xml:space="preserve"> </w:t>
+      </w:r>
+      <w:proofErr w:type="spellStart"/>
+      <w:r>
+        <w:t>kerja</w:t>
+      </w:r>
+      <w:proofErr w:type="spellEnd"/>
+      <w:r>
+        <w:t>.</w:t>
       </w:r>
     </w:p>
     <w:p>
@@ -996,11 +3095,57 @@
       <w:r>
         <w:rPr>
           <w:b/>
+          <w:color w:val="2D6A4F"/>
           <w:sz w:val="24"/>
+        </w:rPr>
+        <w:t xml:space="preserve">B.4 </w:t>
+      </w:r>
+      <w:proofErr w:type="spellStart"/>
+      <w:r>
+        <w:rPr>
+          <w:b/>
           <w:color w:val="2D6A4F"/>
-        </w:rPr>
-        <w:t>B.4 Aturan Integritas Bisnis</w:t>
-      </w:r>
+          <w:sz w:val="24"/>
+        </w:rPr>
+        <w:t>Aturan</w:t>
+      </w:r>
+      <w:proofErr w:type="spellEnd"/>
+      <w:r>
+        <w:rPr>
+          <w:b/>
+          <w:color w:val="2D6A4F"/>
+          <w:sz w:val="24"/>
+        </w:rPr>
+        <w:t xml:space="preserve"> </w:t>
+      </w:r>
+      <w:proofErr w:type="spellStart"/>
+      <w:r>
+        <w:rPr>
+          <w:b/>
+          <w:color w:val="2D6A4F"/>
+          <w:sz w:val="24"/>
+        </w:rPr>
+        <w:t>Integritas</w:t>
+      </w:r>
+      <w:proofErr w:type="spellEnd"/>
+      <w:r>
+        <w:rPr>
+          <w:b/>
+          <w:color w:val="2D6A4F"/>
+          <w:sz w:val="24"/>
+        </w:rPr>
+        <w:t xml:space="preserve"> </w:t>
+      </w:r>
+      <w:proofErr w:type="spellStart"/>
+      <w:r>
+        <w:rPr>
+          <w:b/>
+          <w:color w:val="2D6A4F"/>
+          <w:sz w:val="24"/>
+        </w:rPr>
+        <w:t>Bisnis</w:t>
+      </w:r>
+      <w:proofErr w:type="spellEnd"/>
     </w:p>
     <w:p>
       <w:pPr>
@@ -1011,10 +3156,55 @@
         <w:spacing w:after="60"/>
       </w:pPr>
       <w:r>
-        <w:rPr>
-          <w:sz w:val="22"/>
-        </w:rPr>
-        <w:t>Operator hanya mengakses data di wilayah tim pelaksana yang ditugaskan.</w:t>
+        <w:t xml:space="preserve">Operator </w:t>
+      </w:r>
+      <w:proofErr w:type="spellStart"/>
+      <w:r>
+        <w:t>hanya</w:t>
+      </w:r>
+      <w:proofErr w:type="spellEnd"/>
+      <w:r>
+        <w:t xml:space="preserve"> </w:t>
+      </w:r>
+      <w:proofErr w:type="spellStart"/>
+      <w:r>
+        <w:t>mengakses</w:t>
+      </w:r>
+      <w:proofErr w:type="spellEnd"/>
+      <w:r>
+        <w:t xml:space="preserve"> data di </w:t>
+      </w:r>
+      <w:proofErr w:type="spellStart"/>
+      <w:r>
+        <w:t>wilayah</w:t>
+      </w:r>
+      <w:proofErr w:type="spellEnd"/>
+      <w:r>
+        <w:t xml:space="preserve"> </w:t>
+      </w:r>
+      <w:proofErr w:type="spellStart"/>
+      <w:r>
+        <w:t>tim</w:t>
+      </w:r>
+      <w:proofErr w:type="spellEnd"/>
+      <w:r>
+        <w:t xml:space="preserve"> </w:t>
+      </w:r>
+      <w:proofErr w:type="spellStart"/>
+      <w:r>
+        <w:t>pelaksana</w:t>
+      </w:r>
+      <w:proofErr w:type="spellEnd"/>
+      <w:r>
+        <w:t xml:space="preserve"> yang </w:t>
+      </w:r>
+      <w:proofErr w:type="spellStart"/>
+      <w:r>
+        <w:t>ditugaskan</w:t>
+      </w:r>
+      <w:proofErr w:type="spellEnd"/>
+      <w:r>
+        <w:t>.</w:t>
       </w:r>
     </w:p>
     <w:p>
@@ -1025,11 +3215,77 @@
         </w:numPr>
         <w:spacing w:after="60"/>
       </w:pPr>
-      <w:r>
-        <w:rPr>
-          <w:sz w:val="22"/>
-        </w:rPr>
-        <w:t>Petugas yang dipilih harus berasal dari tim pelaksana kegiatan (PetugasAssignment).</w:t>
+      <w:proofErr w:type="spellStart"/>
+      <w:r>
+        <w:t>Petugas</w:t>
+      </w:r>
+      <w:proofErr w:type="spellEnd"/>
+      <w:r>
+        <w:t xml:space="preserve"> yang </w:t>
+      </w:r>
+      <w:proofErr w:type="spellStart"/>
+      <w:r>
+        <w:t>dipilih</w:t>
+      </w:r>
+      <w:proofErr w:type="spellEnd"/>
+      <w:r>
+        <w:t xml:space="preserve"> </w:t>
+      </w:r>
+      <w:proofErr w:type="spellStart"/>
+      <w:r>
+        <w:t>harus</w:t>
+      </w:r>
+      <w:proofErr w:type="spellEnd"/>
+      <w:r>
+        <w:t xml:space="preserve"> </w:t>
+      </w:r>
+      <w:proofErr w:type="spellStart"/>
+      <w:r>
+        <w:t>berasal</w:t>
+      </w:r>
+      <w:proofErr w:type="spellEnd"/>
+      <w:r>
+        <w:t xml:space="preserve"> </w:t>
+      </w:r>
+      <w:proofErr w:type="spellStart"/>
+      <w:r>
+        <w:t>dari</w:t>
+      </w:r>
+      <w:proofErr w:type="spellEnd"/>
+      <w:r>
+        <w:t xml:space="preserve"> </w:t>
+      </w:r>
+      <w:proofErr w:type="spellStart"/>
+      <w:r>
+        <w:t>tim</w:t>
+      </w:r>
+      <w:proofErr w:type="spellEnd"/>
+      <w:r>
+        <w:t xml:space="preserve"> </w:t>
+      </w:r>
+      <w:proofErr w:type="spellStart"/>
+      <w:r>
+        <w:t>pelaksana</w:t>
+      </w:r>
+      <w:proofErr w:type="spellEnd"/>
+      <w:r>
+        <w:t xml:space="preserve"> </w:t>
+      </w:r>
+      <w:proofErr w:type="spellStart"/>
+      <w:r>
+        <w:t>kegiatan</w:t>
+      </w:r>
+      <w:proofErr w:type="spellEnd"/>
+      <w:r>
+        <w:t xml:space="preserve"> (</w:t>
+      </w:r>
+      <w:proofErr w:type="spellStart"/>
+      <w:r>
+        <w:t>PetugasAssignment</w:t>
+      </w:r>
+      <w:proofErr w:type="spellEnd"/>
+      <w:r>
+        <w:t>).</w:t>
       </w:r>
     </w:p>
     <w:p>
@@ -1040,11 +3296,64 @@
         </w:numPr>
         <w:spacing w:after="60"/>
       </w:pPr>
-      <w:r>
-        <w:rPr>
-          <w:sz w:val="22"/>
-        </w:rPr>
-        <w:t>Skor kelengkapan profil taman dihitung dari 13 field (TamanCompleteness).</w:t>
+      <w:proofErr w:type="spellStart"/>
+      <w:r>
+        <w:t>Skor</w:t>
+      </w:r>
+      <w:proofErr w:type="spellEnd"/>
+      <w:r>
+        <w:t xml:space="preserve"> </w:t>
+      </w:r>
+      <w:proofErr w:type="spellStart"/>
+      <w:r>
+        <w:t>kelengkap</w:t>
+      </w:r>
+      <w:r>
+        <w:t>an</w:t>
+      </w:r>
+      <w:proofErr w:type="spellEnd"/>
+      <w:r>
+        <w:t xml:space="preserve"> </w:t>
+      </w:r>
+      <w:proofErr w:type="spellStart"/>
+      <w:r>
+        <w:t>profil</w:t>
+      </w:r>
+      <w:proofErr w:type="spellEnd"/>
+      <w:r>
+        <w:t xml:space="preserve"> </w:t>
+      </w:r>
+      <w:proofErr w:type="spellStart"/>
+      <w:r>
+        <w:t>taman</w:t>
+      </w:r>
+      <w:proofErr w:type="spellEnd"/>
+      <w:r>
+        <w:t xml:space="preserve"> </w:t>
+      </w:r>
+      <w:proofErr w:type="spellStart"/>
+      <w:r>
+        <w:t>dihitung</w:t>
+      </w:r>
+      <w:proofErr w:type="spellEnd"/>
+      <w:r>
+        <w:t xml:space="preserve"> </w:t>
+      </w:r>
+      <w:proofErr w:type="spellStart"/>
+      <w:r>
+        <w:t>dari</w:t>
+      </w:r>
+      <w:proofErr w:type="spellEnd"/>
+      <w:r>
+        <w:t xml:space="preserve"> 13 field (</w:t>
+      </w:r>
+      <w:proofErr w:type="spellStart"/>
+      <w:r>
+        <w:t>TamanCompleteness</w:t>
+      </w:r>
+      <w:proofErr w:type="spellEnd"/>
+      <w:r>
+        <w:t>).</w:t>
       </w:r>
     </w:p>
     <w:p>
@@ -1055,28 +3364,124 @@
         </w:numPr>
         <w:spacing w:after="60"/>
       </w:pPr>
-      <w:r>
-        <w:rPr>
-          <w:sz w:val="22"/>
-        </w:rPr>
-        <w:t>Indikator RTH terpelihara berdasarkan pemeliharaan rutin dalam window 30–90 hari.</w:t>
-      </w:r>
-    </w:p>
-    <w:p>
-      <w:pPr>
-        <w:spacing w:before="360" w:after="120"/>
+      <w:proofErr w:type="spellStart"/>
+      <w:r>
+        <w:t>Indikator</w:t>
+      </w:r>
+      <w:proofErr w:type="spellEnd"/>
+      <w:r>
+        <w:t xml:space="preserve"> </w:t>
+      </w:r>
+      <w:proofErr w:type="spellStart"/>
+      <w:r>
+        <w:t>RTH</w:t>
+      </w:r>
+      <w:proofErr w:type="spellEnd"/>
+      <w:r>
+        <w:t xml:space="preserve"> </w:t>
+      </w:r>
+      <w:proofErr w:type="spellStart"/>
+      <w:r>
+        <w:t>terpelihara</w:t>
+      </w:r>
+      <w:proofErr w:type="spellEnd"/>
+      <w:r>
+        <w:t xml:space="preserve"> </w:t>
+      </w:r>
+      <w:proofErr w:type="spellStart"/>
+      <w:r>
+        <w:t>berdasarkan</w:t>
+      </w:r>
+      <w:proofErr w:type="spellEnd"/>
+      <w:r>
+        <w:t xml:space="preserve"> </w:t>
+      </w:r>
+      <w:proofErr w:type="spellStart"/>
+      <w:r>
+        <w:t>pemeliharaan</w:t>
+      </w:r>
+      <w:proofErr w:type="spellEnd"/>
+      <w:r>
+        <w:t xml:space="preserve"> </w:t>
+      </w:r>
+      <w:proofErr w:type="spellStart"/>
+      <w:r>
+        <w:t>rutin</w:t>
+      </w:r>
+      <w:proofErr w:type="spellEnd"/>
+      <w:r>
+        <w:t xml:space="preserve"> </w:t>
+      </w:r>
+      <w:proofErr w:type="spellStart"/>
+      <w:r>
+        <w:t>dalam</w:t>
+      </w:r>
+      <w:proofErr w:type="spellEnd"/>
+      <w:r>
+        <w:t xml:space="preserve"> window 30–90 </w:t>
+      </w:r>
+      <w:proofErr w:type="spellStart"/>
+      <w:r>
+        <w:t>hari</w:t>
+      </w:r>
+      <w:proofErr w:type="spellEnd"/>
+      <w:r>
+        <w:t>.</w:t>
+      </w:r>
+    </w:p>
+    <w:p>
+      <w:pPr>
         <w:pBdr>
           <w:bottom w:val="single" w:sz="6" w:space="1" w:color="40916C"/>
         </w:pBdr>
-      </w:pPr>
-      <w:r>
-        <w:rPr>
-          <w:b/>
+        <w:spacing w:before="360" w:after="120"/>
+      </w:pPr>
+      <w:proofErr w:type="spellStart"/>
+      <w:r>
+        <w:rPr>
+          <w:b/>
+          <w:color w:val="1B4332"/>
           <w:sz w:val="28"/>
+        </w:rPr>
+        <w:t>BAGIAN</w:t>
+      </w:r>
+      <w:proofErr w:type="spellEnd"/>
+      <w:r>
+        <w:rPr>
+          <w:b/>
           <w:color w:val="1B4332"/>
-        </w:rPr>
-        <w:t>BAGIAN C — ARSITEKTUR SISTEM</w:t>
-      </w:r>
+          <w:sz w:val="28"/>
+        </w:rPr>
+        <w:t xml:space="preserve"> C — </w:t>
+      </w:r>
+      <w:proofErr w:type="spellStart"/>
+      <w:r>
+        <w:rPr>
+          <w:b/>
+          <w:color w:val="1B4332"/>
+          <w:sz w:val="28"/>
+        </w:rPr>
+        <w:t>ARSITEKTUR</w:t>
+      </w:r>
+      <w:proofErr w:type="spellEnd"/>
+      <w:r>
+        <w:rPr>
+          <w:b/>
+          <w:color w:val="1B4332"/>
+          <w:sz w:val="28"/>
+        </w:rPr>
+        <w:t xml:space="preserve"> </w:t>
+      </w:r>
+      <w:proofErr w:type="spellStart"/>
+      <w:r>
+        <w:rPr>
+          <w:b/>
+          <w:color w:val="1B4332"/>
+          <w:sz w:val="28"/>
+        </w:rPr>
+        <w:t>SISTEM</w:t>
+      </w:r>
+      <w:proofErr w:type="spellEnd"/>
     </w:p>
     <w:p>
       <w:pPr>
@@ -1085,22 +3490,78 @@
       <w:r>
         <w:rPr>
           <w:b/>
+          <w:color w:val="2D6A4F"/>
           <w:sz w:val="24"/>
+        </w:rPr>
+        <w:t xml:space="preserve">C.1 Pola </w:t>
+      </w:r>
+      <w:proofErr w:type="spellStart"/>
+      <w:r>
+        <w:rPr>
+          <w:b/>
           <w:color w:val="2D6A4F"/>
-        </w:rPr>
-        <w:t>C.1 Pola Arsitektur</w:t>
-      </w:r>
+          <w:sz w:val="24"/>
+        </w:rPr>
+        <w:t>Arsitektur</w:t>
+      </w:r>
+      <w:proofErr w:type="spellEnd"/>
     </w:p>
     <w:p>
       <w:pPr>
         <w:spacing w:after="120"/>
         <w:jc w:val="both"/>
       </w:pPr>
-      <w:r>
-        <w:rPr>
-          <w:sz w:val="22"/>
-        </w:rPr>
-        <w:t>SIMTAMAN menggunakan arsitektur monolith server-rendered (Laravel SSR). Satu codebase, satu deployment unit. Business logic terpusat di app/Support/ (Report Builders, Resolvers, Recorders). Presentation layer: Blade templates + Tailwind CSS.</w:t>
+      <w:proofErr w:type="spellStart"/>
+      <w:r>
+        <w:lastRenderedPageBreak/>
+        <w:t>SIMTAMAN</w:t>
+      </w:r>
+      <w:proofErr w:type="spellEnd"/>
+      <w:r>
+        <w:t xml:space="preserve"> </w:t>
+      </w:r>
+      <w:proofErr w:type="spellStart"/>
+      <w:r>
+        <w:t>menggunakan</w:t>
+      </w:r>
+      <w:proofErr w:type="spellEnd"/>
+      <w:r>
+        <w:t xml:space="preserve"> </w:t>
+      </w:r>
+      <w:proofErr w:type="spellStart"/>
+      <w:r>
+        <w:t>arsitektur</w:t>
+      </w:r>
+      <w:proofErr w:type="spellEnd"/>
+      <w:r>
+        <w:t xml:space="preserve"> monolith server-rendered (Laravel</w:t>
+      </w:r>
+      <w:r>
+        <w:t xml:space="preserve"> </w:t>
+      </w:r>
+      <w:proofErr w:type="spellStart"/>
+      <w:r>
+        <w:t>SSR</w:t>
+      </w:r>
+      <w:proofErr w:type="spellEnd"/>
+      <w:r>
+        <w:t xml:space="preserve">). Satu codebase, </w:t>
+      </w:r>
+      <w:proofErr w:type="spellStart"/>
+      <w:r>
+        <w:t>satu</w:t>
+      </w:r>
+      <w:proofErr w:type="spellEnd"/>
+      <w:r>
+        <w:t xml:space="preserve"> deployment unit. Business logic </w:t>
+      </w:r>
+      <w:proofErr w:type="spellStart"/>
+      <w:r>
+        <w:t>terpusat</w:t>
+      </w:r>
+      <w:proofErr w:type="spellEnd"/>
+      <w:r>
+        <w:t xml:space="preserve"> di app/Support/ (Report Builders, Resolvers, Recorders). Presentation layer: Blade templates + Tailwind CSS.</w:t>
       </w:r>
     </w:p>
     <w:p>
@@ -1110,15 +3571,26 @@
       <w:r>
         <w:rPr>
           <w:b/>
+          <w:color w:val="2D6A4F"/>
           <w:sz w:val="24"/>
+        </w:rPr>
+        <w:t xml:space="preserve">C.2 Layer </w:t>
+      </w:r>
+      <w:proofErr w:type="spellStart"/>
+      <w:r>
+        <w:rPr>
+          <w:b/>
           <w:color w:val="2D6A4F"/>
-        </w:rPr>
-        <w:t>C.2 Layer Aplikasi</w:t>
-      </w:r>
+          <w:sz w:val="24"/>
+        </w:rPr>
+        <w:t>Aplikasi</w:t>
+      </w:r>
+      <w:proofErr w:type="spellEnd"/>
     </w:p>
     <w:tbl>
       <w:tblPr>
         <w:tblW w:w="0" w:type="auto"/>
+        <w:tblInd w:w="10" w:type="dxa"/>
         <w:tblBorders>
           <w:top w:val="single" w:sz="4" w:space="0" w:color="40916C"/>
           <w:left w:val="single" w:sz="4" w:space="0" w:color="40916C"/>
@@ -1127,13 +3599,24 @@
           <w:insideH w:val="single" w:sz="4" w:space="0" w:color="CCCCCC"/>
           <w:insideV w:val="single" w:sz="4" w:space="0" w:color="CCCCCC"/>
         </w:tblBorders>
+        <w:tblCellMar>
+          <w:left w:w="10" w:type="dxa"/>
+          <w:right w:w="10" w:type="dxa"/>
+        </w:tblCellMar>
+        <w:tblLook w:val="0000" w:firstRow="0" w:lastRow="0" w:firstColumn="0" w:lastColumn="0" w:noHBand="0" w:noVBand="0"/>
       </w:tblPr>
       <w:tblGrid>
-        <w:gridCol w:w="3500"/>
-        <w:gridCol w:w="4500"/>
-        <w:gridCol w:w="2000"/>
+        <w:gridCol w:w="3000"/>
+        <w:gridCol w:w="3000"/>
+        <w:gridCol w:w="3000"/>
       </w:tblGrid>
       <w:tr>
+        <w:tblPrEx>
+          <w:tblCellMar>
+            <w:top w:w="0" w:type="dxa"/>
+            <w:bottom w:w="0" w:type="dxa"/>
+          </w:tblCellMar>
+        </w:tblPrEx>
         <w:tc>
           <w:tcPr>
             <w:tcW w:w="3000" w:type="dxa"/>
@@ -1154,6 +3637,7 @@
             <w:tcW w:w="3000" w:type="dxa"/>
           </w:tcPr>
           <w:p>
+            <w:proofErr w:type="spellStart"/>
             <w:r>
               <w:rPr>
                 <w:b/>
@@ -1162,6 +3646,7 @@
               </w:rPr>
               <w:t>Komponen</w:t>
             </w:r>
+            <w:proofErr w:type="spellEnd"/>
           </w:p>
         </w:tc>
         <w:tc>
@@ -1169,6 +3654,7 @@
             <w:tcW w:w="3000" w:type="dxa"/>
           </w:tcPr>
           <w:p>
+            <w:proofErr w:type="spellStart"/>
             <w:r>
               <w:rPr>
                 <w:b/>
@@ -1177,10 +3663,17 @@
               </w:rPr>
               <w:t>Lokasi</w:t>
             </w:r>
+            <w:proofErr w:type="spellEnd"/>
           </w:p>
         </w:tc>
       </w:tr>
       <w:tr>
+        <w:tblPrEx>
+          <w:tblCellMar>
+            <w:top w:w="0" w:type="dxa"/>
+            <w:bottom w:w="0" w:type="dxa"/>
+          </w:tblCellMar>
+        </w:tblPrEx>
         <w:tc>
           <w:tcPr>
             <w:tcW w:w="3000" w:type="dxa"/>
@@ -1203,7 +3696,13 @@
               <w:rPr>
                 <w:sz w:val="20"/>
               </w:rPr>
-              <w:t>Blade views, Tailwind, JS</w:t>
+              <w:t>Blade views, Tailwind, J</w:t>
+            </w:r>
+            <w:r>
+              <w:rPr>
+                <w:sz w:val="20"/>
+              </w:rPr>
+              <w:t>S</w:t>
             </w:r>
           </w:p>
         </w:tc>
@@ -1216,12 +3715,32 @@
               <w:rPr>
                 <w:sz w:val="20"/>
               </w:rPr>
-              <w:t>resources/views/, public/js/</w:t>
+              <w:t>resources/views/, public/</w:t>
+            </w:r>
+            <w:proofErr w:type="spellStart"/>
+            <w:r>
+              <w:rPr>
+                <w:sz w:val="20"/>
+              </w:rPr>
+              <w:t>js</w:t>
+            </w:r>
+            <w:proofErr w:type="spellEnd"/>
+            <w:r>
+              <w:rPr>
+                <w:sz w:val="20"/>
+              </w:rPr>
+              <w:t>/</w:t>
             </w:r>
           </w:p>
         </w:tc>
       </w:tr>
       <w:tr>
+        <w:tblPrEx>
+          <w:tblCellMar>
+            <w:top w:w="0" w:type="dxa"/>
+            <w:bottom w:w="0" w:type="dxa"/>
+          </w:tblCellMar>
+        </w:tblPrEx>
         <w:tc>
           <w:tcPr>
             <w:tcW w:w="3000" w:type="dxa"/>
@@ -1263,6 +3782,12 @@
         </w:tc>
       </w:tr>
       <w:tr>
+        <w:tblPrEx>
+          <w:tblCellMar>
+            <w:top w:w="0" w:type="dxa"/>
+            <w:bottom w:w="0" w:type="dxa"/>
+          </w:tblCellMar>
+        </w:tblPrEx>
         <w:tc>
           <w:tcPr>
             <w:tcW w:w="3000" w:type="dxa"/>
@@ -1304,6 +3829,12 @@
         </w:tc>
       </w:tr>
       <w:tr>
+        <w:tblPrEx>
+          <w:tblCellMar>
+            <w:top w:w="0" w:type="dxa"/>
+            <w:bottom w:w="0" w:type="dxa"/>
+          </w:tblCellMar>
+        </w:tblPrEx>
         <w:tc>
           <w:tcPr>
             <w:tcW w:w="3000" w:type="dxa"/>
@@ -1352,8 +3883,8 @@
       <w:r>
         <w:rPr>
           <w:b/>
+          <w:color w:val="2D6A4F"/>
           <w:sz w:val="24"/>
-          <w:color w:val="2D6A4F"/>
         </w:rPr>
         <w:t>C.3 Routing &amp; Middleware</w:t>
       </w:r>
@@ -1366,11 +3897,48 @@
         </w:numPr>
         <w:spacing w:after="60"/>
       </w:pPr>
-      <w:r>
-        <w:rPr>
-          <w:sz w:val="22"/>
-        </w:rPr>
-        <w:t>public.php — portal tanpa login (/taman, /rth-kota-batam, /aduan, /survey).</w:t>
+      <w:proofErr w:type="spellStart"/>
+      <w:r>
+        <w:t>public.php</w:t>
+      </w:r>
+      <w:proofErr w:type="spellEnd"/>
+      <w:r>
+        <w:t xml:space="preserve"> — </w:t>
+      </w:r>
+      <w:r>
+        <w:t xml:space="preserve">portal </w:t>
+      </w:r>
+      <w:proofErr w:type="spellStart"/>
+      <w:r>
+        <w:t>tanpa</w:t>
+      </w:r>
+      <w:proofErr w:type="spellEnd"/>
+      <w:r>
+        <w:t xml:space="preserve"> login (/</w:t>
+      </w:r>
+      <w:proofErr w:type="spellStart"/>
+      <w:r>
+        <w:t>taman</w:t>
+      </w:r>
+      <w:proofErr w:type="spellEnd"/>
+      <w:r>
+        <w:t>, /</w:t>
+      </w:r>
+      <w:proofErr w:type="spellStart"/>
+      <w:r>
+        <w:t>rth-kota-batam</w:t>
+      </w:r>
+      <w:proofErr w:type="spellEnd"/>
+      <w:r>
+        <w:t>, /</w:t>
+      </w:r>
+      <w:proofErr w:type="spellStart"/>
+      <w:r>
+        <w:t>aduan</w:t>
+      </w:r>
+      <w:proofErr w:type="spellEnd"/>
+      <w:r>
+        <w:t>, /survey).</w:t>
       </w:r>
     </w:p>
     <w:p>
@@ -1381,11 +3949,55 @@
         </w:numPr>
         <w:spacing w:after="60"/>
       </w:pPr>
-      <w:r>
-        <w:rPr>
-          <w:sz w:val="22"/>
-        </w:rPr>
-        <w:t>lapangan.php — /lapangan/* dengan middleware lapangan.access (PIN atau canWrite).</w:t>
+      <w:proofErr w:type="spellStart"/>
+      <w:r>
+        <w:t>lapangan.php</w:t>
+      </w:r>
+      <w:proofErr w:type="spellEnd"/>
+      <w:r>
+        <w:t xml:space="preserve"> — /</w:t>
+      </w:r>
+      <w:proofErr w:type="spellStart"/>
+      <w:r>
+        <w:t>lapangan</w:t>
+      </w:r>
+      <w:proofErr w:type="spellEnd"/>
+      <w:r>
+        <w:t xml:space="preserve">/* </w:t>
+      </w:r>
+      <w:proofErr w:type="spellStart"/>
+      <w:r>
+        <w:t>dengan</w:t>
+      </w:r>
+      <w:proofErr w:type="spellEnd"/>
+      <w:r>
+        <w:t xml:space="preserve"> middleware </w:t>
+      </w:r>
+      <w:proofErr w:type="spellStart"/>
+      <w:proofErr w:type="gramStart"/>
+      <w:r>
+        <w:t>lapangan.access</w:t>
+      </w:r>
+      <w:proofErr w:type="spellEnd"/>
+      <w:proofErr w:type="gramEnd"/>
+      <w:r>
+        <w:t xml:space="preserve"> (PIN </w:t>
+      </w:r>
+      <w:proofErr w:type="spellStart"/>
+      <w:r>
+        <w:t>atau</w:t>
+      </w:r>
+      <w:proofErr w:type="spellEnd"/>
+      <w:r>
+        <w:t xml:space="preserve"> </w:t>
+      </w:r>
+      <w:proofErr w:type="spellStart"/>
+      <w:r>
+        <w:t>canWrite</w:t>
+      </w:r>
+      <w:proofErr w:type="spellEnd"/>
+      <w:r>
+        <w:t>).</w:t>
       </w:r>
     </w:p>
     <w:p>
@@ -1396,11 +4008,47 @@
         </w:numPr>
         <w:spacing w:after="60"/>
       </w:pPr>
-      <w:r>
-        <w:rPr>
-          <w:sz w:val="22"/>
-        </w:rPr>
-        <w:t>admin.php — /admin/* dengan auth + admin.access + admin.viewer.scope + admin.audit.</w:t>
+      <w:proofErr w:type="spellStart"/>
+      <w:r>
+        <w:t>admin.php</w:t>
+      </w:r>
+      <w:proofErr w:type="spellEnd"/>
+      <w:r>
+        <w:t xml:space="preserve"> — /admin/* </w:t>
+      </w:r>
+      <w:proofErr w:type="spellStart"/>
+      <w:r>
+        <w:t>dengan</w:t>
+      </w:r>
+      <w:proofErr w:type="spellEnd"/>
+      <w:r>
+        <w:t xml:space="preserve"> auth + </w:t>
+      </w:r>
+      <w:proofErr w:type="spellStart"/>
+      <w:proofErr w:type="gramStart"/>
+      <w:r>
+        <w:t>admin.access</w:t>
+      </w:r>
+      <w:proofErr w:type="spellEnd"/>
+      <w:proofErr w:type="gramEnd"/>
+      <w:r>
+        <w:t xml:space="preserve"> + </w:t>
+      </w:r>
+      <w:proofErr w:type="spellStart"/>
+      <w:r>
+        <w:t>admin.viewer.scope</w:t>
+      </w:r>
+      <w:proofErr w:type="spellEnd"/>
+      <w:r>
+        <w:t xml:space="preserve"> + </w:t>
+      </w:r>
+      <w:proofErr w:type="spellStart"/>
+      <w:r>
+        <w:t>admin.audit</w:t>
+      </w:r>
+      <w:proofErr w:type="spellEnd"/>
+      <w:r>
+        <w:t>.</w:t>
       </w:r>
     </w:p>
     <w:p>
@@ -1410,8 +4058,8 @@
       <w:r>
         <w:rPr>
           <w:b/>
+          <w:color w:val="2D6A4F"/>
           <w:sz w:val="24"/>
-          <w:color w:val="2D6A4F"/>
         </w:rPr>
         <w:t>C.4 Deployment</w:t>
       </w:r>
@@ -1422,10 +4070,60 @@
         <w:jc w:val="both"/>
       </w:pPr>
       <w:r>
-        <w:rPr>
-          <w:sz w:val="22"/>
-        </w:rPr>
-        <w:t>Production: Nginx (document root public/) → PHP-FPM 8.2 → Laravel. Cron schedule:run setiap menit. Queue worker opsional via Supervisor. SSL via Let's Encrypt atau Cloudflare. Backup harian database + storage/app/public.</w:t>
+        <w:t xml:space="preserve">Production: </w:t>
+      </w:r>
+      <w:r>
+        <w:t xml:space="preserve">Nginx (document root public/) → PHP-FPM 8.2 → Laravel. Cron </w:t>
+      </w:r>
+      <w:proofErr w:type="spellStart"/>
+      <w:proofErr w:type="gramStart"/>
+      <w:r>
+        <w:t>schedule:run</w:t>
+      </w:r>
+      <w:proofErr w:type="spellEnd"/>
+      <w:proofErr w:type="gramEnd"/>
+      <w:r>
+        <w:t xml:space="preserve"> </w:t>
+      </w:r>
+      <w:proofErr w:type="spellStart"/>
+      <w:r>
+        <w:t>setiap</w:t>
+      </w:r>
+      <w:proofErr w:type="spellEnd"/>
+      <w:r>
+        <w:t xml:space="preserve"> </w:t>
+      </w:r>
+      <w:proofErr w:type="spellStart"/>
+      <w:r>
+        <w:t>menit</w:t>
+      </w:r>
+      <w:proofErr w:type="spellEnd"/>
+      <w:r>
+        <w:t xml:space="preserve">. Queue worker </w:t>
+      </w:r>
+      <w:proofErr w:type="spellStart"/>
+      <w:r>
+        <w:t>opsional</w:t>
+      </w:r>
+      <w:proofErr w:type="spellEnd"/>
+      <w:r>
+        <w:t xml:space="preserve"> via Supervisor. SSL via Let's Encrypt </w:t>
+      </w:r>
+      <w:proofErr w:type="spellStart"/>
+      <w:r>
+        <w:t>atau</w:t>
+      </w:r>
+      <w:proofErr w:type="spellEnd"/>
+      <w:r>
+        <w:t xml:space="preserve"> Cloudflare. Backup </w:t>
+      </w:r>
+      <w:proofErr w:type="spellStart"/>
+      <w:r>
+        <w:t>harian</w:t>
+      </w:r>
+      <w:proofErr w:type="spellEnd"/>
+      <w:r>
+        <w:t xml:space="preserve"> database + storage/app/public.</w:t>
       </w:r>
     </w:p>
     <w:p>
@@ -1435,11 +4133,39 @@
       <w:r>
         <w:rPr>
           <w:b/>
+          <w:color w:val="2D6A4F"/>
           <w:sz w:val="24"/>
+        </w:rPr>
+        <w:t xml:space="preserve">C.5 </w:t>
+      </w:r>
+      <w:proofErr w:type="spellStart"/>
+      <w:r>
+        <w:rPr>
+          <w:b/>
           <w:color w:val="2D6A4F"/>
-        </w:rPr>
-        <w:t>C.5 Integrasi Eksternal</w:t>
-      </w:r>
+          <w:sz w:val="24"/>
+        </w:rPr>
+        <w:t>Integrasi</w:t>
+      </w:r>
+      <w:proofErr w:type="spellEnd"/>
+      <w:r>
+        <w:rPr>
+          <w:b/>
+          <w:color w:val="2D6A4F"/>
+          <w:sz w:val="24"/>
+        </w:rPr>
+        <w:t xml:space="preserve"> </w:t>
+      </w:r>
+      <w:proofErr w:type="spellStart"/>
+      <w:r>
+        <w:rPr>
+          <w:b/>
+          <w:color w:val="2D6A4F"/>
+          <w:sz w:val="24"/>
+        </w:rPr>
+        <w:t>Eksternal</w:t>
+      </w:r>
+      <w:proofErr w:type="spellEnd"/>
     </w:p>
     <w:p>
       <w:pPr>
@@ -1450,10 +4176,18 @@
         <w:spacing w:after="60"/>
       </w:pPr>
       <w:r>
-        <w:rPr>
-          <w:sz w:val="22"/>
-        </w:rPr>
-        <w:t>OpenStreetMap — tile peta taman.</w:t>
+        <w:t>OpenStreetMap — tile pe</w:t>
+      </w:r>
+      <w:r>
+        <w:t xml:space="preserve">ta </w:t>
+      </w:r>
+      <w:proofErr w:type="spellStart"/>
+      <w:r>
+        <w:t>taman</w:t>
+      </w:r>
+      <w:proofErr w:type="spellEnd"/>
+      <w:r>
+        <w:t>.</w:t>
       </w:r>
     </w:p>
     <w:p>
@@ -1464,11 +4198,45 @@
         </w:numPr>
         <w:spacing w:after="60"/>
       </w:pPr>
-      <w:r>
-        <w:rPr>
-          <w:sz w:val="22"/>
-        </w:rPr>
-        <w:t>Nominatim — reverse geocode koordinat ke kelurahan (opsional).</w:t>
+      <w:proofErr w:type="spellStart"/>
+      <w:r>
+        <w:t>Nominatim</w:t>
+      </w:r>
+      <w:proofErr w:type="spellEnd"/>
+      <w:r>
+        <w:t xml:space="preserve"> — reverse geocode </w:t>
+      </w:r>
+      <w:proofErr w:type="spellStart"/>
+      <w:r>
+        <w:t>koordinat</w:t>
+      </w:r>
+      <w:proofErr w:type="spellEnd"/>
+      <w:r>
+        <w:t xml:space="preserve"> </w:t>
+      </w:r>
+      <w:proofErr w:type="spellStart"/>
+      <w:r>
+        <w:t>ke</w:t>
+      </w:r>
+      <w:proofErr w:type="spellEnd"/>
+      <w:r>
+        <w:t xml:space="preserve"> </w:t>
+      </w:r>
+      <w:proofErr w:type="spellStart"/>
+      <w:r>
+        <w:t>kelurahan</w:t>
+      </w:r>
+      <w:proofErr w:type="spellEnd"/>
+      <w:r>
+        <w:t xml:space="preserve"> (</w:t>
+      </w:r>
+      <w:proofErr w:type="spellStart"/>
+      <w:r>
+        <w:t>opsional</w:t>
+      </w:r>
+      <w:proofErr w:type="spellEnd"/>
+      <w:r>
+        <w:t>).</w:t>
       </w:r>
     </w:p>
     <w:p>
@@ -1480,10 +4248,31 @@
         <w:spacing w:after="60"/>
       </w:pPr>
       <w:r>
-        <w:rPr>
-          <w:sz w:val="22"/>
-        </w:rPr>
-        <w:t>SMTP — digest operasional email harian (opsional).</w:t>
+        <w:t xml:space="preserve">SMTP — digest </w:t>
+      </w:r>
+      <w:proofErr w:type="spellStart"/>
+      <w:r>
+        <w:t>operasional</w:t>
+      </w:r>
+      <w:proofErr w:type="spellEnd"/>
+      <w:r>
+        <w:t xml:space="preserve"> email </w:t>
+      </w:r>
+      <w:proofErr w:type="spellStart"/>
+      <w:r>
+        <w:t>harian</w:t>
+      </w:r>
+      <w:proofErr w:type="spellEnd"/>
+      <w:r>
+        <w:t xml:space="preserve"> (</w:t>
+      </w:r>
+      <w:proofErr w:type="spellStart"/>
+      <w:r>
+        <w:t>opsional</w:t>
+      </w:r>
+      <w:proofErr w:type="spellEnd"/>
+      <w:r>
+        <w:t>).</w:t>
       </w:r>
     </w:p>
     <w:p>
@@ -1493,11 +4282,21 @@
       <w:r>
         <w:rPr>
           <w:b/>
+          <w:color w:val="2D6A4F"/>
           <w:sz w:val="24"/>
+        </w:rPr>
+        <w:t xml:space="preserve">C.6 </w:t>
+      </w:r>
+      <w:proofErr w:type="spellStart"/>
+      <w:r>
+        <w:rPr>
+          <w:b/>
           <w:color w:val="2D6A4F"/>
-        </w:rPr>
-        <w:t>C.6 Evolusi</w:t>
-      </w:r>
+          <w:sz w:val="24"/>
+        </w:rPr>
+        <w:t>Evolusi</w:t>
+      </w:r>
+      <w:proofErr w:type="spellEnd"/>
     </w:p>
     <w:p>
       <w:pPr>
@@ -1507,11 +4306,29 @@
         </w:numPr>
         <w:spacing w:after="60"/>
       </w:pPr>
-      <w:r>
-        <w:rPr>
-          <w:sz w:val="22"/>
-        </w:rPr>
-        <w:t>Jangka pendek: Redis cache, CDN static assets.</w:t>
+      <w:proofErr w:type="spellStart"/>
+      <w:r>
+        <w:t>Jangka</w:t>
+      </w:r>
+      <w:proofErr w:type="spellEnd"/>
+      <w:r>
+        <w:t xml:space="preserve"> </w:t>
+      </w:r>
+      <w:proofErr w:type="spellStart"/>
+      <w:r>
+        <w:t>pendek</w:t>
+      </w:r>
+      <w:proofErr w:type="spellEnd"/>
+      <w:r>
+        <w:t xml:space="preserve">: Redis cache, </w:t>
+      </w:r>
+      <w:proofErr w:type="spellStart"/>
+      <w:r>
+        <w:t>CDN</w:t>
+      </w:r>
+      <w:proofErr w:type="spellEnd"/>
+      <w:r>
+        <w:t xml:space="preserve"> static assets.</w:t>
       </w:r>
     </w:p>
     <w:p>
@@ -1522,11 +4339,45 @@
         </w:numPr>
         <w:spacing w:after="60"/>
       </w:pPr>
-      <w:r>
-        <w:rPr>
-          <w:sz w:val="22"/>
-        </w:rPr>
-        <w:t>Jangka menengah: REST API /api/v1 untuk aplikasi mobile.</w:t>
+      <w:proofErr w:type="spellStart"/>
+      <w:r>
+        <w:t>Jangka</w:t>
+      </w:r>
+      <w:proofErr w:type="spellEnd"/>
+      <w:r>
+        <w:t xml:space="preserve"> </w:t>
+      </w:r>
+      <w:proofErr w:type="spellStart"/>
+      <w:r>
+        <w:t>menengah</w:t>
+      </w:r>
+      <w:proofErr w:type="spellEnd"/>
+      <w:r>
+        <w:t>: REST API /</w:t>
+      </w:r>
+      <w:proofErr w:type="spellStart"/>
+      <w:r>
+        <w:t>api</w:t>
+      </w:r>
+      <w:proofErr w:type="spellEnd"/>
+      <w:r>
+        <w:t xml:space="preserve">/v1 </w:t>
+      </w:r>
+      <w:proofErr w:type="spellStart"/>
+      <w:r>
+        <w:t>untuk</w:t>
+      </w:r>
+      <w:proofErr w:type="spellEnd"/>
+      <w:r>
+        <w:t xml:space="preserve"> </w:t>
+      </w:r>
+      <w:proofErr w:type="spellStart"/>
+      <w:r>
+        <w:t>aplikasi</w:t>
+      </w:r>
+      <w:proofErr w:type="spellEnd"/>
+      <w:r>
+        <w:t xml:space="preserve"> mobile.</w:t>
       </w:r>
     </w:p>
     <w:p>
@@ -1537,92 +4388,1246 @@
         </w:numPr>
         <w:spacing w:after="60"/>
       </w:pPr>
-      <w:r>
-        <w:rPr>
-          <w:sz w:val="22"/>
-        </w:rPr>
-        <w:t>Jangka panjang: object storage untuk foto operasional skala besar.</w:t>
-      </w:r>
-    </w:p>
-    <w:p>
-      <w:r>
-        <w:t/>
-      </w:r>
-    </w:p>
-    <w:p>
-      <w:pPr>
+      <w:proofErr w:type="spellStart"/>
+      <w:r>
+        <w:t>Jangka</w:t>
+      </w:r>
+      <w:proofErr w:type="spellEnd"/>
+      <w:r>
+        <w:t xml:space="preserve"> </w:t>
+      </w:r>
+      <w:proofErr w:type="spellStart"/>
+      <w:r>
+        <w:t>panjang</w:t>
+      </w:r>
+      <w:proofErr w:type="spellEnd"/>
+      <w:r>
+        <w:t xml:space="preserve">: </w:t>
+      </w:r>
+      <w:r>
+        <w:t xml:space="preserve">object storage </w:t>
+      </w:r>
+      <w:proofErr w:type="spellStart"/>
+      <w:r>
+        <w:t>untuk</w:t>
+      </w:r>
+      <w:proofErr w:type="spellEnd"/>
+      <w:r>
+        <w:t xml:space="preserve"> </w:t>
+      </w:r>
+      <w:proofErr w:type="spellStart"/>
+      <w:r>
+        <w:t>foto</w:t>
+      </w:r>
+      <w:proofErr w:type="spellEnd"/>
+      <w:r>
+        <w:t xml:space="preserve"> </w:t>
+      </w:r>
+      <w:proofErr w:type="spellStart"/>
+      <w:r>
+        <w:t>operasional</w:t>
+      </w:r>
+      <w:proofErr w:type="spellEnd"/>
+      <w:r>
+        <w:t xml:space="preserve"> </w:t>
+      </w:r>
+      <w:proofErr w:type="spellStart"/>
+      <w:r>
+        <w:t>skala</w:t>
+      </w:r>
+      <w:proofErr w:type="spellEnd"/>
+      <w:r>
+        <w:t xml:space="preserve"> </w:t>
+      </w:r>
+      <w:proofErr w:type="spellStart"/>
+      <w:r>
+        <w:t>besar</w:t>
+      </w:r>
+      <w:proofErr w:type="spellEnd"/>
+      <w:r>
+        <w:t>.</w:t>
+      </w:r>
+    </w:p>
+    <w:p/>
+    <w:p>
+      <w:pPr>
+        <w:shd w:val="clear" w:color="auto" w:fill="FFF3CD"/>
         <w:spacing w:after="120"/>
-        <w:shd w:val="clear" w:color="auto" w:fill="FFF3CD"/>
         <w:jc w:val="both"/>
       </w:pPr>
-      <w:r>
-        <w:rPr>
+      <w:proofErr w:type="spellStart"/>
+      <w:r>
+        <w:rPr>
+          <w:color w:val="856404"/>
           <w:sz w:val="20"/>
+        </w:rPr>
+        <w:t>Dokumen</w:t>
+      </w:r>
+      <w:proofErr w:type="spellEnd"/>
+      <w:r>
+        <w:rPr>
           <w:color w:val="856404"/>
-        </w:rPr>
-        <w:t>Dokumen lengkap tersedia dalam format Markdown di folder docs/: KAK-SIMTAMAN.md, DESAIN-BASIS-DATA-SIMTAMAN.md, ARSITEKTUR-SISTEM-SIMTAMAN.md. Generate PDF arsitektur: php artisan docs:architecture-pdf</w:t>
-      </w:r>
-    </w:p>
-    <w:p>
-      <w:pPr>
+          <w:sz w:val="20"/>
+        </w:rPr>
+        <w:t xml:space="preserve"> </w:t>
+      </w:r>
+      <w:proofErr w:type="spellStart"/>
+      <w:r>
+        <w:rPr>
+          <w:color w:val="856404"/>
+          <w:sz w:val="20"/>
+        </w:rPr>
+        <w:t>lengkap</w:t>
+      </w:r>
+      <w:proofErr w:type="spellEnd"/>
+      <w:r>
+        <w:rPr>
+          <w:color w:val="856404"/>
+          <w:sz w:val="20"/>
+        </w:rPr>
+        <w:t xml:space="preserve"> </w:t>
+      </w:r>
+      <w:proofErr w:type="spellStart"/>
+      <w:r>
+        <w:rPr>
+          <w:color w:val="856404"/>
+          <w:sz w:val="20"/>
+        </w:rPr>
+        <w:t>tersedia</w:t>
+      </w:r>
+      <w:proofErr w:type="spellEnd"/>
+      <w:r>
+        <w:rPr>
+          <w:color w:val="856404"/>
+          <w:sz w:val="20"/>
+        </w:rPr>
+        <w:t xml:space="preserve"> </w:t>
+      </w:r>
+      <w:proofErr w:type="spellStart"/>
+      <w:r>
+        <w:rPr>
+          <w:color w:val="856404"/>
+          <w:sz w:val="20"/>
+        </w:rPr>
+        <w:t>dalam</w:t>
+      </w:r>
+      <w:proofErr w:type="spellEnd"/>
+      <w:r>
+        <w:rPr>
+          <w:color w:val="856404"/>
+          <w:sz w:val="20"/>
+        </w:rPr>
+        <w:t xml:space="preserve"> format Markdown di folder docs/: KAK-SIMTAMAN.md, DESAIN-BASIS-DATA-SIMTAMAN.md, ARSITEKTUR-SISTEM-SIMTAMAN.md. Generate PDF </w:t>
+      </w:r>
+      <w:proofErr w:type="spellStart"/>
+      <w:r>
+        <w:rPr>
+          <w:color w:val="856404"/>
+          <w:sz w:val="20"/>
+        </w:rPr>
+        <w:t>arsitektur</w:t>
+      </w:r>
+      <w:proofErr w:type="spellEnd"/>
+      <w:r>
+        <w:rPr>
+          <w:color w:val="856404"/>
+          <w:sz w:val="20"/>
+        </w:rPr>
+        <w:t xml:space="preserve">: php artisan </w:t>
+      </w:r>
+      <w:proofErr w:type="spellStart"/>
+      <w:proofErr w:type="gramStart"/>
+      <w:r>
+        <w:rPr>
+          <w:color w:val="856404"/>
+          <w:sz w:val="20"/>
+        </w:rPr>
+        <w:t>docs:architecture</w:t>
+      </w:r>
+      <w:proofErr w:type="gramEnd"/>
+      <w:r>
+        <w:rPr>
+          <w:color w:val="856404"/>
+          <w:sz w:val="20"/>
+        </w:rPr>
+        <w:t>-pdf</w:t>
+      </w:r>
+      <w:proofErr w:type="spellEnd"/>
+    </w:p>
+    <w:p>
+      <w:pPr>
+        <w:spacing w:after="60"/>
         <w:jc w:val="center"/>
-        <w:spacing w:after="60"/>
       </w:pPr>
       <w:r>
         <w:rPr>
           <w:i/>
+          <w:color w:val="666666"/>
           <w:sz w:val="20"/>
+        </w:rPr>
+        <w:t xml:space="preserve">— </w:t>
+      </w:r>
+      <w:proofErr w:type="spellStart"/>
+      <w:r>
+        <w:rPr>
+          <w:i/>
           <w:color w:val="666666"/>
-        </w:rPr>
-        <w:t>— Dokumen dihasilkan otomatis dari kode sumber SIMTAMAN —</w:t>
+          <w:sz w:val="20"/>
+        </w:rPr>
+        <w:t>Dokumen</w:t>
+      </w:r>
+      <w:proofErr w:type="spellEnd"/>
+      <w:r>
+        <w:rPr>
+          <w:i/>
+          <w:color w:val="666666"/>
+          <w:sz w:val="20"/>
+        </w:rPr>
+        <w:t xml:space="preserve"> </w:t>
+      </w:r>
+      <w:proofErr w:type="spellStart"/>
+      <w:r>
+        <w:rPr>
+          <w:i/>
+          <w:color w:val="666666"/>
+          <w:sz w:val="20"/>
+        </w:rPr>
+        <w:t>dihasilkan</w:t>
+      </w:r>
+      <w:proofErr w:type="spellEnd"/>
+      <w:r>
+        <w:rPr>
+          <w:i/>
+          <w:color w:val="666666"/>
+          <w:sz w:val="20"/>
+        </w:rPr>
+        <w:t xml:space="preserve"> </w:t>
+      </w:r>
+      <w:proofErr w:type="spellStart"/>
+      <w:r>
+        <w:rPr>
+          <w:i/>
+          <w:color w:val="666666"/>
+          <w:sz w:val="20"/>
+        </w:rPr>
+        <w:t>otomatis</w:t>
+      </w:r>
+      <w:proofErr w:type="spellEnd"/>
+      <w:r>
+        <w:rPr>
+          <w:i/>
+          <w:color w:val="666666"/>
+          <w:sz w:val="20"/>
+        </w:rPr>
+        <w:t xml:space="preserve"> </w:t>
+      </w:r>
+      <w:proofErr w:type="spellStart"/>
+      <w:r>
+        <w:rPr>
+          <w:i/>
+          <w:color w:val="666666"/>
+          <w:sz w:val="20"/>
+        </w:rPr>
+        <w:t>dari</w:t>
+      </w:r>
+      <w:proofErr w:type="spellEnd"/>
+      <w:r>
+        <w:rPr>
+          <w:i/>
+          <w:color w:val="666666"/>
+          <w:sz w:val="20"/>
+        </w:rPr>
+        <w:t xml:space="preserve"> </w:t>
+      </w:r>
+      <w:proofErr w:type="spellStart"/>
+      <w:r>
+        <w:rPr>
+          <w:i/>
+          <w:color w:val="666666"/>
+          <w:sz w:val="20"/>
+        </w:rPr>
+        <w:t>kode</w:t>
+      </w:r>
+      <w:proofErr w:type="spellEnd"/>
+      <w:r>
+        <w:rPr>
+          <w:i/>
+          <w:color w:val="666666"/>
+          <w:sz w:val="20"/>
+        </w:rPr>
+        <w:t xml:space="preserve"> </w:t>
+      </w:r>
+      <w:proofErr w:type="spellStart"/>
+      <w:r>
+        <w:rPr>
+          <w:i/>
+          <w:color w:val="666666"/>
+          <w:sz w:val="20"/>
+        </w:rPr>
+        <w:t>sumber</w:t>
+      </w:r>
+      <w:proofErr w:type="spellEnd"/>
+      <w:r>
+        <w:rPr>
+          <w:i/>
+          <w:color w:val="666666"/>
+          <w:sz w:val="20"/>
+        </w:rPr>
+        <w:t xml:space="preserve"> </w:t>
+      </w:r>
+      <w:proofErr w:type="spellStart"/>
+      <w:r>
+        <w:rPr>
+          <w:i/>
+          <w:color w:val="666666"/>
+          <w:sz w:val="20"/>
+        </w:rPr>
+        <w:t>SIMTAMAN</w:t>
+      </w:r>
+      <w:proofErr w:type="spellEnd"/>
+      <w:r>
+        <w:rPr>
+          <w:i/>
+          <w:color w:val="666666"/>
+          <w:sz w:val="20"/>
+        </w:rPr>
+        <w:t xml:space="preserve"> —</w:t>
       </w:r>
     </w:p>
     <w:sectPr>
       <w:pgSz w:w="11906" w:h="16838"/>
-      <w:pgMar w:top="1440" w:right="1440" w:bottom="1440" w:left="1440"/>
+      <w:pgMar w:top="1440" w:right="1440" w:bottom="1440" w:left="1440" w:header="720" w:footer="720" w:gutter="0"/>
+      <w:cols w:space="720"/>
     </w:sectPr>
   </w:body>
 </w:document>
 </file>
 
+<file path=word/endnotes.xml><?xml version="1.0" encoding="utf-8"?>
+<w:endnotes xmlns:wpc="http://schemas.microsoft.com/office/word/2010/wordprocessingCanvas" xmlns:cx="http://schemas.microsoft.com/office/drawing/2014/chartex" xmlns:cx1="http://schemas.microsoft.com/office/drawing/2015/9/8/chartex" xmlns:cx2="http://schemas.microsoft.com/office/drawing/2015/10/21/chartex" xmlns:cx3="http://schemas.microsoft.com/office/drawing/2016/5/9/chartex" xmlns:cx4="http://schemas.microsoft.com/office/drawing/2016/5/10/chartex" xmlns:cx5="http://schemas.microsoft.com/office/drawing/2016/5/11/chartex" xmlns:cx6="http://schemas.microsoft.com/office/drawing/2016/5/12/chartex" xmlns:cx7="http://schemas.microsoft.com/office/drawing/2016/5/13/chartex" xmlns:cx8="http://schemas.microsoft.com/office/drawing/2016/5/14/chartex" xmlns:mc="http://schemas.openxmlformats.org/markup-compatibility/2006" xmlns:aink="http://schemas.microsoft.com/office/drawing/2016/ink" xmlns:am3d="http://schemas.microsoft.com/office/drawing/2017/model3d" xmlns:o="urn:schemas-microsoft-com:office:office" xmlns:r="http://schemas.openxmlformats.org/officeDocument/2006/relationships" xmlns:m="http://schemas.openxmlformats.org/officeDocument/2006/math" xmlns:v="urn:schemas-microsoft-com:vml" xmlns:wp14="http://schemas.microsoft.com/office/word/2010/wordprocessingDrawing" xmlns:wp="http://schemas.openxmlformats.org/drawingml/2006/wordprocessingDrawing" xmlns:w10="urn:schemas-microsoft-com:office:word" xmlns:w="http://schemas.openxmlformats.org/wordprocessingml/2006/main" xmlns:w14="http://schemas.microsoft.com/office/word/2010/wordml" xmlns:w15="http://schemas.microsoft.com/office/word/2012/wordml" xmlns:w16cid="http://schemas.microsoft.com/office/word/2016/wordml/cid" xmlns:w16se="http://schemas.microsoft.com/office/word/2015/wordml/symex" xmlns:wpg="http://schemas.microsoft.com/office/word/2010/wordprocessingGroup" xmlns:wpi="http://schemas.microsoft.com/office/word/2010/wordprocessingInk" xmlns:wne="http://schemas.microsoft.com/office/word/2006/wordml" xmlns:wps="http://schemas.microsoft.com/office/word/2010/wordprocessingShape" mc:Ignorable="w14 w15 w16se w16cid wp14">
+  <w:endnote w:type="separator" w:id="-1">
+    <w:p>
+      <w:pPr>
+        <w:spacing w:after="0" w:line="240" w:lineRule="auto"/>
+      </w:pPr>
+      <w:r>
+        <w:separator/>
+      </w:r>
+    </w:p>
+  </w:endnote>
+  <w:endnote w:type="continuationSeparator" w:id="0">
+    <w:p>
+      <w:pPr>
+        <w:spacing w:after="0" w:line="240" w:lineRule="auto"/>
+      </w:pPr>
+      <w:r>
+        <w:continuationSeparator/>
+      </w:r>
+    </w:p>
+  </w:endnote>
+</w:endnotes>
+</file>
+
+<file path=word/footnotes.xml><?xml version="1.0" encoding="utf-8"?>
+<w:footnotes xmlns:wpc="http://schemas.microsoft.com/office/word/2010/wordprocessingCanvas" xmlns:cx="http://schemas.microsoft.com/office/drawing/2014/chartex" xmlns:cx1="http://schemas.microsoft.com/office/drawing/2015/9/8/chartex" xmlns:cx2="http://schemas.microsoft.com/office/drawing/2015/10/21/chartex" xmlns:cx3="http://schemas.microsoft.com/office/drawing/2016/5/9/chartex" xmlns:cx4="http://schemas.microsoft.com/office/drawing/2016/5/10/chartex" xmlns:cx5="http://schemas.microsoft.com/office/drawing/2016/5/11/chartex" xmlns:cx6="http://schemas.microsoft.com/office/drawing/2016/5/12/chartex" xmlns:cx7="http://schemas.microsoft.com/office/drawing/2016/5/13/chartex" xmlns:cx8="http://schemas.microsoft.com/office/drawing/2016/5/14/chartex" xmlns:mc="http://schemas.openxmlformats.org/markup-compatibility/2006" xmlns:aink="http://schemas.microsoft.com/office/drawing/2016/ink" xmlns:am3d="http://schemas.microsoft.com/office/drawing/2017/model3d" xmlns:o="urn:schemas-microsoft-com:office:office" xmlns:r="http://schemas.openxmlformats.org/officeDocument/2006/relationships" xmlns:m="http://schemas.openxmlformats.org/officeDocument/2006/math" xmlns:v="urn:schemas-microsoft-com:vml" xmlns:wp14="http://schemas.microsoft.com/office/word/2010/wordprocessingDrawing" xmlns:wp="http://schemas.openxmlformats.org/drawingml/2006/wordprocessingDrawing" xmlns:w10="urn:schemas-microsoft-com:office:word" xmlns:w="http://schemas.openxmlformats.org/wordprocessingml/2006/main" xmlns:w14="http://schemas.microsoft.com/office/word/2010/wordml" xmlns:w15="http://schemas.microsoft.com/office/word/2012/wordml" xmlns:w16cid="http://schemas.microsoft.com/office/word/2016/wordml/cid" xmlns:w16se="http://schemas.microsoft.com/office/word/2015/wordml/symex" xmlns:wpg="http://schemas.microsoft.com/office/word/2010/wordprocessingGroup" xmlns:wpi="http://schemas.microsoft.com/office/word/2010/wordprocessingInk" xmlns:wne="http://schemas.microsoft.com/office/word/2006/wordml" xmlns:wps="http://schemas.microsoft.com/office/word/2010/wordprocessingShape" mc:Ignorable="w14 w15 w16se w16cid wp14">
+  <w:footnote w:type="separator" w:id="-1">
+    <w:p>
+      <w:pPr>
+        <w:spacing w:after="0" w:line="240" w:lineRule="auto"/>
+      </w:pPr>
+      <w:r>
+        <w:separator/>
+      </w:r>
+    </w:p>
+  </w:footnote>
+  <w:footnote w:type="continuationSeparator" w:id="0">
+    <w:p>
+      <w:pPr>
+        <w:spacing w:after="0" w:line="240" w:lineRule="auto"/>
+      </w:pPr>
+      <w:r>
+        <w:continuationSeparator/>
+      </w:r>
+    </w:p>
+  </w:footnote>
+</w:footnotes>
+</file>
+
 <file path=word/numbering.xml><?xml version="1.0" encoding="utf-8"?>
-<w:numbering xmlns:w="http://schemas.openxmlformats.org/wordprocessingml/2006/main">
-  <w:abstractNum w:abstractNumId="0">
+<w:numbering xmlns:wpc="http://schemas.microsoft.com/office/word/2010/wordprocessingCanvas" xmlns:cx="http://schemas.microsoft.com/office/drawing/2014/chartex" xmlns:cx1="http://schemas.microsoft.com/office/drawing/2015/9/8/chartex" xmlns:cx2="http://schemas.microsoft.com/office/drawing/2015/10/21/chartex" xmlns:cx3="http://schemas.microsoft.com/office/drawing/2016/5/9/chartex" xmlns:cx4="http://schemas.microsoft.com/office/drawing/2016/5/10/chartex" xmlns:cx5="http://schemas.microsoft.com/office/drawing/2016/5/11/chartex" xmlns:cx6="http://schemas.microsoft.com/office/drawing/2016/5/12/chartex" xmlns:cx7="http://schemas.microsoft.com/office/drawing/2016/5/13/chartex" xmlns:cx8="http://schemas.microsoft.com/office/drawing/2016/5/14/chartex" xmlns:mc="http://schemas.openxmlformats.org/markup-compatibility/2006" xmlns:aink="http://schemas.microsoft.com/office/drawing/2016/ink" xmlns:am3d="http://schemas.microsoft.com/office/drawing/2017/model3d" xmlns:o="urn:schemas-microsoft-com:office:office" xmlns:r="http://schemas.openxmlformats.org/officeDocument/2006/relationships" xmlns:m="http://schemas.openxmlformats.org/officeDocument/2006/math" xmlns:v="urn:schemas-microsoft-com:vml" xmlns:wp14="http://schemas.microsoft.com/office/word/2010/wordprocessingDrawing" xmlns:wp="http://schemas.openxmlformats.org/drawingml/2006/wordprocessingDrawing" xmlns:w10="urn:schemas-microsoft-com:office:word" xmlns:w="http://schemas.openxmlformats.org/wordprocessingml/2006/main" xmlns:w14="http://schemas.microsoft.com/office/word/2010/wordml" xmlns:w15="http://schemas.microsoft.com/office/word/2012/wordml" xmlns:w16cid="http://schemas.microsoft.com/office/word/2016/wordml/cid" xmlns:w16se="http://schemas.microsoft.com/office/word/2015/wordml/symex" xmlns:wpg="http://schemas.microsoft.com/office/word/2010/wordprocessingGroup" xmlns:wpi="http://schemas.microsoft.com/office/word/2010/wordprocessingInk" xmlns:wne="http://schemas.microsoft.com/office/word/2006/wordml" xmlns:wps="http://schemas.microsoft.com/office/word/2010/wordprocessingShape" mc:Ignorable="w14 w15 w16se w16cid wp14">
+  <w:abstractNum w:abstractNumId="0" w15:restartNumberingAfterBreak="0">
+    <w:nsid w:val="48FC32BF"/>
     <w:multiLevelType w:val="hybridMultilevel"/>
-    <w:lvl w:ilvl="0">
+    <w:tmpl w:val="238ADE4C"/>
+    <w:lvl w:ilvl="0" w:tplc="90883BF6">
+      <w:start w:val="1"/>
+      <w:numFmt w:val="decimal"/>
+      <w:lvlText w:val="%1."/>
+      <w:lvlJc w:val="left"/>
+    </w:lvl>
+    <w:lvl w:ilvl="1" w:tplc="DBF2830A">
+      <w:numFmt w:val="decimal"/>
+      <w:lvlText w:val=""/>
+      <w:lvlJc w:val="left"/>
+    </w:lvl>
+    <w:lvl w:ilvl="2" w:tplc="800493BA">
+      <w:numFmt w:val="decimal"/>
+      <w:lvlText w:val=""/>
+      <w:lvlJc w:val="left"/>
+    </w:lvl>
+    <w:lvl w:ilvl="3" w:tplc="C1682E6C">
+      <w:numFmt w:val="decimal"/>
+      <w:lvlText w:val=""/>
+      <w:lvlJc w:val="left"/>
+    </w:lvl>
+    <w:lvl w:ilvl="4" w:tplc="543CFAE8">
+      <w:numFmt w:val="decimal"/>
+      <w:lvlText w:val=""/>
+      <w:lvlJc w:val="left"/>
+    </w:lvl>
+    <w:lvl w:ilvl="5" w:tplc="3A344548">
+      <w:numFmt w:val="decimal"/>
+      <w:lvlText w:val=""/>
+      <w:lvlJc w:val="left"/>
+    </w:lvl>
+    <w:lvl w:ilvl="6" w:tplc="4452926C">
+      <w:numFmt w:val="decimal"/>
+      <w:lvlText w:val=""/>
+      <w:lvlJc w:val="left"/>
+    </w:lvl>
+    <w:lvl w:ilvl="7" w:tplc="BC8003BC">
+      <w:numFmt w:val="decimal"/>
+      <w:lvlText w:val=""/>
+      <w:lvlJc w:val="left"/>
+    </w:lvl>
+    <w:lvl w:ilvl="8" w:tplc="9CD64084">
+      <w:numFmt w:val="decimal"/>
+      <w:lvlText w:val=""/>
+      <w:lvlJc w:val="left"/>
+    </w:lvl>
+  </w:abstractNum>
+  <w:abstractNum w:abstractNumId="1" w15:restartNumberingAfterBreak="0">
+    <w:nsid w:val="790E5EEF"/>
+    <w:multiLevelType w:val="hybridMultilevel"/>
+    <w:tmpl w:val="6292F78A"/>
+    <w:lvl w:ilvl="0" w:tplc="030883C4">
       <w:start w:val="1"/>
       <w:numFmt w:val="bullet"/>
       <w:lvlText w:val="•"/>
       <w:lvlJc w:val="left"/>
     </w:lvl>
-  </w:abstractNum>
-  <w:abstractNum w:abstractNumId="1">
-    <w:multiLevelType w:val="hybridMultilevel"/>
-    <w:lvl w:ilvl="0">
-      <w:start w:val="1"/>
+    <w:lvl w:ilvl="1" w:tplc="98CEAA66">
       <w:numFmt w:val="decimal"/>
-      <w:lvlText w:val="%1."/>
+      <w:lvlText w:val=""/>
+      <w:lvlJc w:val="left"/>
+    </w:lvl>
+    <w:lvl w:ilvl="2" w:tplc="7F14A610">
+      <w:numFmt w:val="decimal"/>
+      <w:lvlText w:val=""/>
+      <w:lvlJc w:val="left"/>
+    </w:lvl>
+    <w:lvl w:ilvl="3" w:tplc="66AADD2A">
+      <w:numFmt w:val="decimal"/>
+      <w:lvlText w:val=""/>
+      <w:lvlJc w:val="left"/>
+    </w:lvl>
+    <w:lvl w:ilvl="4" w:tplc="146CBD2A">
+      <w:numFmt w:val="decimal"/>
+      <w:lvlText w:val=""/>
+      <w:lvlJc w:val="left"/>
+    </w:lvl>
+    <w:lvl w:ilvl="5" w:tplc="88D4A90C">
+      <w:numFmt w:val="decimal"/>
+      <w:lvlText w:val=""/>
+      <w:lvlJc w:val="left"/>
+    </w:lvl>
+    <w:lvl w:ilvl="6" w:tplc="AEC09B56">
+      <w:numFmt w:val="decimal"/>
+      <w:lvlText w:val=""/>
+      <w:lvlJc w:val="left"/>
+    </w:lvl>
+    <w:lvl w:ilvl="7" w:tplc="ADF89204">
+      <w:numFmt w:val="decimal"/>
+      <w:lvlText w:val=""/>
+      <w:lvlJc w:val="left"/>
+    </w:lvl>
+    <w:lvl w:ilvl="8" w:tplc="0CEAE598">
+      <w:numFmt w:val="decimal"/>
+      <w:lvlText w:val=""/>
       <w:lvlJc w:val="left"/>
     </w:lvl>
   </w:abstractNum>
   <w:num w:numId="1">
-    <w:abstractNumId w:val="0"/>
+    <w:abstractNumId w:val="1"/>
   </w:num>
   <w:num w:numId="2">
-    <w:abstractNumId w:val="1"/>
+    <w:abstractNumId w:val="0"/>
   </w:num>
 </w:numbering>
 </file>
 
 <file path=word/styles.xml><?xml version="1.0" encoding="utf-8"?>
-<w:styles xmlns:w="http://schemas.openxmlformats.org/wordprocessingml/2006/main">
+<w:styles xmlns:mc="http://schemas.openxmlformats.org/markup-compatibility/2006" xmlns:r="http://schemas.openxmlformats.org/officeDocument/2006/relationships" xmlns:w="http://schemas.openxmlformats.org/wordprocessingml/2006/main" xmlns:w14="http://schemas.microsoft.com/office/word/2010/wordml" xmlns:w15="http://schemas.microsoft.com/office/word/2012/wordml" xmlns:w16cid="http://schemas.microsoft.com/office/word/2016/wordml/cid" xmlns:w16se="http://schemas.microsoft.com/office/word/2015/wordml/symex" mc:Ignorable="w14 w15 w16se w16cid">
   <w:docDefaults>
     <w:rPrDefault>
       <w:rPr>
-        <w:rFonts w:ascii="Calibri" w:hAnsi="Calibri"/>
+        <w:rFonts w:ascii="Calibri" w:eastAsia="Times New Roman" w:hAnsi="Calibri" w:cs="Times New Roman"/>
         <w:sz w:val="22"/>
+        <w:lang w:val="en-US" w:eastAsia="en-US" w:bidi="ar-SA"/>
       </w:rPr>
     </w:rPrDefault>
+    <w:pPrDefault>
+      <w:pPr>
+        <w:spacing w:after="160" w:line="259" w:lineRule="auto"/>
+      </w:pPr>
+    </w:pPrDefault>
   </w:docDefaults>
+  <w:latentStyles w:defLockedState="0" w:defUIPriority="99" w:defSemiHidden="0" w:defUnhideWhenUsed="0" w:defQFormat="0" w:count="375">
+    <w:lsdException w:name="Normal" w:uiPriority="0" w:qFormat="1"/>
+    <w:lsdException w:name="heading 1" w:uiPriority="9" w:qFormat="1"/>
+    <w:lsdException w:name="heading 2" w:semiHidden="1" w:uiPriority="9" w:unhideWhenUsed="1" w:qFormat="1"/>
+    <w:lsdException w:name="heading 3" w:semiHidden="1" w:uiPriority="9" w:unhideWhenUsed="1" w:qFormat="1"/>
+    <w:lsdException w:name="heading 4" w:semiHidden="1" w:uiPriority="9" w:unhideWhenUsed="1" w:qFormat="1"/>
+    <w:lsdException w:name="heading 5" w:semiHidden="1" w:uiPriority="9" w:unhideWhenUsed="1" w:qFormat="1"/>
+    <w:lsdException w:name="heading 6" w:semiHidden="1" w:uiPriority="9" w:unhideWhenUsed="1" w:qFormat="1"/>
+    <w:lsdException w:name="heading 7" w:semiHidden="1" w:uiPriority="9" w:unhideWhenUsed="1" w:qFormat="1"/>
+    <w:lsdException w:name="heading 8" w:semiHidden="1" w:uiPriority="9" w:unhideWhenUsed="1" w:qFormat="1"/>
+    <w:lsdException w:name="heading 9" w:semiHidden="1" w:uiPriority="9" w:unhideWhenUsed="1" w:qFormat="1"/>
+    <w:lsdException w:name="index 1" w:semiHidden="1" w:unhideWhenUsed="1"/>
+    <w:lsdException w:name="index 2" w:semiHidden="1" w:unhideWhenUsed="1"/>
+    <w:lsdException w:name="index 3" w:semiHidden="1" w:unhideWhenUsed="1"/>
+    <w:lsdException w:name="index 4" w:semiHidden="1" w:unhideWhenUsed="1"/>
+    <w:lsdException w:name="index 5" w:semiHidden="1" w:unhideWhenUsed="1"/>
+    <w:lsdException w:name="index 6" w:semiHidden="1" w:unhideWhenUsed="1"/>
+    <w:lsdException w:name="index 7" w:semiHidden="1" w:unhideWhenUsed="1"/>
+    <w:lsdException w:name="index 8" w:semiHidden="1" w:unhideWhenUsed="1"/>
+    <w:lsdException w:name="index 9" w:semiHidden="1" w:unhideWhenUsed="1"/>
+    <w:lsdException w:name="toc 1" w:semiHidden="1" w:uiPriority="39" w:unhideWhenUsed="1"/>
+    <w:lsdException w:name="toc 2" w:semiHidden="1" w:uiPriority="39" w:unhideWhenUsed="1"/>
+    <w:lsdException w:name="toc 3" w:semiHidden="1" w:uiPriority="39" w:unhideWhenUsed="1"/>
+    <w:lsdException w:name="toc 4" w:semiHidden="1" w:uiPriority="39" w:unhideWhenUsed="1"/>
+    <w:lsdException w:name="toc 5" w:semiHidden="1" w:uiPriority="39" w:unhideWhenUsed="1"/>
+    <w:lsdException w:name="toc 6" w:semiHidden="1" w:uiPriority="39" w:unhideWhenUsed="1"/>
+    <w:lsdException w:name="toc 7" w:semiHidden="1" w:uiPriority="39" w:unhideWhenUsed="1"/>
+    <w:lsdException w:name="toc 8" w:semiHidden="1" w:uiPriority="39" w:unhideWhenUsed="1"/>
+    <w:lsdException w:name="toc 9" w:semiHidden="1" w:uiPriority="39" w:unhideWhenUsed="1"/>
+    <w:lsdException w:name="Normal Indent" w:semiHidden="1" w:unhideWhenUsed="1"/>
+    <w:lsdException w:name="footnote text" w:semiHidden="1" w:unhideWhenUsed="1"/>
+    <w:lsdException w:name="annotation text" w:semiHidden="1" w:unhideWhenUsed="1"/>
+    <w:lsdException w:name="header" w:semiHidden="1" w:unhideWhenUsed="1"/>
+    <w:lsdException w:name="footer" w:semiHidden="1" w:unhideWhenUsed="1"/>
+    <w:lsdException w:name="index heading" w:semiHidden="1" w:unhideWhenUsed="1"/>
+    <w:lsdException w:name="caption" w:semiHidden="1" w:uiPriority="35" w:unhideWhenUsed="1" w:qFormat="1"/>
+    <w:lsdException w:name="table of figures" w:semiHidden="1" w:unhideWhenUsed="1"/>
+    <w:lsdException w:name="envelope address" w:semiHidden="1" w:unhideWhenUsed="1"/>
+    <w:lsdException w:name="envelope return" w:semiHidden="1" w:unhideWhenUsed="1"/>
+    <w:lsdException w:name="footnote reference" w:semiHidden="1" w:unhideWhenUsed="1"/>
+    <w:lsdException w:name="annotation reference" w:semiHidden="1" w:unhideWhenUsed="1"/>
+    <w:lsdException w:name="line number" w:semiHidden="1" w:unhideWhenUsed="1"/>
+    <w:lsdException w:name="page number" w:semiHidden="1" w:unhideWhenUsed="1"/>
+    <w:lsdException w:name="endnote reference" w:semiHidden="1" w:unhideWhenUsed="1"/>
+    <w:lsdException w:name="endnote text" w:semiHidden="1" w:unhideWhenUsed="1"/>
+    <w:lsdException w:name="table of authorities" w:semiHidden="1" w:unhideWhenUsed="1"/>
+    <w:lsdException w:name="macro" w:semiHidden="1" w:unhideWhenUsed="1"/>
+    <w:lsdException w:name="toa heading" w:semiHidden="1" w:unhideWhenUsed="1"/>
+    <w:lsdException w:name="List" w:semiHidden="1" w:unhideWhenUsed="1"/>
+    <w:lsdException w:name="List Bullet" w:semiHidden="1" w:unhideWhenUsed="1"/>
+    <w:lsdException w:name="List Number" w:semiHidden="1" w:unhideWhenUsed="1"/>
+    <w:lsdException w:name="List 2" w:semiHidden="1" w:unhideWhenUsed="1"/>
+    <w:lsdException w:name="List 3" w:semiHidden="1" w:unhideWhenUsed="1"/>
+    <w:lsdException w:name="List 4" w:semiHidden="1" w:unhideWhenUsed="1"/>
+    <w:lsdException w:name="List 5" w:semiHidden="1" w:unhideWhenUsed="1"/>
+    <w:lsdException w:name="List Bullet 2" w:semiHidden="1" w:unhideWhenUsed="1"/>
+    <w:lsdException w:name="List Bullet 3" w:semiHidden="1" w:unhideWhenUsed="1"/>
+    <w:lsdException w:name="List Bullet 4" w:semiHidden="1" w:unhideWhenUsed="1"/>
+    <w:lsdException w:name="List Bullet 5" w:semiHidden="1" w:unhideWhenUsed="1"/>
+    <w:lsdException w:name="List Number 2" w:semiHidden="1" w:unhideWhenUsed="1"/>
+    <w:lsdException w:name="List Number 3" w:semiHidden="1" w:unhideWhenUsed="1"/>
+    <w:lsdException w:name="List Number 4" w:semiHidden="1" w:unhideWhenUsed="1"/>
+    <w:lsdException w:name="List Number 5" w:semiHidden="1" w:unhideWhenUsed="1"/>
+    <w:lsdException w:name="Title" w:uiPriority="10" w:qFormat="1"/>
+    <w:lsdException w:name="Closing" w:semiHidden="1" w:unhideWhenUsed="1"/>
+    <w:lsdException w:name="Signature" w:semiHidden="1" w:unhideWhenUsed="1"/>
+    <w:lsdException w:name="Default Paragraph Font" w:semiHidden="1" w:uiPriority="1" w:unhideWhenUsed="1"/>
+    <w:lsdException w:name="Body Text" w:semiHidden="1" w:unhideWhenUsed="1"/>
+    <w:lsdException w:name="Body Text Indent" w:semiHidden="1" w:unhideWhenUsed="1"/>
+    <w:lsdException w:name="List Continue" w:semiHidden="1" w:unhideWhenUsed="1"/>
+    <w:lsdException w:name="List Continue 2" w:semiHidden="1" w:unhideWhenUsed="1"/>
+    <w:lsdException w:name="List Continue 3" w:semiHidden="1" w:unhideWhenUsed="1"/>
+    <w:lsdException w:name="List Continue 4" w:semiHidden="1" w:unhideWhenUsed="1"/>
+    <w:lsdException w:name="List Continue 5" w:semiHidden="1" w:unhideWhenUsed="1"/>
+    <w:lsdException w:name="Message Header" w:semiHidden="1" w:unhideWhenUsed="1"/>
+    <w:lsdException w:name="Subtitle" w:uiPriority="11" w:qFormat="1"/>
+    <w:lsdException w:name="Salutation" w:semiHidden="1" w:unhideWhenUsed="1"/>
+    <w:lsdException w:name="Date" w:semiHidden="1" w:unhideWhenUsed="1"/>
+    <w:lsdException w:name="Body Text First Indent" w:semiHidden="1" w:unhideWhenUsed="1"/>
+    <w:lsdException w:name="Body Text First Indent 2" w:semiHidden="1" w:unhideWhenUsed="1"/>
+    <w:lsdException w:name="Note Heading" w:semiHidden="1" w:unhideWhenUsed="1"/>
+    <w:lsdException w:name="Body Text 2" w:semiHidden="1" w:unhideWhenUsed="1"/>
+    <w:lsdException w:name="Body Text 3" w:semiHidden="1" w:unhideWhenUsed="1"/>
+    <w:lsdException w:name="Body Text Indent 2" w:semiHidden="1" w:unhideWhenUsed="1"/>
+    <w:lsdException w:name="Body Text Indent 3" w:semiHidden="1" w:unhideWhenUsed="1"/>
+    <w:lsdException w:name="Block Text" w:semiHidden="1" w:unhideWhenUsed="1"/>
+    <w:lsdException w:name="Hyperlink" w:semiHidden="1" w:unhideWhenUsed="1"/>
+    <w:lsdException w:name="FollowedHyperlink" w:semiHidden="1" w:unhideWhenUsed="1"/>
+    <w:lsdException w:name="Strong" w:uiPriority="22" w:qFormat="1"/>
+    <w:lsdException w:name="Emphasis" w:uiPriority="20" w:qFormat="1"/>
+    <w:lsdException w:name="Document Map" w:semiHidden="1" w:unhideWhenUsed="1"/>
+    <w:lsdException w:name="Plain Text" w:semiHidden="1" w:unhideWhenUsed="1"/>
+    <w:lsdException w:name="E-mail Signature" w:semiHidden="1" w:unhideWhenUsed="1"/>
+    <w:lsdException w:name="HTML Top of Form" w:semiHidden="1" w:unhideWhenUsed="1"/>
+    <w:lsdException w:name="HTML Bottom of Form" w:semiHidden="1" w:unhideWhenUsed="1"/>
+    <w:lsdException w:name="Normal (Web)" w:semiHidden="1" w:unhideWhenUsed="1"/>
+    <w:lsdException w:name="HTML Acronym" w:semiHidden="1" w:unhideWhenUsed="1"/>
+    <w:lsdException w:name="HTML Address" w:semiHidden="1" w:unhideWhenUsed="1"/>
+    <w:lsdException w:name="HTML Cite" w:semiHidden="1" w:unhideWhenUsed="1"/>
+    <w:lsdException w:name="HTML Code" w:semiHidden="1" w:unhideWhenUsed="1"/>
+    <w:lsdException w:name="HTML Definition" w:semiHidden="1" w:unhideWhenUsed="1"/>
+    <w:lsdException w:name="HTML Keyboard" w:semiHidden="1" w:unhideWhenUsed="1"/>
+    <w:lsdException w:name="HTML Preformatted" w:semiHidden="1" w:unhideWhenUsed="1"/>
+    <w:lsdException w:name="HTML Sample" w:semiHidden="1" w:unhideWhenUsed="1"/>
+    <w:lsdException w:name="HTML Typewriter" w:semiHidden="1" w:unhideWhenUsed="1"/>
+    <w:lsdException w:name="HTML Variable" w:semiHidden="1" w:unhideWhenUsed="1"/>
+    <w:lsdException w:name="Normal Table" w:semiHidden="1" w:unhideWhenUsed="1"/>
+    <w:lsdException w:name="annotation subject" w:semiHidden="1" w:unhideWhenUsed="1"/>
+    <w:lsdException w:name="No List" w:semiHidden="1" w:unhideWhenUsed="1"/>
+    <w:lsdException w:name="Outline List 1" w:semiHidden="1" w:unhideWhenUsed="1"/>
+    <w:lsdException w:name="Outline List 2" w:semiHidden="1" w:unhideWhenUsed="1"/>
+    <w:lsdException w:name="Outline List 3" w:semiHidden="1" w:unhideWhenUsed="1"/>
+    <w:lsdException w:name="Table Simple 1" w:semiHidden="1" w:unhideWhenUsed="1"/>
+    <w:lsdException w:name="Table Simple 2" w:semiHidden="1" w:unhideWhenUsed="1"/>
+    <w:lsdException w:name="Table Simple 3" w:semiHidden="1" w:unhideWhenUsed="1"/>
+    <w:lsdException w:name="Table Classic 1" w:semiHidden="1" w:unhideWhenUsed="1"/>
+    <w:lsdException w:name="Table Classic 2" w:semiHidden="1" w:unhideWhenUsed="1"/>
+    <w:lsdException w:name="Table Classic 3" w:semiHidden="1" w:unhideWhenUsed="1"/>
+    <w:lsdException w:name="Table Classic 4" w:semiHidden="1" w:unhideWhenUsed="1"/>
+    <w:lsdException w:name="Table Colorful 1" w:semiHidden="1" w:unhideWhenUsed="1"/>
+    <w:lsdException w:name="Table Colorful 2" w:semiHidden="1" w:unhideWhenUsed="1"/>
+    <w:lsdException w:name="Table Colorful 3" w:semiHidden="1" w:unhideWhenUsed="1"/>
+    <w:lsdException w:name="Table Columns 1" w:semiHidden="1" w:unhideWhenUsed="1"/>
+    <w:lsdException w:name="Table Columns 2" w:semiHidden="1" w:unhideWhenUsed="1"/>
+    <w:lsdException w:name="Table Columns 3" w:semiHidden="1" w:unhideWhenUsed="1"/>
+    <w:lsdException w:name="Table Columns 4" w:semiHidden="1" w:unhideWhenUsed="1"/>
+    <w:lsdException w:name="Table Columns 5" w:semiHidden="1" w:unhideWhenUsed="1"/>
+    <w:lsdException w:name="Table Grid 1" w:semiHidden="1" w:unhideWhenUsed="1"/>
+    <w:lsdException w:name="Table Grid 2" w:semiHidden="1" w:unhideWhenUsed="1"/>
+    <w:lsdException w:name="Table Grid 3" w:semiHidden="1" w:unhideWhenUsed="1"/>
+    <w:lsdException w:name="Table Grid 4" w:semiHidden="1" w:unhideWhenUsed="1"/>
+    <w:lsdException w:name="Table Grid 5" w:semiHidden="1" w:unhideWhenUsed="1"/>
+    <w:lsdException w:name="Table Grid 6" w:semiHidden="1" w:unhideWhenUsed="1"/>
+    <w:lsdException w:name="Table Grid 7" w:semiHidden="1" w:unhideWhenUsed="1"/>
+    <w:lsdException w:name="Table Grid 8" w:semiHidden="1" w:unhideWhenUsed="1"/>
+    <w:lsdException w:name="Table List 1" w:semiHidden="1" w:unhideWhenUsed="1"/>
+    <w:lsdException w:name="Table List 2" w:semiHidden="1" w:unhideWhenUsed="1"/>
+    <w:lsdException w:name="Table List 3" w:semiHidden="1" w:unhideWhenUsed="1"/>
+    <w:lsdException w:name="Table List 4" w:semiHidden="1" w:unhideWhenUsed="1"/>
+    <w:lsdException w:name="Table List 5" w:semiHidden="1" w:unhideWhenUsed="1"/>
+    <w:lsdException w:name="Table List 6" w:semiHidden="1" w:unhideWhenUsed="1"/>
+    <w:lsdException w:name="Table List 7" w:semiHidden="1" w:unhideWhenUsed="1"/>
+    <w:lsdException w:name="Table List 8" w:semiHidden="1" w:unhideWhenUsed="1"/>
+    <w:lsdException w:name="Table 3D effects 1" w:semiHidden="1" w:unhideWhenUsed="1"/>
+    <w:lsdException w:name="Table 3D effects 2" w:semiHidden="1" w:unhideWhenUsed="1"/>
+    <w:lsdException w:name="Table 3D effects 3" w:semiHidden="1" w:unhideWhenUsed="1"/>
+    <w:lsdException w:name="Table Contemporary" w:semiHidden="1" w:unhideWhenUsed="1"/>
+    <w:lsdException w:name="Table Elegant" w:semiHidden="1" w:unhideWhenUsed="1"/>
+    <w:lsdException w:name="Table Professional" w:semiHidden="1" w:unhideWhenUsed="1"/>
+    <w:lsdException w:name="Table Subtle 1" w:semiHidden="1" w:unhideWhenUsed="1"/>
+    <w:lsdException w:name="Table Subtle 2" w:semiHidden="1" w:unhideWhenUsed="1"/>
+    <w:lsdException w:name="Table Web 1" w:semiHidden="1" w:unhideWhenUsed="1"/>
+    <w:lsdException w:name="Table Web 2" w:semiHidden="1" w:unhideWhenUsed="1"/>
+    <w:lsdException w:name="Table Web 3" w:semiHidden="1" w:unhideWhenUsed="1"/>
+    <w:lsdException w:name="Balloon Text" w:semiHidden="1" w:unhideWhenUsed="1"/>
+    <w:lsdException w:name="Table Grid" w:uiPriority="39"/>
+    <w:lsdException w:name="Table Theme" w:semiHidden="1" w:unhideWhenUsed="1"/>
+    <w:lsdException w:name="Placeholder Text" w:semiHidden="1"/>
+    <w:lsdException w:name="No Spacing" w:uiPriority="1" w:qFormat="1"/>
+    <w:lsdException w:name="Light Shading" w:uiPriority="60"/>
+    <w:lsdException w:name="Light List" w:uiPriority="61"/>
+    <w:lsdException w:name="Light Grid" w:uiPriority="62"/>
+    <w:lsdException w:name="Medium Shading 1" w:uiPriority="63"/>
+    <w:lsdException w:name="Medium Shading 2" w:uiPriority="64"/>
+    <w:lsdException w:name="Medium List 1" w:uiPriority="65"/>
+    <w:lsdException w:name="Medium List 2" w:uiPriority="66"/>
+    <w:lsdException w:name="Medium Grid 1" w:uiPriority="67"/>
+    <w:lsdException w:name="Medium Grid 2" w:uiPriority="68"/>
+    <w:lsdException w:name="Medium Grid 3" w:uiPriority="69"/>
+    <w:lsdException w:name="Dark List" w:uiPriority="70"/>
+    <w:lsdException w:name="Colorful Shading" w:uiPriority="71"/>
+    <w:lsdException w:name="Colorful List" w:uiPriority="72"/>
+    <w:lsdException w:name="Colorful Grid" w:uiPriority="73"/>
+    <w:lsdException w:name="Light Shading Accent 1" w:uiPriority="60"/>
+    <w:lsdException w:name="Light List Accent 1" w:uiPriority="61"/>
+    <w:lsdException w:name="Light Grid Accent 1" w:uiPriority="62"/>
+    <w:lsdException w:name="Medium Shading 1 Accent 1" w:uiPriority="63"/>
+    <w:lsdException w:name="Medium Shading 2 Accent 1" w:uiPriority="64"/>
+    <w:lsdException w:name="Medium List 1 Accent 1" w:uiPriority="65"/>
+    <w:lsdException w:name="Revision" w:semiHidden="1"/>
+    <w:lsdException w:name="List Paragraph" w:uiPriority="34" w:qFormat="1"/>
+    <w:lsdException w:name="Quote" w:uiPriority="29" w:qFormat="1"/>
+    <w:lsdException w:name="Intense Quote" w:uiPriority="30" w:qFormat="1"/>
+    <w:lsdException w:name="Medium List 2 Accent 1" w:uiPriority="66"/>
+    <w:lsdException w:name="Medium Grid 1 Accent 1" w:uiPriority="67"/>
+    <w:lsdException w:name="Medium Grid 2 Accent 1" w:uiPriority="68"/>
+    <w:lsdException w:name="Medium Grid 3 Accent 1" w:uiPriority="69"/>
+    <w:lsdException w:name="Dark List Accent 1" w:uiPriority="70"/>
+    <w:lsdException w:name="Colorful Shading Accent 1" w:uiPriority="71"/>
+    <w:lsdException w:name="Colorful List Accent 1" w:uiPriority="72"/>
+    <w:lsdException w:name="Colorful Grid Accent 1" w:uiPriority="73"/>
+    <w:lsdException w:name="Light Shading Accent 2" w:uiPriority="60"/>
+    <w:lsdException w:name="Light List Accent 2" w:uiPriority="61"/>
+    <w:lsdException w:name="Light Grid Accent 2" w:uiPriority="62"/>
+    <w:lsdException w:name="Medium Shading 1 Accent 2" w:uiPriority="63"/>
+    <w:lsdException w:name="Medium Shading 2 Accent 2" w:uiPriority="64"/>
+    <w:lsdException w:name="Medium List 1 Accent 2" w:uiPriority="65"/>
+    <w:lsdException w:name="Medium List 2 Accent 2" w:uiPriority="66"/>
+    <w:lsdException w:name="Medium Grid 1 Accent 2" w:uiPriority="67"/>
+    <w:lsdException w:name="Medium Grid 2 Accent 2" w:uiPriority="68"/>
+    <w:lsdException w:name="Medium Grid 3 Accent 2" w:uiPriority="69"/>
+    <w:lsdException w:name="Dark List Accent 2" w:uiPriority="70"/>
+    <w:lsdException w:name="Colorful Shading Accent 2" w:uiPriority="71"/>
+    <w:lsdException w:name="Colorful List Accent 2" w:uiPriority="72"/>
+    <w:lsdException w:name="Colorful Grid Accent 2" w:uiPriority="73"/>
+    <w:lsdException w:name="Light Shading Accent 3" w:uiPriority="60"/>
+    <w:lsdException w:name="Light List Accent 3" w:uiPriority="61"/>
+    <w:lsdException w:name="Light Grid Accent 3" w:uiPriority="62"/>
+    <w:lsdException w:name="Medium Shading 1 Accent 3" w:uiPriority="63"/>
+    <w:lsdException w:name="Medium Shading 2 Accent 3" w:uiPriority="64"/>
+    <w:lsdException w:name="Medium List 1 Accent 3" w:uiPriority="65"/>
+    <w:lsdException w:name="Medium List 2 Accent 3" w:uiPriority="66"/>
+    <w:lsdException w:name="Medium Grid 1 Accent 3" w:uiPriority="67"/>
+    <w:lsdException w:name="Medium Grid 2 Accent 3" w:uiPriority="68"/>
+    <w:lsdException w:name="Medium Grid 3 Accent 3" w:uiPriority="69"/>
+    <w:lsdException w:name="Dark List Accent 3" w:uiPriority="70"/>
+    <w:lsdException w:name="Colorful Shading Accent 3" w:uiPriority="71"/>
+    <w:lsdException w:name="Colorful List Accent 3" w:uiPriority="72"/>
+    <w:lsdException w:name="Colorful Grid Accent 3" w:uiPriority="73"/>
+    <w:lsdException w:name="Light Shading Accent 4" w:uiPriority="60"/>
+    <w:lsdException w:name="Light List Accent 4" w:uiPriority="61"/>
+    <w:lsdException w:name="Light Grid Accent 4" w:uiPriority="62"/>
+    <w:lsdException w:name="Medium Shading 1 Accent 4" w:uiPriority="63"/>
+    <w:lsdException w:name="Medium Shading 2 Accent 4" w:uiPriority="64"/>
+    <w:lsdException w:name="Medium List 1 Accent 4" w:uiPriority="65"/>
+    <w:lsdException w:name="Medium List 2 Accent 4" w:uiPriority="66"/>
+    <w:lsdException w:name="Medium Grid 1 Accent 4" w:uiPriority="67"/>
+    <w:lsdException w:name="Medium Grid 2 Accent 4" w:uiPriority="68"/>
+    <w:lsdException w:name="Medium Grid 3 Accent 4" w:uiPriority="69"/>
+    <w:lsdException w:name="Dark List Accent 4" w:uiPriority="70"/>
+    <w:lsdException w:name="Colorful Shading Accent 4" w:uiPriority="71"/>
+    <w:lsdException w:name="Colorful List Accent 4" w:uiPriority="72"/>
+    <w:lsdException w:name="Colorful Grid Accent 4" w:uiPriority="73"/>
+    <w:lsdException w:name="Light Shading Accent 5" w:uiPriority="60"/>
+    <w:lsdException w:name="Light List Accent 5" w:uiPriority="61"/>
+    <w:lsdException w:name="Light Grid Accent 5" w:uiPriority="62"/>
+    <w:lsdException w:name="Medium Shading 1 Accent 5" w:uiPriority="63"/>
+    <w:lsdException w:name="Medium Shading 2 Accent 5" w:uiPriority="64"/>
+    <w:lsdException w:name="Medium List 1 Accent 5" w:uiPriority="65"/>
+    <w:lsdException w:name="Medium List 2 Accent 5" w:uiPriority="66"/>
+    <w:lsdException w:name="Medium Grid 1 Accent 5" w:uiPriority="67"/>
+    <w:lsdException w:name="Medium Grid 2 Accent 5" w:uiPriority="68"/>
+    <w:lsdException w:name="Medium Grid 3 Accent 5" w:uiPriority="69"/>
+    <w:lsdException w:name="Dark List Accent 5" w:uiPriority="70"/>
+    <w:lsdException w:name="Colorful Shading Accent 5" w:uiPriority="71"/>
+    <w:lsdException w:name="Colorful List Accent 5" w:uiPriority="72"/>
+    <w:lsdException w:name="Colorful Grid Accent 5" w:uiPriority="73"/>
+    <w:lsdException w:name="Light Shading Accent 6" w:uiPriority="60"/>
+    <w:lsdException w:name="Light List Accent 6" w:uiPriority="61"/>
+    <w:lsdException w:name="Light Grid Accent 6" w:uiPriority="62"/>
+    <w:lsdException w:name="Medium Shading 1 Accent 6" w:uiPriority="63"/>
+    <w:lsdException w:name="Medium Shading 2 Accent 6" w:uiPriority="64"/>
+    <w:lsdException w:name="Medium List 1 Accent 6" w:uiPriority="65"/>
+    <w:lsdException w:name="Medium List 2 Accent 6" w:uiPriority="66"/>
+    <w:lsdException w:name="Medium Grid 1 Accent 6" w:uiPriority="67"/>
+    <w:lsdException w:name="Medium Grid 2 Accent 6" w:uiPriority="68"/>
+    <w:lsdException w:name="Medium Grid 3 Accent 6" w:uiPriority="69"/>
+    <w:lsdException w:name="Dark List Accent 6" w:uiPriority="70"/>
+    <w:lsdException w:name="Colorful Shading Accent 6" w:uiPriority="71"/>
+    <w:lsdException w:name="Colorful List Accent 6" w:uiPriority="72"/>
+    <w:lsdException w:name="Colorful Grid Accent 6" w:uiPriority="73"/>
+    <w:lsdException w:name="Subtle Emphasis" w:uiPriority="19" w:qFormat="1"/>
+    <w:lsdException w:name="Intense Emphasis" w:uiPriority="21" w:qFormat="1"/>
+    <w:lsdException w:name="Subtle Reference" w:uiPriority="31" w:qFormat="1"/>
+    <w:lsdException w:name="Intense Reference" w:uiPriority="32" w:qFormat="1"/>
+    <w:lsdException w:name="Book Title" w:uiPriority="33" w:qFormat="1"/>
+    <w:lsdException w:name="Bibliography" w:semiHidden="1" w:uiPriority="37" w:unhideWhenUsed="1"/>
+    <w:lsdException w:name="TOC Heading" w:semiHidden="1" w:uiPriority="39" w:unhideWhenUsed="1" w:qFormat="1"/>
+    <w:lsdException w:name="Plain Table 1" w:uiPriority="41"/>
+    <w:lsdException w:name="Plain Table 2" w:uiPriority="42"/>
+    <w:lsdException w:name="Plain Table 3" w:uiPriority="43"/>
+    <w:lsdException w:name="Plain Table 4" w:uiPriority="44"/>
+    <w:lsdException w:name="Plain Table 5" w:uiPriority="45"/>
+    <w:lsdException w:name="Grid Table Light" w:uiPriority="40"/>
+    <w:lsdException w:name="Grid Table 1 Light" w:uiPriority="46"/>
+    <w:lsdException w:name="Grid Table 2" w:uiPriority="47"/>
+    <w:lsdException w:name="Grid Table 3" w:uiPriority="48"/>
+    <w:lsdException w:name="Grid Table 4" w:uiPriority="49"/>
+    <w:lsdException w:name="Grid Table 5 Dark" w:uiPriority="50"/>
+    <w:lsdException w:name="Grid Table 6 Colorful" w:uiPriority="51"/>
+    <w:lsdException w:name="Grid Table 7 Colorful" w:uiPriority="52"/>
+    <w:lsdException w:name="Grid Table 1 Light Accent 1" w:uiPriority="46"/>
+    <w:lsdException w:name="Grid Table 2 Accent 1" w:uiPriority="47"/>
+    <w:lsdException w:name="Grid Table 3 Accent 1" w:uiPriority="48"/>
+    <w:lsdException w:name="Grid Table 4 Accent 1" w:uiPriority="49"/>
+    <w:lsdException w:name="Grid Table 5 Dark Accent 1" w:uiPriority="50"/>
+    <w:lsdException w:name="Grid Table 6 Colorful Accent 1" w:uiPriority="51"/>
+    <w:lsdException w:name="Grid Table 7 Colorful Accent 1" w:uiPriority="52"/>
+    <w:lsdException w:name="Grid Table 1 Light Accent 2" w:uiPriority="46"/>
+    <w:lsdException w:name="Grid Table 2 Accent 2" w:uiPriority="47"/>
+    <w:lsdException w:name="Grid Table 3 Accent 2" w:uiPriority="48"/>
+    <w:lsdException w:name="Grid Table 4 Accent 2" w:uiPriority="49"/>
+    <w:lsdException w:name="Grid Table 5 Dark Accent 2" w:uiPriority="50"/>
+    <w:lsdException w:name="Grid Table 6 Colorful Accent 2" w:uiPriority="51"/>
+    <w:lsdException w:name="Grid Table 7 Colorful Accent 2" w:uiPriority="52"/>
+    <w:lsdException w:name="Grid Table 1 Light Accent 3" w:uiPriority="46"/>
+    <w:lsdException w:name="Grid Table 2 Accent 3" w:uiPriority="47"/>
+    <w:lsdException w:name="Grid Table 3 Accent 3" w:uiPriority="48"/>
+    <w:lsdException w:name="Grid Table 4 Accent 3" w:uiPriority="49"/>
+    <w:lsdException w:name="Grid Table 5 Dark Accent 3" w:uiPriority="50"/>
+    <w:lsdException w:name="Grid Table 6 Colorful Accent 3" w:uiPriority="51"/>
+    <w:lsdException w:name="Grid Table 7 Colorful Accent 3" w:uiPriority="52"/>
+    <w:lsdException w:name="Grid Table 1 Light Accent 4" w:uiPriority="46"/>
+    <w:lsdException w:name="Grid Table 2 Accent 4" w:uiPriority="47"/>
+    <w:lsdException w:name="Grid Table 3 Accent 4" w:uiPriority="48"/>
+    <w:lsdException w:name="Grid Table 4 Accent 4" w:uiPriority="49"/>
+    <w:lsdException w:name="Grid Table 5 Dark Accent 4" w:uiPriority="50"/>
+    <w:lsdException w:name="Grid Table 6 Colorful Accent 4" w:uiPriority="51"/>
+    <w:lsdException w:name="Grid Table 7 Colorful Accent 4" w:uiPriority="52"/>
+    <w:lsdException w:name="Grid Table 1 Light Accent 5" w:uiPriority="46"/>
+    <w:lsdException w:name="Grid Table 2 Accent 5" w:uiPriority="47"/>
+    <w:lsdException w:name="Grid Table 3 Accent 5" w:uiPriority="48"/>
+    <w:lsdException w:name="Grid Table 4 Accent 5" w:uiPriority="49"/>
+    <w:lsdException w:name="Grid Table 5 Dark Accent 5" w:uiPriority="50"/>
+    <w:lsdException w:name="Grid Table 6 Colorful Accent 5" w:uiPriority="51"/>
+    <w:lsdException w:name="Grid Table 7 Colorful Accent 5" w:uiPriority="52"/>
+    <w:lsdException w:name="Grid Table 1 Light Accent 6" w:uiPriority="46"/>
+    <w:lsdException w:name="Grid Table 2 Accent 6" w:uiPriority="47"/>
+    <w:lsdException w:name="Grid Table 3 Accent 6" w:uiPriority="48"/>
+    <w:lsdException w:name="Grid Table 4 Accent 6" w:uiPriority="49"/>
+    <w:lsdException w:name="Grid Table 5 Dark Accent 6" w:uiPriority="50"/>
+    <w:lsdException w:name="Grid Table 6 Colorful Accent 6" w:uiPriority="51"/>
+    <w:lsdException w:name="Grid Table 7 Colorful Accent 6" w:uiPriority="52"/>
+    <w:lsdException w:name="List Table 1 Light" w:uiPriority="46"/>
+    <w:lsdException w:name="List Table 2" w:uiPriority="47"/>
+    <w:lsdException w:name="List Table 3" w:uiPriority="48"/>
+    <w:lsdException w:name="List Table 4" w:uiPriority="49"/>
+    <w:lsdException w:name="List Table 5 Dark" w:uiPriority="50"/>
+    <w:lsdException w:name="List Table 6 Colorful" w:uiPriority="51"/>
+    <w:lsdException w:name="List Table 7 Colorful" w:uiPriority="52"/>
+    <w:lsdException w:name="List Table 1 Light Accent 1" w:uiPriority="46"/>
+    <w:lsdException w:name="List Table 2 Accent 1" w:uiPriority="47"/>
+    <w:lsdException w:name="List Table 3 Accent 1" w:uiPriority="48"/>
+    <w:lsdException w:name="List Table 4 Accent 1" w:uiPriority="49"/>
+    <w:lsdException w:name="List Table 5 Dark Accent 1" w:uiPriority="50"/>
+    <w:lsdException w:name="List Table 6 Colorful Accent 1" w:uiPriority="51"/>
+    <w:lsdException w:name="List Table 7 Colorful Accent 1" w:uiPriority="52"/>
+    <w:lsdException w:name="List Table 1 Light Accent 2" w:uiPriority="46"/>
+    <w:lsdException w:name="List Table 2 Accent 2" w:uiPriority="47"/>
+    <w:lsdException w:name="List Table 3 Accent 2" w:uiPriority="48"/>
+    <w:lsdException w:name="List Table 4 Accent 2" w:uiPriority="49"/>
+    <w:lsdException w:name="List Table 5 Dark Accent 2" w:uiPriority="50"/>
+    <w:lsdException w:name="List Table 6 Colorful Accent 2" w:uiPriority="51"/>
+    <w:lsdException w:name="List Table 7 Colorful Accent 2" w:uiPriority="52"/>
+    <w:lsdException w:name="List Table 1 Light Accent 3" w:uiPriority="46"/>
+    <w:lsdException w:name="List Table 2 Accent 3" w:uiPriority="47"/>
+    <w:lsdException w:name="List Table 3 Accent 3" w:uiPriority="48"/>
+    <w:lsdException w:name="List Table 4 Accent 3" w:uiPriority="49"/>
+    <w:lsdException w:name="List Table 5 Dark Accent 3" w:uiPriority="50"/>
+    <w:lsdException w:name="List Table 6 Colorful Accent 3" w:uiPriority="51"/>
+    <w:lsdException w:name="List Table 7 Colorful Accent 3" w:uiPriority="52"/>
+    <w:lsdException w:name="List Table 1 Light Accent 4" w:uiPriority="46"/>
+    <w:lsdException w:name="List Table 2 Accent 4" w:uiPriority="47"/>
+    <w:lsdException w:name="List Table 3 Accent 4" w:uiPriority="48"/>
+    <w:lsdException w:name="List Table 4 Accent 4" w:uiPriority="49"/>
+    <w:lsdException w:name="List Table 5 Dark Accent 4" w:uiPriority="50"/>
+    <w:lsdException w:name="List Table 6 Colorful Accent 4" w:uiPriority="51"/>
+    <w:lsdException w:name="List Table 7 Colorful Accent 4" w:uiPriority="52"/>
+    <w:lsdException w:name="List Table 1 Light Accent 5" w:uiPriority="46"/>
+    <w:lsdException w:name="List Table 2 Accent 5" w:uiPriority="47"/>
+    <w:lsdException w:name="List Table 3 Accent 5" w:uiPriority="48"/>
+    <w:lsdException w:name="List Table 4 Accent 5" w:uiPriority="49"/>
+    <w:lsdException w:name="List Table 5 Dark Accent 5" w:uiPriority="50"/>
+    <w:lsdException w:name="List Table 6 Colorful Accent 5" w:uiPriority="51"/>
+    <w:lsdException w:name="List Table 7 Colorful Accent 5" w:uiPriority="52"/>
+    <w:lsdException w:name="List Table 1 Light Accent 6" w:uiPriority="46"/>
+    <w:lsdException w:name="List Table 2 Accent 6" w:uiPriority="47"/>
+    <w:lsdException w:name="List Table 3 Accent 6" w:uiPriority="48"/>
+    <w:lsdException w:name="List Table 4 Accent 6" w:uiPriority="49"/>
+    <w:lsdException w:name="List Table 5 Dark Accent 6" w:uiPriority="50"/>
+    <w:lsdException w:name="List Table 6 Colorful Accent 6" w:uiPriority="51"/>
+    <w:lsdException w:name="List Table 7 Colorful Accent 6" w:uiPriority="52"/>
+    <w:lsdException w:name="Mention" w:semiHidden="1" w:unhideWhenUsed="1"/>
+    <w:lsdException w:name="Smart Hyperlink" w:semiHidden="1" w:unhideWhenUsed="1"/>
+    <w:lsdException w:name="Hashtag" w:semiHidden="1" w:unhideWhenUsed="1"/>
+    <w:lsdException w:name="Unresolved Mention" w:semiHidden="1" w:unhideWhenUsed="1"/>
+  </w:latentStyles>
+  <w:style w:type="paragraph" w:default="1" w:styleId="Normal">
+    <w:name w:val="Normal"/>
+    <w:qFormat/>
+  </w:style>
+  <w:style w:type="character" w:default="1" w:styleId="DefaultParagraphFont">
+    <w:name w:val="Default Paragraph Font"/>
+    <w:uiPriority w:val="1"/>
+    <w:semiHidden/>
+    <w:unhideWhenUsed/>
+  </w:style>
+  <w:style w:type="table" w:default="1" w:styleId="TableNormal">
+    <w:name w:val="Normal Table"/>
+    <w:uiPriority w:val="99"/>
+    <w:semiHidden/>
+    <w:unhideWhenUsed/>
+    <w:tblPr>
+      <w:tblInd w:w="0" w:type="dxa"/>
+      <w:tblCellMar>
+        <w:top w:w="0" w:type="dxa"/>
+        <w:left w:w="108" w:type="dxa"/>
+        <w:bottom w:w="0" w:type="dxa"/>
+        <w:right w:w="108" w:type="dxa"/>
+      </w:tblCellMar>
+    </w:tblPr>
+  </w:style>
+  <w:style w:type="numbering" w:default="1" w:styleId="NoList">
+    <w:name w:val="No List"/>
+    <w:uiPriority w:val="99"/>
+    <w:semiHidden/>
+    <w:unhideWhenUsed/>
+  </w:style>
+  <w:style w:type="paragraph" w:styleId="Header">
+    <w:name w:val="header"/>
+    <w:basedOn w:val="Normal"/>
+    <w:link w:val="HeaderChar"/>
+    <w:uiPriority w:val="99"/>
+    <w:unhideWhenUsed/>
+    <w:rsid w:val="008748BE"/>
+    <w:pPr>
+      <w:tabs>
+        <w:tab w:val="center" w:pos="4680"/>
+        <w:tab w:val="right" w:pos="9360"/>
+      </w:tabs>
+      <w:spacing w:after="0" w:line="240" w:lineRule="auto"/>
+    </w:pPr>
+  </w:style>
+  <w:style w:type="character" w:customStyle="1" w:styleId="HeaderChar">
+    <w:name w:val="Header Char"/>
+    <w:basedOn w:val="DefaultParagraphFont"/>
+    <w:link w:val="Header"/>
+    <w:uiPriority w:val="99"/>
+    <w:rsid w:val="008748BE"/>
+  </w:style>
+  <w:style w:type="paragraph" w:styleId="Footer">
+    <w:name w:val="footer"/>
+    <w:basedOn w:val="Normal"/>
+    <w:link w:val="FooterChar"/>
+    <w:uiPriority w:val="99"/>
+    <w:unhideWhenUsed/>
+    <w:rsid w:val="008748BE"/>
+    <w:pPr>
+      <w:tabs>
+        <w:tab w:val="center" w:pos="4680"/>
+        <w:tab w:val="right" w:pos="9360"/>
+      </w:tabs>
+      <w:spacing w:after="0" w:line="240" w:lineRule="auto"/>
+    </w:pPr>
+  </w:style>
+  <w:style w:type="character" w:customStyle="1" w:styleId="FooterChar">
+    <w:name w:val="Footer Char"/>
+    <w:basedOn w:val="DefaultParagraphFont"/>
+    <w:link w:val="Footer"/>
+    <w:uiPriority w:val="99"/>
+    <w:rsid w:val="008748BE"/>
+  </w:style>
 </w:styles>
+</file>
+
+<file path=word/theme/theme1.xml><?xml version="1.0" encoding="utf-8"?>
+<a:theme xmlns:a="http://schemas.openxmlformats.org/drawingml/2006/main" name="Office Theme">
+  <a:themeElements>
+    <a:clrScheme name="Office">
+      <a:dk1>
+        <a:sysClr val="windowText" lastClr="000000"/>
+      </a:dk1>
+      <a:lt1>
+        <a:sysClr val="window" lastClr="FFFFFF"/>
+      </a:lt1>
+      <a:dk2>
+        <a:srgbClr val="44546A"/>
+      </a:dk2>
+      <a:lt2>
+        <a:srgbClr val="E7E6E6"/>
+      </a:lt2>
+      <a:accent1>
+        <a:srgbClr val="4472C4"/>
+      </a:accent1>
+      <a:accent2>
+        <a:srgbClr val="ED7D31"/>
+      </a:accent2>
+      <a:accent3>
+        <a:srgbClr val="A5A5A5"/>
+      </a:accent3>
+      <a:accent4>
+        <a:srgbClr val="FFC000"/>
+      </a:accent4>
+      <a:accent5>
+        <a:srgbClr val="5B9BD5"/>
+      </a:accent5>
+      <a:accent6>
+        <a:srgbClr val="70AD47"/>
+      </a:accent6>
+      <a:hlink>
+        <a:srgbClr val="0563C1"/>
+      </a:hlink>
+      <a:folHlink>
+        <a:srgbClr val="954F72"/>
+      </a:folHlink>
+    </a:clrScheme>
+    <a:fontScheme name="Office">
+      <a:majorFont>
+        <a:latin typeface="Calibri Light" panose="020F0302020204030204"/>
+        <a:ea typeface=""/>
+        <a:cs typeface=""/>
+        <a:font script="Jpan" typeface="游ゴシック Light"/>
+        <a:font script="Hang" typeface="맑은 고딕"/>
+        <a:font script="Hans" typeface="等线 Light"/>
+        <a:font script="Hant" typeface="新細明體"/>
+        <a:font script="Arab" typeface="Times New Roman"/>
+        <a:font script="Hebr" typeface="Times New Roman"/>
+        <a:font script="Thai" typeface="Angsana New"/>
+        <a:font script="Ethi" typeface="Nyala"/>
+        <a:font script="Beng" typeface="Vrinda"/>
+        <a:font script="Gujr" typeface="Shruti"/>
+        <a:font script="Khmr" typeface="MoolBoran"/>
+        <a:font script="Knda" typeface="Tunga"/>
+        <a:font script="Guru" typeface="Raavi"/>
+        <a:font script="Cans" typeface="Euphemia"/>
+        <a:font script="Cher" typeface="Plantagenet Cherokee"/>
+        <a:font script="Yiii" typeface="Microsoft Yi Baiti"/>
+        <a:font script="Tibt" typeface="Microsoft Himalaya"/>
+        <a:font script="Thaa" typeface="MV Boli"/>
+        <a:font script="Deva" typeface="Mangal"/>
+        <a:font script="Telu" typeface="Gautami"/>
+        <a:font script="Taml" typeface="Latha"/>
+        <a:font script="Syrc" typeface="Estrangelo Edessa"/>
+        <a:font script="Orya" typeface="Kalinga"/>
+        <a:font script="Mlym" typeface="Kartika"/>
+        <a:font script="Laoo" typeface="DokChampa"/>
+        <a:font script="Sinh" typeface="Iskoola Pota"/>
+        <a:font script="Mong" typeface="Mongolian Baiti"/>
+        <a:font script="Viet" typeface="Times New Roman"/>
+        <a:font script="Uigh" typeface="Microsoft Uighur"/>
+        <a:font script="Geor" typeface="Sylfaen"/>
+        <a:font script="Armn" typeface="Arial"/>
+        <a:font script="Bugi" typeface="Leelawadee UI"/>
+        <a:font script="Bopo" typeface="Microsoft JhengHei"/>
+        <a:font script="Java" typeface="Javanese Text"/>
+        <a:font script="Lisu" typeface="Segoe UI"/>
+        <a:font script="Mymr" typeface="Myanmar Text"/>
+        <a:font script="Nkoo" typeface="Ebrima"/>
+        <a:font script="Olck" typeface="Nirmala UI"/>
+        <a:font script="Osma" typeface="Ebrima"/>
+        <a:font script="Phag" typeface="Phagspa"/>
+        <a:font script="Syrn" typeface="Estrangelo Edessa"/>
+        <a:font script="Syrj" typeface="Estrangelo Edessa"/>
+        <a:font script="Syre" typeface="Estrangelo Edessa"/>
+        <a:font script="Sora" typeface="Nirmala UI"/>
+        <a:font script="Tale" typeface="Microsoft Tai Le"/>
+        <a:font script="Talu" typeface="Microsoft New Tai Lue"/>
+        <a:font script="Tfng" typeface="Ebrima"/>
+      </a:majorFont>
+      <a:minorFont>
+        <a:latin typeface="Calibri" panose="020F0502020204030204"/>
+        <a:ea typeface=""/>
+        <a:cs typeface=""/>
+        <a:font script="Jpan" typeface="游明朝"/>
+        <a:font script="Hang" typeface="맑은 고딕"/>
+        <a:font script="Hans" typeface="等线"/>
+        <a:font script="Hant" typeface="新細明體"/>
+        <a:font script="Arab" typeface="Arial"/>
+        <a:font script="Hebr" typeface="Arial"/>
+        <a:font script="Thai" typeface="Cordia New"/>
+        <a:font script="Ethi" typeface="Nyala"/>
+        <a:font script="Beng" typeface="Vrinda"/>
+        <a:font script="Gujr" typeface="Shruti"/>
+        <a:font script="Khmr" typeface="DaunPenh"/>
+        <a:font script="Knda" typeface="Tunga"/>
+        <a:font script="Guru" typeface="Raavi"/>
+        <a:font script="Cans" typeface="Euphemia"/>
+        <a:font script="Cher" typeface="Plantagenet Cherokee"/>
+        <a:font script="Yiii" typeface="Microsoft Yi Baiti"/>
+        <a:font script="Tibt" typeface="Microsoft Himalaya"/>
+        <a:font script="Thaa" typeface="MV Boli"/>
+        <a:font script="Deva" typeface="Mangal"/>
+        <a:font script="Telu" typeface="Gautami"/>
+        <a:font script="Taml" typeface="Latha"/>
+        <a:font script="Syrc" typeface="Estrangelo Edessa"/>
+        <a:font script="Orya" typeface="Kalinga"/>
+        <a:font script="Mlym" typeface="Kartika"/>
+        <a:font script="Laoo" typeface="DokChampa"/>
+        <a:font script="Sinh" typeface="Iskoola Pota"/>
+        <a:font script="Mong" typeface="Mongolian Baiti"/>
+        <a:font script="Viet" typeface="Arial"/>
+        <a:font script="Uigh" typeface="Microsoft Uighur"/>
+        <a:font script="Geor" typeface="Sylfaen"/>
+        <a:font script="Armn" typeface="Arial"/>
+        <a:font script="Bugi" typeface="Leelawadee UI"/>
+        <a:font script="Bopo" typeface="Microsoft JhengHei"/>
+        <a:font script="Java" typeface="Javanese Text"/>
+        <a:font script="Lisu" typeface="Segoe UI"/>
+        <a:font script="Mymr" typeface="Myanmar Text"/>
+        <a:font script="Nkoo" typeface="Ebrima"/>
+        <a:font script="Olck" typeface="Nirmala UI"/>
+        <a:font script="Osma" typeface="Ebrima"/>
+        <a:font script="Phag" typeface="Phagspa"/>
+        <a:font script="Syrn" typeface="Estrangelo Edessa"/>
+        <a:font script="Syrj" typeface="Estrangelo Edessa"/>
+        <a:font script="Syre" typeface="Estrangelo Edessa"/>
+        <a:font script="Sora" typeface="Nirmala UI"/>
+        <a:font script="Tale" typeface="Microsoft Tai Le"/>
+        <a:font script="Talu" typeface="Microsoft New Tai Lue"/>
+        <a:font script="Tfng" typeface="Ebrima"/>
+      </a:minorFont>
+    </a:fontScheme>
+    <a:fmtScheme name="Office">
+      <a:fillStyleLst>
+        <a:solidFill>
+          <a:schemeClr val="phClr"/>
+        </a:solidFill>
+        <a:gradFill rotWithShape="1">
+          <a:gsLst>
+            <a:gs pos="0">
+              <a:schemeClr val="phClr">
+                <a:lumMod val="110000"/>
+                <a:satMod val="105000"/>
+                <a:tint val="67000"/>
+              </a:schemeClr>
+            </a:gs>
+            <a:gs pos="50000">
+              <a:schemeClr val="phClr">
+                <a:lumMod val="105000"/>
+                <a:satMod val="103000"/>
+                <a:tint val="73000"/>
+              </a:schemeClr>
+            </a:gs>
+            <a:gs pos="100000">
+              <a:schemeClr val="phClr">
+                <a:lumMod val="105000"/>
+                <a:satMod val="109000"/>
+                <a:tint val="81000"/>
+              </a:schemeClr>
+            </a:gs>
+          </a:gsLst>
+          <a:lin ang="5400000" scaled="0"/>
+        </a:gradFill>
+        <a:gradFill rotWithShape="1">
+          <a:gsLst>
+            <a:gs pos="0">
+              <a:schemeClr val="phClr">
+                <a:satMod val="103000"/>
+                <a:lumMod val="102000"/>
+                <a:tint val="94000"/>
+              </a:schemeClr>
+            </a:gs>
+            <a:gs pos="50000">
+              <a:schemeClr val="phClr">
+                <a:satMod val="110000"/>
+                <a:lumMod val="100000"/>
+                <a:shade val="100000"/>
+              </a:schemeClr>
+            </a:gs>
+            <a:gs pos="100000">
+              <a:schemeClr val="phClr">
+                <a:lumMod val="99000"/>
+                <a:satMod val="120000"/>
+                <a:shade val="78000"/>
+              </a:schemeClr>
+            </a:gs>
+          </a:gsLst>
+          <a:lin ang="5400000" scaled="0"/>
+        </a:gradFill>
+      </a:fillStyleLst>
+      <a:lnStyleLst>
+        <a:ln w="6350" cap="flat" cmpd="sng" algn="ctr">
+          <a:solidFill>
+            <a:schemeClr val="phClr"/>
+          </a:solidFill>
+          <a:prstDash val="solid"/>
+          <a:miter lim="800000"/>
+        </a:ln>
+        <a:ln w="12700" cap="flat" cmpd="sng" algn="ctr">
+          <a:solidFill>
+            <a:schemeClr val="phClr"/>
+          </a:solidFill>
+          <a:prstDash val="solid"/>
+          <a:miter lim="800000"/>
+        </a:ln>
+        <a:ln w="19050" cap="flat" cmpd="sng" algn="ctr">
+          <a:solidFill>
+            <a:schemeClr val="phClr"/>
+          </a:solidFill>
+          <a:prstDash val="solid"/>
+          <a:miter lim="800000"/>
+        </a:ln>
+      </a:lnStyleLst>
+      <a:effectStyleLst>
+        <a:effectStyle>
+          <a:effectLst/>
+        </a:effectStyle>
+        <a:effectStyle>
+          <a:effectLst/>
+        </a:effectStyle>
+        <a:effectStyle>
+          <a:effectLst>
+            <a:outerShdw blurRad="57150" dist="19050" dir="5400000" algn="ctr" rotWithShape="0">
+              <a:srgbClr val="000000">
+                <a:alpha val="63000"/>
+              </a:srgbClr>
+            </a:outerShdw>
+          </a:effectLst>
+        </a:effectStyle>
+      </a:effectStyleLst>
+      <a:bgFillStyleLst>
+        <a:solidFill>
+          <a:schemeClr val="phClr"/>
+        </a:solidFill>
+        <a:solidFill>
+          <a:schemeClr val="phClr">
+            <a:tint val="95000"/>
+            <a:satMod val="170000"/>
+          </a:schemeClr>
+        </a:solidFill>
+        <a:gradFill rotWithShape="1">
+          <a:gsLst>
+            <a:gs pos="0">
+              <a:schemeClr val="phClr">
+                <a:tint val="93000"/>
+                <a:satMod val="150000"/>
+                <a:shade val="98000"/>
+                <a:lumMod val="102000"/>
+              </a:schemeClr>
+            </a:gs>
+            <a:gs pos="50000">
+              <a:schemeClr val="phClr">
+                <a:tint val="98000"/>
+                <a:satMod val="130000"/>
+                <a:shade val="90000"/>
+                <a:lumMod val="103000"/>
+              </a:schemeClr>
+            </a:gs>
+            <a:gs pos="100000">
+              <a:schemeClr val="phClr">
+                <a:shade val="63000"/>
+                <a:satMod val="120000"/>
+              </a:schemeClr>
+            </a:gs>
+          </a:gsLst>
+          <a:lin ang="5400000" scaled="0"/>
+        </a:gradFill>
+      </a:bgFillStyleLst>
+    </a:fmtScheme>
+  </a:themeElements>
+  <a:objectDefaults/>
+  <a:extraClrSchemeLst/>
+  <a:extLst>
+    <a:ext uri="{05A4C25C-085E-4340-85A3-A5531E510DB2}">
+      <thm15:themeFamily xmlns:thm15="http://schemas.microsoft.com/office/thememl/2012/main" name="Office Theme" id="{62F939B6-93AF-4DB8-9C6B-D6C7DFDC589F}" vid="{4A3C46E8-61CC-4603-A589-7422A47A8E4A}"/>
+    </a:ext>
+  </a:extLst>
+</a:theme>
 </file>